--- a/拆分实验报告/实验三、铂电阻及其应用实验.docx
+++ b/拆分实验报告/实验三、铂电阻及其应用实验.docx
@@ -63,8 +63,13 @@
       </w:r>
       <w:r>
         <w:rPr>
-          <w:rFonts w:eastAsia="楷体_GB2312"/>
+          <w:rFonts w:ascii="Times New Roman" w:hAnsi="Times New Roman" w:cs="Times New Roman" w:eastAsia="宋体" w:hint="default"/>
           <w:sz w:val="28"/>
+          <w:color w:val="000000"/>
+          <w:outline w:val="0"/>
+          <w:shadow w:val="0"/>
+          <w:emboss w:val="0"/>
+          <w:imprint w:val="0"/>
         </w:rPr>
         <mc:AlternateContent>
           <mc:Choice Requires="wps">
@@ -160,14 +165,24 @@
                                     <w:ind w:left="206" w:right="210" w:hanging="205" w:hangingChars="98"/>
                                     <w:jc w:val="right"/>
                                     <w:rPr>
-                                      <w:rFonts w:ascii="仿宋_GB2312" w:eastAsia="仿宋_GB2312"/>
+                                      <w:rFonts w:ascii="Times New Roman" w:hAnsi="Times New Roman" w:cs="Times New Roman" w:eastAsia="宋体" w:hint="default"/>
                                       <w:szCs w:val="21"/>
+                                      <w:color w:val="000000"/>
+                                      <w:outline w:val="0"/>
+                                      <w:shadow w:val="0"/>
+                                      <w:emboss w:val="0"/>
+                                      <w:imprint w:val="0"/>
                                     </w:rPr>
                                   </w:pPr>
                                   <w:r>
                                     <w:rPr>
-                                      <w:rFonts w:hint="eastAsia" w:ascii="仿宋_GB2312" w:eastAsia="仿宋_GB2312"/>
+                                      <w:rFonts w:ascii="Times New Roman" w:hAnsi="Times New Roman" w:cs="Times New Roman" w:eastAsia="宋体" w:hint="default"/>
                                       <w:szCs w:val="21"/>
+                                      <w:color w:val="000000"/>
+                                      <w:outline w:val="0"/>
+                                      <w:shadow w:val="0"/>
+                                      <w:emboss w:val="0"/>
+                                      <w:imprint w:val="0"/>
                                     </w:rPr>
                                     <w:t>评阅人</w:t>
                                   </w:r>
@@ -177,14 +192,24 @@
                                     <w:ind w:left="206" w:hanging="205" w:hangingChars="98"/>
                                     <w:jc w:val="center"/>
                                     <w:rPr>
-                                      <w:rFonts w:ascii="仿宋_GB2312" w:eastAsia="仿宋_GB2312"/>
+                                      <w:rFonts w:ascii="Times New Roman" w:hAnsi="Times New Roman" w:cs="Times New Roman" w:eastAsia="宋体" w:hint="default"/>
                                       <w:szCs w:val="21"/>
+                                      <w:color w:val="000000"/>
+                                      <w:outline w:val="0"/>
+                                      <w:shadow w:val="0"/>
+                                      <w:emboss w:val="0"/>
+                                      <w:imprint w:val="0"/>
                                     </w:rPr>
                                   </w:pPr>
                                   <w:r>
                                     <w:rPr>
-                                      <w:rFonts w:hint="eastAsia" w:ascii="仿宋_GB2312" w:eastAsia="仿宋_GB2312"/>
+                                      <w:rFonts w:ascii="Times New Roman" w:hAnsi="Times New Roman" w:cs="Times New Roman" w:eastAsia="宋体" w:hint="default"/>
                                       <w:szCs w:val="21"/>
+                                      <w:color w:val="000000"/>
+                                      <w:outline w:val="0"/>
+                                      <w:shadow w:val="0"/>
+                                      <w:emboss w:val="0"/>
+                                      <w:imprint w:val="0"/>
                                     </w:rPr>
                                     <w:t>老师</w:t>
                                   </w:r>
@@ -195,9 +220,14 @@
                                     <w:ind w:left="274" w:hanging="274" w:hangingChars="98"/>
                                     <w:jc w:val="center"/>
                                     <w:rPr>
-                                      <w:rFonts w:ascii="仿宋_GB2312" w:eastAsia="仿宋_GB2312"/>
+                                      <w:rFonts w:ascii="Times New Roman" w:hAnsi="Times New Roman" w:cs="Times New Roman" w:eastAsia="宋体" w:hint="default"/>
                                       <w:sz w:val="28"/>
                                       <w:szCs w:val="28"/>
+                                      <w:color w:val="000000"/>
+                                      <w:outline w:val="0"/>
+                                      <w:shadow w:val="0"/>
+                                      <w:emboss w:val="0"/>
+                                      <w:imprint w:val="0"/>
                                     </w:rPr>
                                   </w:pPr>
                                 </w:p>
@@ -212,15 +242,25 @@
                                     <w:spacing w:line="480" w:lineRule="exact"/>
                                     <w:jc w:val="center"/>
                                     <w:rPr>
-                                      <w:rFonts w:eastAsia="楷体_GB2312"/>
+                                      <w:rFonts w:ascii="Times New Roman" w:hAnsi="Times New Roman" w:cs="Times New Roman" w:eastAsia="宋体" w:hint="default"/>
                                       <w:sz w:val="28"/>
+                                      <w:color w:val="000000"/>
+                                      <w:outline w:val="0"/>
+                                      <w:shadow w:val="0"/>
+                                      <w:emboss w:val="0"/>
+                                      <w:imprint w:val="0"/>
                                     </w:rPr>
                                   </w:pPr>
                                 </w:p>
                               </w:tc>
                             </w:tr>
                           </w:tbl>
-                          <w:p/>
+                          <w:p>
+                            <w:pPr>
+                              <w:spacing w:before="0" w:after="0" w:line="200" w:lineRule="exact"/>
+                              <w:snapToGrid w:val="0"/>
+                            </w:pPr>
+                          </w:p>
                         </w:txbxContent>
                       </wps:txbx>
                       <wps:bodyPr rot="0" vert="horz" wrap="square" lIns="91440" tIns="45720" rIns="91440" bIns="45720" anchor="t" anchorCtr="0" upright="1">
@@ -296,14 +336,24 @@
                               <w:ind w:left="206" w:right="210" w:hanging="205" w:hangingChars="98"/>
                               <w:jc w:val="right"/>
                               <w:rPr>
-                                <w:rFonts w:ascii="仿宋_GB2312" w:eastAsia="仿宋_GB2312"/>
+                                <w:rFonts w:ascii="Times New Roman" w:hAnsi="Times New Roman" w:cs="Times New Roman" w:eastAsia="宋体" w:hint="default"/>
                                 <w:szCs w:val="21"/>
+                                <w:color w:val="000000"/>
+                                <w:outline w:val="0"/>
+                                <w:shadow w:val="0"/>
+                                <w:emboss w:val="0"/>
+                                <w:imprint w:val="0"/>
                               </w:rPr>
                             </w:pPr>
                             <w:r>
                               <w:rPr>
-                                <w:rFonts w:hint="eastAsia" w:ascii="仿宋_GB2312" w:eastAsia="仿宋_GB2312"/>
+                                <w:rFonts w:ascii="Times New Roman" w:hAnsi="Times New Roman" w:cs="Times New Roman" w:eastAsia="宋体" w:hint="default"/>
                                 <w:szCs w:val="21"/>
+                                <w:color w:val="000000"/>
+                                <w:outline w:val="0"/>
+                                <w:shadow w:val="0"/>
+                                <w:emboss w:val="0"/>
+                                <w:imprint w:val="0"/>
                               </w:rPr>
                               <w:t>评阅人</w:t>
                             </w:r>
@@ -313,14 +363,24 @@
                               <w:ind w:left="206" w:hanging="205" w:hangingChars="98"/>
                               <w:jc w:val="center"/>
                               <w:rPr>
-                                <w:rFonts w:ascii="仿宋_GB2312" w:eastAsia="仿宋_GB2312"/>
+                                <w:rFonts w:ascii="Times New Roman" w:hAnsi="Times New Roman" w:cs="Times New Roman" w:eastAsia="宋体" w:hint="default"/>
                                 <w:szCs w:val="21"/>
+                                <w:color w:val="000000"/>
+                                <w:outline w:val="0"/>
+                                <w:shadow w:val="0"/>
+                                <w:emboss w:val="0"/>
+                                <w:imprint w:val="0"/>
                               </w:rPr>
                             </w:pPr>
                             <w:r>
                               <w:rPr>
-                                <w:rFonts w:hint="eastAsia" w:ascii="仿宋_GB2312" w:eastAsia="仿宋_GB2312"/>
+                                <w:rFonts w:ascii="Times New Roman" w:hAnsi="Times New Roman" w:cs="Times New Roman" w:eastAsia="宋体" w:hint="default"/>
                                 <w:szCs w:val="21"/>
+                                <w:color w:val="000000"/>
+                                <w:outline w:val="0"/>
+                                <w:shadow w:val="0"/>
+                                <w:emboss w:val="0"/>
+                                <w:imprint w:val="0"/>
                               </w:rPr>
                               <w:t>老师</w:t>
                             </w:r>
@@ -331,9 +391,14 @@
                               <w:ind w:left="274" w:hanging="274" w:hangingChars="98"/>
                               <w:jc w:val="center"/>
                               <w:rPr>
-                                <w:rFonts w:ascii="仿宋_GB2312" w:eastAsia="仿宋_GB2312"/>
+                                <w:rFonts w:ascii="Times New Roman" w:hAnsi="Times New Roman" w:cs="Times New Roman" w:eastAsia="宋体" w:hint="default"/>
                                 <w:sz w:val="28"/>
                                 <w:szCs w:val="28"/>
+                                <w:color w:val="000000"/>
+                                <w:outline w:val="0"/>
+                                <w:shadow w:val="0"/>
+                                <w:emboss w:val="0"/>
+                                <w:imprint w:val="0"/>
                               </w:rPr>
                             </w:pPr>
                           </w:p>
@@ -348,15 +413,25 @@
                               <w:spacing w:line="480" w:lineRule="exact"/>
                               <w:jc w:val="center"/>
                               <w:rPr>
-                                <w:rFonts w:eastAsia="楷体_GB2312"/>
+                                <w:rFonts w:ascii="Times New Roman" w:hAnsi="Times New Roman" w:cs="Times New Roman" w:eastAsia="宋体" w:hint="default"/>
                                 <w:sz w:val="28"/>
+                                <w:color w:val="000000"/>
+                                <w:outline w:val="0"/>
+                                <w:shadow w:val="0"/>
+                                <w:emboss w:val="0"/>
+                                <w:imprint w:val="0"/>
                               </w:rPr>
                             </w:pPr>
                           </w:p>
                         </w:tc>
                       </w:tr>
                     </w:tbl>
-                    <w:p/>
+                    <w:p>
+                      <w:pPr>
+                        <w:spacing w:before="0" w:after="0" w:line="200" w:lineRule="exact"/>
+                        <w:snapToGrid w:val="0"/>
+                      </w:pPr>
+                    </w:p>
                   </w:txbxContent>
                 </v:textbox>
               </v:rect>
@@ -460,14 +535,24 @@
                                     <w:ind w:left="206" w:hanging="205" w:hangingChars="98"/>
                                     <w:jc w:val="center"/>
                                     <w:rPr>
-                                      <w:rFonts w:ascii="仿宋_GB2312" w:eastAsia="仿宋_GB2312"/>
+                                      <w:rFonts w:ascii="Times New Roman" w:hAnsi="Times New Roman" w:cs="Times New Roman" w:eastAsia="宋体" w:hint="default"/>
                                       <w:szCs w:val="21"/>
+                                      <w:color w:val="000000"/>
+                                      <w:outline w:val="0"/>
+                                      <w:shadow w:val="0"/>
+                                      <w:emboss w:val="0"/>
+                                      <w:imprint w:val="0"/>
                                     </w:rPr>
                                   </w:pPr>
                                   <w:r>
                                     <w:rPr>
-                                      <w:rFonts w:hint="eastAsia" w:ascii="仿宋_GB2312" w:eastAsia="仿宋_GB2312"/>
+                                      <w:rFonts w:ascii="Times New Roman" w:hAnsi="Times New Roman" w:cs="Times New Roman" w:eastAsia="宋体" w:hint="default"/>
                                       <w:szCs w:val="21"/>
+                                      <w:color w:val="000000"/>
+                                      <w:outline w:val="0"/>
+                                      <w:shadow w:val="0"/>
+                                      <w:emboss w:val="0"/>
+                                      <w:imprint w:val="0"/>
                                     </w:rPr>
                                     <w:t>实验成绩</w:t>
                                   </w:r>
@@ -477,14 +562,24 @@
                                     <w:ind w:left="206" w:hanging="205" w:hangingChars="98"/>
                                     <w:jc w:val="center"/>
                                     <w:rPr>
-                                      <w:rFonts w:ascii="仿宋_GB2312" w:eastAsia="仿宋_GB2312"/>
+                                      <w:rFonts w:ascii="Times New Roman" w:hAnsi="Times New Roman" w:cs="Times New Roman" w:eastAsia="宋体" w:hint="default"/>
                                       <w:szCs w:val="21"/>
+                                      <w:color w:val="000000"/>
+                                      <w:outline w:val="0"/>
+                                      <w:shadow w:val="0"/>
+                                      <w:emboss w:val="0"/>
+                                      <w:imprint w:val="0"/>
                                     </w:rPr>
                                   </w:pPr>
                                   <w:r>
                                     <w:rPr>
-                                      <w:rFonts w:hint="eastAsia" w:ascii="仿宋_GB2312" w:eastAsia="仿宋_GB2312"/>
+                                      <w:rFonts w:ascii="Times New Roman" w:hAnsi="Times New Roman" w:cs="Times New Roman" w:eastAsia="宋体" w:hint="default"/>
                                       <w:szCs w:val="21"/>
+                                      <w:color w:val="000000"/>
+                                      <w:outline w:val="0"/>
+                                      <w:shadow w:val="0"/>
+                                      <w:emboss w:val="0"/>
+                                      <w:imprint w:val="0"/>
                                     </w:rPr>
                                     <w:t>成绩</w:t>
                                   </w:r>
@@ -495,9 +590,14 @@
                                     <w:ind w:left="274" w:hanging="274" w:hangingChars="98"/>
                                     <w:jc w:val="center"/>
                                     <w:rPr>
-                                      <w:rFonts w:ascii="仿宋_GB2312" w:eastAsia="仿宋_GB2312"/>
+                                      <w:rFonts w:ascii="Times New Roman" w:hAnsi="Times New Roman" w:cs="Times New Roman" w:eastAsia="宋体" w:hint="default"/>
                                       <w:sz w:val="28"/>
                                       <w:szCs w:val="28"/>
+                                      <w:color w:val="000000"/>
+                                      <w:outline w:val="0"/>
+                                      <w:shadow w:val="0"/>
+                                      <w:emboss w:val="0"/>
+                                      <w:imprint w:val="0"/>
                                     </w:rPr>
                                   </w:pPr>
                                 </w:p>
@@ -512,15 +612,25 @@
                                     <w:spacing w:line="480" w:lineRule="exact"/>
                                     <w:jc w:val="center"/>
                                     <w:rPr>
-                                      <w:rFonts w:eastAsia="楷体_GB2312"/>
+                                      <w:rFonts w:ascii="Times New Roman" w:hAnsi="Times New Roman" w:cs="Times New Roman" w:eastAsia="宋体" w:hint="default"/>
                                       <w:sz w:val="28"/>
+                                      <w:color w:val="000000"/>
+                                      <w:outline w:val="0"/>
+                                      <w:shadow w:val="0"/>
+                                      <w:emboss w:val="0"/>
+                                      <w:imprint w:val="0"/>
                                     </w:rPr>
                                   </w:pPr>
                                 </w:p>
                               </w:tc>
                             </w:tr>
                           </w:tbl>
-                          <w:p/>
+                          <w:p>
+                            <w:pPr>
+                              <w:spacing w:before="0" w:after="0" w:line="200" w:lineRule="exact"/>
+                              <w:snapToGrid w:val="0"/>
+                            </w:pPr>
+                          </w:p>
                         </w:txbxContent>
                       </wps:txbx>
                       <wps:bodyPr rot="0" vert="horz" wrap="square" lIns="91440" tIns="45720" rIns="91440" bIns="45720" anchor="t" anchorCtr="0" upright="1">
@@ -597,14 +707,24 @@
                               <w:ind w:left="206" w:hanging="205" w:hangingChars="98"/>
                               <w:jc w:val="center"/>
                               <w:rPr>
-                                <w:rFonts w:ascii="仿宋_GB2312" w:eastAsia="仿宋_GB2312"/>
+                                <w:rFonts w:ascii="Times New Roman" w:hAnsi="Times New Roman" w:cs="Times New Roman" w:eastAsia="宋体" w:hint="default"/>
                                 <w:szCs w:val="21"/>
+                                <w:color w:val="000000"/>
+                                <w:outline w:val="0"/>
+                                <w:shadow w:val="0"/>
+                                <w:emboss w:val="0"/>
+                                <w:imprint w:val="0"/>
                               </w:rPr>
                             </w:pPr>
                             <w:r>
                               <w:rPr>
-                                <w:rFonts w:hint="eastAsia" w:ascii="仿宋_GB2312" w:eastAsia="仿宋_GB2312"/>
+                                <w:rFonts w:ascii="Times New Roman" w:hAnsi="Times New Roman" w:cs="Times New Roman" w:eastAsia="宋体" w:hint="default"/>
                                 <w:szCs w:val="21"/>
+                                <w:color w:val="000000"/>
+                                <w:outline w:val="0"/>
+                                <w:shadow w:val="0"/>
+                                <w:emboss w:val="0"/>
+                                <w:imprint w:val="0"/>
                               </w:rPr>
                               <w:t>实验成绩</w:t>
                             </w:r>
@@ -614,14 +734,24 @@
                               <w:ind w:left="206" w:hanging="205" w:hangingChars="98"/>
                               <w:jc w:val="center"/>
                               <w:rPr>
-                                <w:rFonts w:ascii="仿宋_GB2312" w:eastAsia="仿宋_GB2312"/>
+                                <w:rFonts w:ascii="Times New Roman" w:hAnsi="Times New Roman" w:cs="Times New Roman" w:eastAsia="宋体" w:hint="default"/>
                                 <w:szCs w:val="21"/>
+                                <w:color w:val="000000"/>
+                                <w:outline w:val="0"/>
+                                <w:shadow w:val="0"/>
+                                <w:emboss w:val="0"/>
+                                <w:imprint w:val="0"/>
                               </w:rPr>
                             </w:pPr>
                             <w:r>
                               <w:rPr>
-                                <w:rFonts w:hint="eastAsia" w:ascii="仿宋_GB2312" w:eastAsia="仿宋_GB2312"/>
+                                <w:rFonts w:ascii="Times New Roman" w:hAnsi="Times New Roman" w:cs="Times New Roman" w:eastAsia="宋体" w:hint="default"/>
                                 <w:szCs w:val="21"/>
+                                <w:color w:val="000000"/>
+                                <w:outline w:val="0"/>
+                                <w:shadow w:val="0"/>
+                                <w:emboss w:val="0"/>
+                                <w:imprint w:val="0"/>
                               </w:rPr>
                               <w:t>成绩</w:t>
                             </w:r>
@@ -632,9 +762,14 @@
                               <w:ind w:left="274" w:hanging="274" w:hangingChars="98"/>
                               <w:jc w:val="center"/>
                               <w:rPr>
-                                <w:rFonts w:ascii="仿宋_GB2312" w:eastAsia="仿宋_GB2312"/>
+                                <w:rFonts w:ascii="Times New Roman" w:hAnsi="Times New Roman" w:cs="Times New Roman" w:eastAsia="宋体" w:hint="default"/>
                                 <w:sz w:val="28"/>
                                 <w:szCs w:val="28"/>
+                                <w:color w:val="000000"/>
+                                <w:outline w:val="0"/>
+                                <w:shadow w:val="0"/>
+                                <w:emboss w:val="0"/>
+                                <w:imprint w:val="0"/>
                               </w:rPr>
                             </w:pPr>
                           </w:p>
@@ -649,15 +784,25 @@
                               <w:spacing w:line="480" w:lineRule="exact"/>
                               <w:jc w:val="center"/>
                               <w:rPr>
-                                <w:rFonts w:eastAsia="楷体_GB2312"/>
+                                <w:rFonts w:ascii="Times New Roman" w:hAnsi="Times New Roman" w:cs="Times New Roman" w:eastAsia="宋体" w:hint="default"/>
                                 <w:sz w:val="28"/>
+                                <w:color w:val="000000"/>
+                                <w:outline w:val="0"/>
+                                <w:shadow w:val="0"/>
+                                <w:emboss w:val="0"/>
+                                <w:imprint w:val="0"/>
                               </w:rPr>
                             </w:pPr>
                           </w:p>
                         </w:tc>
                       </w:tr>
                     </w:tbl>
-                    <w:p/>
+                    <w:p>
+                      <w:pPr>
+                        <w:spacing w:before="0" w:after="0" w:line="200" w:lineRule="exact"/>
+                        <w:snapToGrid w:val="0"/>
+                      </w:pPr>
+                    </w:p>
                   </w:txbxContent>
                 </v:textbox>
               </v:rect>
@@ -680,15 +825,25 @@
       <w:pPr>
         <w:jc w:val="center"/>
         <w:rPr>
-          <w:rFonts w:ascii="黑体" w:eastAsia="黑体"/>
+          <w:rFonts w:ascii="Times New Roman" w:hAnsi="Times New Roman" w:cs="Times New Roman" w:eastAsia="黑体" w:hint="default"/>
           <w:b/>
           <w:sz w:val="48"/>
           <w:szCs w:val="48"/>
-        </w:rPr>
-      </w:pPr>
-      <w:r>
-        <w:rPr>
-          <w:rFonts w:hint="eastAsia"/>
+          <w:color w:val="000000"/>
+          <w:outline w:val="0"/>
+          <w:shadow w:val="0"/>
+          <w:emboss w:val="0"/>
+          <w:imprint w:val="0"/>
+        </w:rPr>
+      </w:pPr>
+      <w:r>
+        <w:rPr>
+          <w:rFonts w:ascii="Times New Roman" w:hAnsi="Times New Roman" w:cs="Times New Roman" w:eastAsia="宋体" w:hint="default"/>
+          <w:color w:val="000000"/>
+          <w:outline w:val="0"/>
+          <w:shadow w:val="0"/>
+          <w:emboss w:val="0"/>
+          <w:imprint w:val="0"/>
         </w:rPr>
         <w:drawing>
           <wp:inline distT="0" distB="0" distL="0" distR="0">
@@ -742,17 +897,22 @@
         <w:pStyle w:val="2"/>
         <w:spacing w:after="156" w:afterLines="50"/>
         <w:rPr>
-          <w:b w:val="0"/>
+          <w:rFonts w:ascii="Times New Roman" w:hAnsi="Times New Roman" w:cs="Times New Roman" w:eastAsia="黑体" w:hint="default"/>
+          <w:b w:val="1"/>
           <w:color w:val="000000"/>
           <w:kern w:val="0"/>
           <w:sz w:val="84"/>
           <w:szCs w:val="84"/>
-        </w:rPr>
-      </w:pPr>
-      <w:r>
-        <w:rPr>
-          <w:rFonts w:hint="eastAsia"/>
-          <w:b w:val="0"/>
+          <w:outline w:val="0"/>
+          <w:shadow w:val="0"/>
+          <w:emboss w:val="0"/>
+          <w:imprint w:val="0"/>
+        </w:rPr>
+      </w:pPr>
+      <w:r>
+        <w:rPr>
+          <w:rFonts w:ascii="Times New Roman" w:hAnsi="Times New Roman" w:cs="Times New Roman" w:eastAsia="黑体" w:hint="default"/>
+          <w:b w:val="1"/>
           <w:color w:val="000000"/>
           <w:spacing w:val="1"/>
           <w:w w:val="72"/>
@@ -760,12 +920,17 @@
           <w:sz w:val="84"/>
           <w:szCs w:val="84"/>
           <w:fitText w:val="7291" w:id="1786411264"/>
+          <w:outline w:val="0"/>
+          <w:shadow w:val="0"/>
+          <w:emboss w:val="0"/>
+          <w:imprint w:val="0"/>
         </w:rPr>
         <w:t>自动化</w:t>
       </w:r>
       <w:r>
         <w:rPr>
-          <w:b w:val="0"/>
+          <w:rFonts w:ascii="Times New Roman" w:hAnsi="Times New Roman" w:cs="Times New Roman" w:eastAsia="黑体" w:hint="default"/>
+          <w:b w:val="1"/>
           <w:color w:val="000000"/>
           <w:spacing w:val="1"/>
           <w:w w:val="72"/>
@@ -773,13 +938,17 @@
           <w:sz w:val="84"/>
           <w:szCs w:val="84"/>
           <w:fitText w:val="7291" w:id="1786411264"/>
+          <w:outline w:val="0"/>
+          <w:shadow w:val="0"/>
+          <w:emboss w:val="0"/>
+          <w:imprint w:val="0"/>
         </w:rPr>
         <w:t>学院</w:t>
       </w:r>
       <w:r>
         <w:rPr>
-          <w:rFonts w:hint="eastAsia"/>
-          <w:b w:val="0"/>
+          <w:rFonts w:ascii="Times New Roman" w:hAnsi="Times New Roman" w:cs="Times New Roman" w:eastAsia="黑体" w:hint="default"/>
+          <w:b w:val="1"/>
           <w:color w:val="000000"/>
           <w:spacing w:val="1"/>
           <w:w w:val="72"/>
@@ -787,13 +956,17 @@
           <w:sz w:val="84"/>
           <w:szCs w:val="84"/>
           <w:fitText w:val="7291" w:id="1786411264"/>
+          <w:outline w:val="0"/>
+          <w:shadow w:val="0"/>
+          <w:emboss w:val="0"/>
+          <w:imprint w:val="0"/>
         </w:rPr>
         <w:t>本科生实验报</w:t>
       </w:r>
       <w:r>
         <w:rPr>
-          <w:rFonts w:hint="eastAsia"/>
-          <w:b w:val="0"/>
+          <w:rFonts w:ascii="Times New Roman" w:hAnsi="Times New Roman" w:cs="Times New Roman" w:eastAsia="黑体" w:hint="default"/>
+          <w:b w:val="1"/>
           <w:color w:val="000000"/>
           <w:spacing w:val="12"/>
           <w:w w:val="72"/>
@@ -801,6 +974,10 @@
           <w:sz w:val="84"/>
           <w:szCs w:val="84"/>
           <w:fitText w:val="7291" w:id="1786411264"/>
+          <w:outline w:val="0"/>
+          <w:shadow w:val="0"/>
+          <w:emboss w:val="0"/>
+          <w:imprint w:val="0"/>
         </w:rPr>
         <w:t>告</w:t>
       </w:r>
@@ -809,150 +986,225 @@
       <w:pPr>
         <w:spacing w:line="540" w:lineRule="exact"/>
         <w:rPr>
-          <w:rFonts w:ascii="宋体" w:hAnsi="宋体" w:cs="宋体"/>
+          <w:rFonts w:ascii="Times New Roman" w:hAnsi="Times New Roman" w:cs="Times New Roman" w:eastAsia="黑体" w:hint="default"/>
           <w:b/>
           <w:bCs/>
           <w:sz w:val="24"/>
-        </w:rPr>
-      </w:pPr>
-      <w:r>
-        <w:rPr>
-          <w:rFonts w:hint="eastAsia" w:ascii="华文楷体" w:hAnsi="华文楷体" w:eastAsia="华文楷体" w:cs="华文楷体"/>
+          <w:color w:val="000000"/>
+          <w:outline w:val="0"/>
+          <w:shadow w:val="0"/>
+          <w:emboss w:val="0"/>
+          <w:imprint w:val="0"/>
+        </w:rPr>
+      </w:pPr>
+      <w:r>
+        <w:rPr>
+          <w:rFonts w:ascii="Times New Roman" w:hAnsi="Times New Roman" w:cs="Times New Roman" w:eastAsia="黑体" w:hint="default"/>
           <w:b/>
           <w:bCs/>
           <w:sz w:val="36"/>
           <w:szCs w:val="36"/>
+          <w:color w:val="000000"/>
+          <w:outline w:val="0"/>
+          <w:shadow w:val="0"/>
+          <w:emboss w:val="0"/>
+          <w:imprint w:val="0"/>
         </w:rPr>
         <w:t xml:space="preserve">   </w:t>
       </w:r>
       <w:r>
         <w:rPr>
-          <w:rFonts w:hint="eastAsia" w:ascii="华文楷体" w:hAnsi="华文楷体" w:eastAsia="华文楷体" w:cs="华文楷体"/>
+          <w:rFonts w:ascii="Times New Roman" w:hAnsi="Times New Roman" w:cs="Times New Roman" w:eastAsia="黑体" w:hint="default"/>
           <w:b/>
           <w:bCs/>
           <w:sz w:val="36"/>
           <w:szCs w:val="36"/>
           <w:u w:val="single"/>
+          <w:color w:val="000000"/>
+          <w:outline w:val="0"/>
+          <w:shadow w:val="0"/>
+          <w:emboss w:val="0"/>
+          <w:imprint w:val="0"/>
         </w:rPr>
         <w:t xml:space="preserve">                               </w:t>
       </w:r>
       <w:r>
         <w:rPr>
-          <w:rFonts w:ascii="华文楷体" w:hAnsi="华文楷体" w:eastAsia="华文楷体" w:cs="华文楷体"/>
+          <w:rFonts w:ascii="Times New Roman" w:hAnsi="Times New Roman" w:cs="Times New Roman" w:eastAsia="黑体" w:hint="default"/>
           <w:b/>
           <w:bCs/>
           <w:sz w:val="36"/>
           <w:szCs w:val="36"/>
+          <w:color w:val="000000"/>
+          <w:outline w:val="0"/>
+          <w:shadow w:val="0"/>
+          <w:emboss w:val="0"/>
+          <w:imprint w:val="0"/>
         </w:rPr>
         <w:t xml:space="preserve"> </w:t>
       </w:r>
       <w:r>
         <w:rPr>
-          <w:rFonts w:hint="eastAsia" w:ascii="华文楷体" w:hAnsi="华文楷体" w:eastAsia="华文楷体" w:cs="华文楷体"/>
+          <w:rFonts w:ascii="Times New Roman" w:hAnsi="Times New Roman" w:cs="Times New Roman" w:eastAsia="黑体" w:hint="default"/>
           <w:b/>
           <w:bCs/>
           <w:sz w:val="36"/>
           <w:szCs w:val="36"/>
+          <w:color w:val="000000"/>
+          <w:outline w:val="0"/>
+          <w:shadow w:val="0"/>
+          <w:emboss w:val="0"/>
+          <w:imprint w:val="0"/>
         </w:rPr>
         <w:t>课</w:t>
       </w:r>
       <w:r>
         <w:rPr>
-          <w:rFonts w:ascii="华文楷体" w:hAnsi="华文楷体" w:eastAsia="华文楷体" w:cs="华文楷体"/>
+          <w:rFonts w:ascii="Times New Roman" w:hAnsi="Times New Roman" w:cs="Times New Roman" w:eastAsia="黑体" w:hint="default"/>
           <w:b/>
           <w:bCs/>
           <w:sz w:val="36"/>
           <w:szCs w:val="36"/>
+          <w:color w:val="000000"/>
+          <w:outline w:val="0"/>
+          <w:shadow w:val="0"/>
+          <w:emboss w:val="0"/>
+          <w:imprint w:val="0"/>
         </w:rPr>
         <w:t xml:space="preserve"> </w:t>
       </w:r>
       <w:r>
         <w:rPr>
-          <w:rFonts w:hint="eastAsia" w:ascii="华文楷体" w:hAnsi="华文楷体" w:eastAsia="华文楷体" w:cs="华文楷体"/>
+          <w:rFonts w:ascii="Times New Roman" w:hAnsi="Times New Roman" w:cs="Times New Roman" w:eastAsia="黑体" w:hint="default"/>
           <w:b/>
           <w:bCs/>
           <w:sz w:val="36"/>
           <w:szCs w:val="36"/>
+          <w:color w:val="000000"/>
+          <w:outline w:val="0"/>
+          <w:shadow w:val="0"/>
+          <w:emboss w:val="0"/>
+          <w:imprint w:val="0"/>
         </w:rPr>
         <w:t>程</w:t>
       </w:r>
       <w:r>
         <w:rPr>
-          <w:rFonts w:ascii="华文楷体" w:hAnsi="华文楷体" w:eastAsia="华文楷体" w:cs="华文楷体"/>
+          <w:rFonts w:ascii="Times New Roman" w:hAnsi="Times New Roman" w:cs="Times New Roman" w:eastAsia="黑体" w:hint="default"/>
           <w:b/>
           <w:bCs/>
           <w:sz w:val="36"/>
           <w:szCs w:val="36"/>
+          <w:color w:val="000000"/>
+          <w:outline w:val="0"/>
+          <w:shadow w:val="0"/>
+          <w:emboss w:val="0"/>
+          <w:imprint w:val="0"/>
         </w:rPr>
         <w:t xml:space="preserve"> </w:t>
       </w:r>
       <w:r>
         <w:rPr>
-          <w:rFonts w:hint="eastAsia" w:ascii="华文楷体" w:hAnsi="华文楷体" w:eastAsia="华文楷体" w:cs="华文楷体"/>
+          <w:rFonts w:ascii="Times New Roman" w:hAnsi="Times New Roman" w:cs="Times New Roman" w:eastAsia="黑体" w:hint="default"/>
           <w:b/>
           <w:bCs/>
           <w:sz w:val="36"/>
           <w:szCs w:val="36"/>
+          <w:color w:val="000000"/>
+          <w:outline w:val="0"/>
+          <w:shadow w:val="0"/>
+          <w:emboss w:val="0"/>
+          <w:imprint w:val="0"/>
         </w:rPr>
         <w:t>实</w:t>
       </w:r>
       <w:r>
         <w:rPr>
-          <w:rFonts w:ascii="华文楷体" w:hAnsi="华文楷体" w:eastAsia="华文楷体" w:cs="华文楷体"/>
+          <w:rFonts w:ascii="Times New Roman" w:hAnsi="Times New Roman" w:cs="Times New Roman" w:eastAsia="黑体" w:hint="default"/>
           <w:b/>
           <w:bCs/>
           <w:sz w:val="36"/>
           <w:szCs w:val="36"/>
+          <w:color w:val="000000"/>
+          <w:outline w:val="0"/>
+          <w:shadow w:val="0"/>
+          <w:emboss w:val="0"/>
+          <w:imprint w:val="0"/>
         </w:rPr>
         <w:t xml:space="preserve"> </w:t>
       </w:r>
       <w:r>
         <w:rPr>
-          <w:rFonts w:hint="eastAsia" w:ascii="华文楷体" w:hAnsi="华文楷体" w:eastAsia="华文楷体" w:cs="华文楷体"/>
+          <w:rFonts w:ascii="Times New Roman" w:hAnsi="Times New Roman" w:cs="Times New Roman" w:eastAsia="黑体" w:hint="default"/>
           <w:b/>
           <w:bCs/>
           <w:sz w:val="36"/>
           <w:szCs w:val="36"/>
+          <w:color w:val="000000"/>
+          <w:outline w:val="0"/>
+          <w:shadow w:val="0"/>
+          <w:emboss w:val="0"/>
+          <w:imprint w:val="0"/>
         </w:rPr>
         <w:t>验</w:t>
       </w:r>
       <w:r>
         <w:rPr>
-          <w:rFonts w:ascii="华文楷体" w:hAnsi="华文楷体" w:eastAsia="华文楷体" w:cs="华文楷体"/>
+          <w:rFonts w:ascii="Times New Roman" w:hAnsi="Times New Roman" w:cs="Times New Roman" w:eastAsia="黑体" w:hint="default"/>
           <w:b/>
           <w:bCs/>
           <w:sz w:val="36"/>
           <w:szCs w:val="36"/>
+          <w:color w:val="000000"/>
+          <w:outline w:val="0"/>
+          <w:shadow w:val="0"/>
+          <w:emboss w:val="0"/>
+          <w:imprint w:val="0"/>
         </w:rPr>
         <w:t xml:space="preserve"> </w:t>
       </w:r>
       <w:r>
         <w:rPr>
-          <w:rFonts w:hint="eastAsia" w:ascii="华文楷体" w:hAnsi="华文楷体" w:eastAsia="华文楷体" w:cs="华文楷体"/>
+          <w:rFonts w:ascii="Times New Roman" w:hAnsi="Times New Roman" w:cs="Times New Roman" w:eastAsia="黑体" w:hint="default"/>
           <w:b/>
           <w:bCs/>
           <w:sz w:val="36"/>
           <w:szCs w:val="36"/>
+          <w:color w:val="000000"/>
+          <w:outline w:val="0"/>
+          <w:shadow w:val="0"/>
+          <w:emboss w:val="0"/>
+          <w:imprint w:val="0"/>
         </w:rPr>
         <w:t>报</w:t>
       </w:r>
       <w:r>
         <w:rPr>
-          <w:rFonts w:ascii="华文楷体" w:hAnsi="华文楷体" w:eastAsia="华文楷体" w:cs="华文楷体"/>
+          <w:rFonts w:ascii="Times New Roman" w:hAnsi="Times New Roman" w:cs="Times New Roman" w:eastAsia="黑体" w:hint="default"/>
           <w:b/>
           <w:bCs/>
           <w:sz w:val="36"/>
           <w:szCs w:val="36"/>
+          <w:color w:val="000000"/>
+          <w:outline w:val="0"/>
+          <w:shadow w:val="0"/>
+          <w:emboss w:val="0"/>
+          <w:imprint w:val="0"/>
         </w:rPr>
         <w:t xml:space="preserve"> </w:t>
       </w:r>
       <w:r>
         <w:rPr>
-          <w:rFonts w:hint="eastAsia" w:ascii="华文楷体" w:hAnsi="华文楷体" w:eastAsia="华文楷体" w:cs="华文楷体"/>
+          <w:rFonts w:ascii="Times New Roman" w:hAnsi="Times New Roman" w:cs="Times New Roman" w:eastAsia="黑体" w:hint="default"/>
           <w:b/>
           <w:bCs/>
           <w:sz w:val="36"/>
           <w:szCs w:val="36"/>
+          <w:color w:val="000000"/>
+          <w:outline w:val="0"/>
+          <w:shadow w:val="0"/>
+          <w:emboss w:val="0"/>
+          <w:imprint w:val="0"/>
         </w:rPr>
         <w:t>告</w:t>
       </w:r>
@@ -1000,74 +1252,119 @@
             <w:pPr>
               <w:ind w:left="274" w:hanging="274" w:hangingChars="98"/>
               <w:rPr>
-                <w:rFonts w:ascii="仿宋_GB2312" w:eastAsia="仿宋_GB2312"/>
+                <w:rFonts w:ascii="Times New Roman" w:hAnsi="Times New Roman" w:cs="Times New Roman" w:eastAsia="宋体" w:hint="default"/>
                 <w:szCs w:val="21"/>
                 <w:u w:val="single"/>
+                <w:color w:val="000000"/>
+                <w:outline w:val="0"/>
+                <w:shadow w:val="0"/>
+                <w:emboss w:val="0"/>
+                <w:imprint w:val="0"/>
               </w:rPr>
             </w:pPr>
             <w:r>
               <w:rPr>
-                <w:rFonts w:hint="eastAsia" w:ascii="仿宋_GB2312" w:eastAsia="仿宋_GB2312"/>
+                <w:rFonts w:ascii="Times New Roman" w:hAnsi="Times New Roman" w:cs="Times New Roman" w:eastAsia="宋体" w:hint="default"/>
                 <w:sz w:val="28"/>
                 <w:szCs w:val="28"/>
+                <w:color w:val="000000"/>
+                <w:outline w:val="0"/>
+                <w:shadow w:val="0"/>
+                <w:emboss w:val="0"/>
+                <w:imprint w:val="0"/>
               </w:rPr>
               <w:t>专业</w:t>
             </w:r>
             <w:r>
               <w:rPr>
-                <w:rFonts w:hint="eastAsia" w:ascii="仿宋_GB2312" w:eastAsia="仿宋_GB2312"/>
+                <w:rFonts w:ascii="Times New Roman" w:hAnsi="Times New Roman" w:cs="Times New Roman" w:eastAsia="宋体" w:hint="default"/>
                 <w:szCs w:val="21"/>
                 <w:u w:val="single"/>
+                <w:color w:val="000000"/>
+                <w:outline w:val="0"/>
+                <w:shadow w:val="0"/>
+                <w:emboss w:val="0"/>
+                <w:imprint w:val="0"/>
               </w:rPr>
               <w:t xml:space="preserve">                    </w:t>
             </w:r>
             <w:r>
               <w:rPr>
-                <w:rFonts w:hint="eastAsia" w:ascii="仿宋_GB2312" w:eastAsia="仿宋_GB2312"/>
+                <w:rFonts w:ascii="Times New Roman" w:hAnsi="Times New Roman" w:cs="Times New Roman" w:eastAsia="宋体" w:hint="default"/>
                 <w:sz w:val="28"/>
                 <w:szCs w:val="28"/>
+                <w:color w:val="000000"/>
+                <w:outline w:val="0"/>
+                <w:shadow w:val="0"/>
+                <w:emboss w:val="0"/>
+                <w:imprint w:val="0"/>
               </w:rPr>
               <w:t>班级</w:t>
             </w:r>
             <w:r>
               <w:rPr>
-                <w:rFonts w:hint="eastAsia" w:ascii="仿宋_GB2312" w:eastAsia="仿宋_GB2312"/>
+                <w:rFonts w:ascii="Times New Roman" w:hAnsi="Times New Roman" w:cs="Times New Roman" w:eastAsia="宋体" w:hint="default"/>
                 <w:szCs w:val="21"/>
                 <w:u w:val="single"/>
+                <w:color w:val="000000"/>
+                <w:outline w:val="0"/>
+                <w:shadow w:val="0"/>
+                <w:emboss w:val="0"/>
+                <w:imprint w:val="0"/>
               </w:rPr>
               <w:t xml:space="preserve">             </w:t>
             </w:r>
             <w:r>
               <w:rPr>
-                <w:rFonts w:hint="eastAsia" w:ascii="仿宋_GB2312" w:eastAsia="仿宋_GB2312"/>
+                <w:rFonts w:ascii="Times New Roman" w:hAnsi="Times New Roman" w:cs="Times New Roman" w:eastAsia="宋体" w:hint="default"/>
                 <w:sz w:val="28"/>
                 <w:szCs w:val="28"/>
+                <w:color w:val="000000"/>
+                <w:outline w:val="0"/>
+                <w:shadow w:val="0"/>
+                <w:emboss w:val="0"/>
+                <w:imprint w:val="0"/>
               </w:rPr>
               <w:t>姓名</w:t>
             </w:r>
             <w:r>
               <w:rPr>
-                <w:rFonts w:hint="eastAsia" w:ascii="仿宋_GB2312" w:eastAsia="仿宋_GB2312"/>
+                <w:rFonts w:ascii="Times New Roman" w:hAnsi="Times New Roman" w:cs="Times New Roman" w:eastAsia="宋体" w:hint="default"/>
                 <w:sz w:val="28"/>
                 <w:szCs w:val="21"/>
                 <w:u w:val="single"/>
+                <w:color w:val="000000"/>
+                <w:outline w:val="0"/>
+                <w:shadow w:val="0"/>
+                <w:emboss w:val="0"/>
+                <w:imprint w:val="0"/>
               </w:rPr>
               <w:t xml:space="preserve"> 谢萌宇  </w:t>
             </w:r>
             <w:r>
               <w:rPr>
-                <w:rFonts w:hint="eastAsia" w:ascii="仿宋_GB2312" w:eastAsia="仿宋_GB2312"/>
+                <w:rFonts w:ascii="Times New Roman" w:hAnsi="Times New Roman" w:cs="Times New Roman" w:eastAsia="宋体" w:hint="default"/>
                 <w:sz w:val="28"/>
                 <w:szCs w:val="28"/>
+                <w:color w:val="000000"/>
+                <w:outline w:val="0"/>
+                <w:shadow w:val="0"/>
+                <w:emboss w:val="0"/>
+                <w:imprint w:val="0"/>
               </w:rPr>
               <w:t>学号</w:t>
             </w:r>
             <w:r>
               <w:rPr>
-                <w:rFonts w:hint="eastAsia" w:ascii="仿宋_GB2312" w:eastAsia="仿宋_GB2312"/>
+                <w:rFonts w:ascii="Times New Roman" w:hAnsi="Times New Roman" w:cs="Times New Roman" w:eastAsia="宋体" w:hint="default"/>
                 <w:sz w:val="28"/>
                 <w:szCs w:val="21"/>
                 <w:u w:val="single"/>
+                <w:color w:val="000000"/>
+                <w:outline w:val="0"/>
+                <w:shadow w:val="0"/>
+                <w:emboss w:val="0"/>
+                <w:imprint w:val="0"/>
               </w:rPr>
               <w:t xml:space="preserve"> 8207241921 </w:t>
             </w:r>
@@ -1077,8 +1374,13 @@
               <w:spacing w:line="400" w:lineRule="exact"/>
               <w:jc w:val="center"/>
               <w:rPr>
-                <w:rFonts w:eastAsia="楷体_GB2312"/>
+                <w:rFonts w:ascii="Times New Roman" w:hAnsi="Times New Roman" w:cs="Times New Roman" w:eastAsia="宋体" w:hint="default"/>
                 <w:sz w:val="28"/>
+                <w:color w:val="000000"/>
+                <w:outline w:val="0"/>
+                <w:shadow w:val="0"/>
+                <w:emboss w:val="0"/>
+                <w:imprint w:val="0"/>
               </w:rPr>
             </w:pPr>
           </w:p>
@@ -1106,79 +1408,129 @@
             <w:pPr>
               <w:ind w:left="274" w:hanging="274" w:hangingChars="98"/>
               <w:rPr>
-                <w:rFonts w:ascii="仿宋_GB2312" w:eastAsia="仿宋_GB2312"/>
+                <w:rFonts w:ascii="Times New Roman" w:hAnsi="Times New Roman" w:cs="Times New Roman" w:eastAsia="宋体" w:hint="default"/>
                 <w:szCs w:val="21"/>
                 <w:u w:val="single"/>
+                <w:color w:val="000000"/>
+                <w:outline w:val="0"/>
+                <w:shadow w:val="0"/>
+                <w:emboss w:val="0"/>
+                <w:imprint w:val="0"/>
               </w:rPr>
             </w:pPr>
             <w:r>
               <w:rPr>
-                <w:rFonts w:hint="eastAsia" w:ascii="仿宋_GB2312" w:eastAsia="仿宋_GB2312"/>
+                <w:rFonts w:ascii="Times New Roman" w:hAnsi="Times New Roman" w:cs="Times New Roman" w:eastAsia="宋体" w:hint="default"/>
                 <w:sz w:val="28"/>
                 <w:szCs w:val="28"/>
+                <w:color w:val="000000"/>
+                <w:outline w:val="0"/>
+                <w:shadow w:val="0"/>
+                <w:emboss w:val="0"/>
+                <w:imprint w:val="0"/>
               </w:rPr>
               <w:t>预定时间 星期</w:t>
             </w:r>
             <w:r>
               <w:rPr>
-                <w:rFonts w:hint="eastAsia" w:ascii="仿宋_GB2312" w:eastAsia="仿宋_GB2312"/>
+                <w:rFonts w:ascii="Times New Roman" w:hAnsi="Times New Roman" w:cs="Times New Roman" w:eastAsia="宋体" w:hint="default"/>
                 <w:szCs w:val="21"/>
                 <w:u w:val="single"/>
+                <w:color w:val="000000"/>
+                <w:outline w:val="0"/>
+                <w:shadow w:val="0"/>
+                <w:emboss w:val="0"/>
+                <w:imprint w:val="0"/>
               </w:rPr>
               <w:t xml:space="preserve">       </w:t>
             </w:r>
             <w:r>
               <w:rPr>
-                <w:rFonts w:hint="eastAsia" w:ascii="仿宋_GB2312" w:eastAsia="仿宋_GB2312"/>
+                <w:rFonts w:ascii="Times New Roman" w:hAnsi="Times New Roman" w:cs="Times New Roman" w:eastAsia="宋体" w:hint="default"/>
                 <w:sz w:val="28"/>
                 <w:szCs w:val="28"/>
+                <w:color w:val="000000"/>
+                <w:outline w:val="0"/>
+                <w:shadow w:val="0"/>
+                <w:emboss w:val="0"/>
+                <w:imprint w:val="0"/>
               </w:rPr>
               <w:t>节次</w:t>
             </w:r>
             <w:r>
               <w:rPr>
-                <w:rFonts w:hint="eastAsia" w:ascii="仿宋_GB2312" w:eastAsia="仿宋_GB2312"/>
+                <w:rFonts w:ascii="Times New Roman" w:hAnsi="Times New Roman" w:cs="Times New Roman" w:eastAsia="宋体" w:hint="default"/>
                 <w:szCs w:val="21"/>
                 <w:u w:val="single"/>
+                <w:color w:val="000000"/>
+                <w:outline w:val="0"/>
+                <w:shadow w:val="0"/>
+                <w:emboss w:val="0"/>
+                <w:imprint w:val="0"/>
               </w:rPr>
               <w:t xml:space="preserve">         </w:t>
             </w:r>
             <w:r>
               <w:rPr>
-                <w:rFonts w:hint="eastAsia" w:ascii="仿宋_GB2312" w:eastAsia="仿宋_GB2312"/>
+                <w:rFonts w:ascii="Times New Roman" w:hAnsi="Times New Roman" w:cs="Times New Roman" w:eastAsia="宋体" w:hint="default"/>
                 <w:szCs w:val="21"/>
+                <w:color w:val="000000"/>
+                <w:outline w:val="0"/>
+                <w:shadow w:val="0"/>
+                <w:emboss w:val="0"/>
+                <w:imprint w:val="0"/>
               </w:rPr>
               <w:t xml:space="preserve">    </w:t>
             </w:r>
             <w:r>
               <w:rPr>
-                <w:rFonts w:hint="eastAsia" w:ascii="仿宋_GB2312" w:eastAsia="仿宋_GB2312"/>
+                <w:rFonts w:ascii="Times New Roman" w:hAnsi="Times New Roman" w:cs="Times New Roman" w:eastAsia="宋体" w:hint="default"/>
                 <w:sz w:val="28"/>
                 <w:szCs w:val="28"/>
+                <w:color w:val="000000"/>
+                <w:outline w:val="0"/>
+                <w:shadow w:val="0"/>
+                <w:emboss w:val="0"/>
+                <w:imprint w:val="0"/>
               </w:rPr>
               <w:t>实际实验时间 星期</w:t>
             </w:r>
             <w:r>
               <w:rPr>
-                <w:rFonts w:hint="eastAsia" w:ascii="仿宋_GB2312" w:eastAsia="仿宋_GB2312"/>
+                <w:rFonts w:ascii="Times New Roman" w:hAnsi="Times New Roman" w:cs="Times New Roman" w:eastAsia="宋体" w:hint="default"/>
                 <w:szCs w:val="21"/>
                 <w:u w:val="single"/>
+                <w:color w:val="000000"/>
+                <w:outline w:val="0"/>
+                <w:shadow w:val="0"/>
+                <w:emboss w:val="0"/>
+                <w:imprint w:val="0"/>
               </w:rPr>
               <w:t xml:space="preserve">         </w:t>
             </w:r>
             <w:r>
               <w:rPr>
-                <w:rFonts w:hint="eastAsia" w:ascii="仿宋_GB2312" w:eastAsia="仿宋_GB2312"/>
+                <w:rFonts w:ascii="Times New Roman" w:hAnsi="Times New Roman" w:cs="Times New Roman" w:eastAsia="宋体" w:hint="default"/>
                 <w:sz w:val="28"/>
                 <w:szCs w:val="28"/>
+                <w:color w:val="000000"/>
+                <w:outline w:val="0"/>
+                <w:shadow w:val="0"/>
+                <w:emboss w:val="0"/>
+                <w:imprint w:val="0"/>
               </w:rPr>
               <w:t>节次</w:t>
             </w:r>
             <w:r>
               <w:rPr>
-                <w:rFonts w:hint="eastAsia" w:ascii="仿宋_GB2312" w:eastAsia="仿宋_GB2312"/>
+                <w:rFonts w:ascii="Times New Roman" w:hAnsi="Times New Roman" w:cs="Times New Roman" w:eastAsia="宋体" w:hint="default"/>
                 <w:szCs w:val="21"/>
                 <w:u w:val="single"/>
+                <w:color w:val="000000"/>
+                <w:outline w:val="0"/>
+                <w:shadow w:val="0"/>
+                <w:emboss w:val="0"/>
+                <w:imprint w:val="0"/>
               </w:rPr>
               <w:t xml:space="preserve">             </w:t>
             </w:r>
@@ -1188,8 +1540,13 @@
               <w:spacing w:line="480" w:lineRule="exact"/>
               <w:jc w:val="center"/>
               <w:rPr>
-                <w:rFonts w:eastAsia="楷体_GB2312"/>
+                <w:rFonts w:ascii="Times New Roman" w:hAnsi="Times New Roman" w:cs="Times New Roman" w:eastAsia="宋体" w:hint="default"/>
                 <w:sz w:val="28"/>
+                <w:color w:val="000000"/>
+                <w:outline w:val="0"/>
+                <w:shadow w:val="0"/>
+                <w:emboss w:val="0"/>
+                <w:imprint w:val="0"/>
               </w:rPr>
             </w:pPr>
           </w:p>
@@ -1217,72 +1574,117 @@
             <w:pPr>
               <w:ind w:left="274" w:hanging="274" w:hangingChars="98"/>
               <w:rPr>
-                <w:rFonts w:ascii="仿宋_GB2312" w:eastAsia="仿宋_GB2312"/>
+                <w:rFonts w:ascii="Times New Roman" w:hAnsi="Times New Roman" w:cs="Times New Roman" w:eastAsia="宋体" w:hint="default"/>
                 <w:sz w:val="28"/>
                 <w:szCs w:val="28"/>
+                <w:color w:val="000000"/>
+                <w:outline w:val="0"/>
+                <w:shadow w:val="0"/>
+                <w:emboss w:val="0"/>
+                <w:imprint w:val="0"/>
               </w:rPr>
             </w:pPr>
             <w:r>
               <w:rPr>
-                <w:rFonts w:hint="eastAsia" w:ascii="仿宋_GB2312" w:eastAsia="仿宋_GB2312"/>
+                <w:rFonts w:ascii="Times New Roman" w:hAnsi="Times New Roman" w:cs="Times New Roman" w:eastAsia="宋体" w:hint="default"/>
                 <w:sz w:val="28"/>
                 <w:szCs w:val="28"/>
+                <w:color w:val="000000"/>
+                <w:outline w:val="0"/>
+                <w:shadow w:val="0"/>
+                <w:emboss w:val="0"/>
+                <w:imprint w:val="0"/>
               </w:rPr>
               <w:t>地点</w:t>
             </w:r>
             <w:r>
               <w:rPr>
-                <w:rFonts w:hint="eastAsia" w:ascii="仿宋_GB2312" w:eastAsia="仿宋_GB2312"/>
+                <w:rFonts w:ascii="Times New Roman" w:hAnsi="Times New Roman" w:cs="Times New Roman" w:eastAsia="宋体" w:hint="default"/>
                 <w:szCs w:val="21"/>
                 <w:u w:val="single"/>
+                <w:color w:val="000000"/>
+                <w:outline w:val="0"/>
+                <w:shadow w:val="0"/>
+                <w:emboss w:val="0"/>
+                <w:imprint w:val="0"/>
               </w:rPr>
               <w:t xml:space="preserve">                     </w:t>
             </w:r>
             <w:r>
               <w:rPr>
-                <w:rFonts w:hint="eastAsia" w:ascii="仿宋_GB2312" w:eastAsia="仿宋_GB2312"/>
+                <w:rFonts w:ascii="Times New Roman" w:hAnsi="Times New Roman" w:cs="Times New Roman" w:eastAsia="宋体" w:hint="default"/>
                 <w:sz w:val="28"/>
                 <w:szCs w:val="28"/>
+                <w:color w:val="000000"/>
+                <w:outline w:val="0"/>
+                <w:shadow w:val="0"/>
+                <w:emboss w:val="0"/>
+                <w:imprint w:val="0"/>
               </w:rPr>
               <w:t>台号</w:t>
             </w:r>
             <w:r>
               <w:rPr>
-                <w:rFonts w:hint="eastAsia" w:ascii="仿宋_GB2312" w:eastAsia="仿宋_GB2312"/>
+                <w:rFonts w:ascii="Times New Roman" w:hAnsi="Times New Roman" w:cs="Times New Roman" w:eastAsia="宋体" w:hint="default"/>
                 <w:szCs w:val="21"/>
                 <w:u w:val="single"/>
+                <w:color w:val="000000"/>
+                <w:outline w:val="0"/>
+                <w:shadow w:val="0"/>
+                <w:emboss w:val="0"/>
+                <w:imprint w:val="0"/>
               </w:rPr>
               <w:t xml:space="preserve">       </w:t>
             </w:r>
             <w:r>
               <w:rPr>
-                <w:rFonts w:hint="eastAsia" w:ascii="仿宋_GB2312" w:eastAsia="仿宋_GB2312"/>
+                <w:rFonts w:ascii="Times New Roman" w:hAnsi="Times New Roman" w:cs="Times New Roman" w:eastAsia="宋体" w:hint="default"/>
                 <w:sz w:val="28"/>
                 <w:szCs w:val="28"/>
+                <w:color w:val="000000"/>
+                <w:outline w:val="0"/>
+                <w:shadow w:val="0"/>
+                <w:emboss w:val="0"/>
+                <w:imprint w:val="0"/>
               </w:rPr>
               <w:t>授课教师</w:t>
             </w:r>
             <w:r>
               <w:rPr>
-                <w:rFonts w:hint="eastAsia" w:ascii="仿宋_GB2312" w:eastAsia="仿宋_GB2312"/>
+                <w:rFonts w:ascii="Times New Roman" w:hAnsi="Times New Roman" w:cs="Times New Roman" w:eastAsia="宋体" w:hint="default"/>
                 <w:szCs w:val="21"/>
                 <w:u w:val="single"/>
+                <w:color w:val="000000"/>
+                <w:outline w:val="0"/>
+                <w:shadow w:val="0"/>
+                <w:emboss w:val="0"/>
+                <w:imprint w:val="0"/>
               </w:rPr>
               <w:t xml:space="preserve">                </w:t>
             </w:r>
             <w:r>
               <w:rPr>
-                <w:rFonts w:hint="eastAsia" w:ascii="仿宋_GB2312" w:eastAsia="仿宋_GB2312"/>
+                <w:rFonts w:ascii="Times New Roman" w:hAnsi="Times New Roman" w:cs="Times New Roman" w:eastAsia="宋体" w:hint="default"/>
                 <w:sz w:val="28"/>
                 <w:szCs w:val="28"/>
+                <w:color w:val="000000"/>
+                <w:outline w:val="0"/>
+                <w:shadow w:val="0"/>
+                <w:emboss w:val="0"/>
+                <w:imprint w:val="0"/>
               </w:rPr>
               <w:t>指导教师</w:t>
             </w:r>
             <w:r>
               <w:rPr>
-                <w:rFonts w:hint="eastAsia" w:ascii="仿宋_GB2312" w:eastAsia="仿宋_GB2312"/>
+                <w:rFonts w:ascii="Times New Roman" w:hAnsi="Times New Roman" w:cs="Times New Roman" w:eastAsia="宋体" w:hint="default"/>
                 <w:szCs w:val="21"/>
                 <w:u w:val="single"/>
+                <w:color w:val="000000"/>
+                <w:outline w:val="0"/>
+                <w:shadow w:val="0"/>
+                <w:emboss w:val="0"/>
+                <w:imprint w:val="0"/>
               </w:rPr>
               <w:t xml:space="preserve">                </w:t>
             </w:r>
@@ -1308,9 +1710,14 @@
       </w:pPr>
       <w:r>
         <w:rPr>
-          <w:rFonts w:ascii="Noto Sans CJK SC" w:hAnsi="Noto Sans CJK SC" w:eastAsia="Noto Sans CJK SC" w:hint="eastAsia"/>
+          <w:rFonts w:ascii="Times New Roman" w:hAnsi="Times New Roman" w:cs="Times New Roman" w:eastAsia="黑体" w:hint="default"/>
           <w:b/>
           <w:sz w:val="28"/>
+          <w:color w:val="000000"/>
+          <w:outline w:val="0"/>
+          <w:shadow w:val="0"/>
+          <w:emboss w:val="0"/>
+          <w:imprint w:val="0"/>
         </w:rPr>
         <w:t>实验名称　实验三、铂电阻及其应用实验</w:t>
       </w:r>
@@ -1327,9 +1734,14 @@
       </w:pPr>
       <w:r>
         <w:rPr>
-          <w:rFonts w:ascii="Noto Sans CJK SC" w:hAnsi="Noto Sans CJK SC" w:eastAsia="Noto Sans CJK SC" w:hint="eastAsia"/>
+          <w:rFonts w:ascii="Times New Roman" w:hAnsi="Times New Roman" w:cs="Times New Roman" w:eastAsia="黑体" w:hint="default"/>
           <w:b/>
           <w:sz w:val="28"/>
+          <w:color w:val="000000"/>
+          <w:outline w:val="0"/>
+          <w:shadow w:val="0"/>
+          <w:emboss w:val="0"/>
+          <w:imprint w:val="0"/>
         </w:rPr>
         <w:t>一、实验目的、原理</w:t>
       </w:r>
@@ -1346,9 +1758,14 @@
       </w:pPr>
       <w:r>
         <w:rPr>
-          <w:rFonts w:ascii="Noto Sans CJK SC" w:hAnsi="Noto Sans CJK SC" w:eastAsia="Noto Sans CJK SC" w:hint="eastAsia"/>
+          <w:rFonts w:ascii="Times New Roman" w:hAnsi="Times New Roman" w:cs="Times New Roman" w:eastAsia="黑体" w:hint="default"/>
           <w:b/>
           <w:sz w:val="24"/>
+          <w:color w:val="000000"/>
+          <w:outline w:val="0"/>
+          <w:shadow w:val="0"/>
+          <w:emboss w:val="0"/>
+          <w:imprint w:val="0"/>
         </w:rPr>
         <w:t>实验目的</w:t>
       </w:r>
@@ -1365,9 +1782,14 @@
       </w:pPr>
       <w:r>
         <w:rPr>
-          <w:rFonts w:ascii="Noto Serif CJK SC" w:hAnsi="Noto Serif CJK SC" w:eastAsia="Noto Serif CJK SC" w:hint="eastAsia"/>
+          <w:rFonts w:ascii="Times New Roman" w:hAnsi="Times New Roman" w:cs="Times New Roman" w:eastAsia="宋体" w:hint="default"/>
           <w:b w:val="0"/>
           <w:sz w:val="24"/>
+          <w:color w:val="000000"/>
+          <w:outline w:val="0"/>
+          <w:shadow w:val="0"/>
+          <w:emboss w:val="0"/>
+          <w:imprint w:val="0"/>
         </w:rPr>
         <w:t>掌握PT100的电阻温度特性、分度表使用及三线制接法；理解非平衡电桥与差动放大电路，建立温度、电阻和输出电压的对应关系，了解铂电阻测温标定过程。</w:t>
       </w:r>
@@ -1384,9 +1806,14 @@
       </w:pPr>
       <w:r>
         <w:rPr>
-          <w:rFonts w:ascii="Noto Sans CJK SC" w:hAnsi="Noto Sans CJK SC" w:eastAsia="Noto Sans CJK SC" w:hint="eastAsia"/>
+          <w:rFonts w:ascii="Times New Roman" w:hAnsi="Times New Roman" w:cs="Times New Roman" w:eastAsia="黑体" w:hint="default"/>
           <w:b/>
           <w:sz w:val="24"/>
+          <w:color w:val="000000"/>
+          <w:outline w:val="0"/>
+          <w:shadow w:val="0"/>
+          <w:emboss w:val="0"/>
+          <w:imprint w:val="0"/>
         </w:rPr>
         <w:t>基本原理</w:t>
       </w:r>
@@ -1403,9 +1830,14 @@
       </w:pPr>
       <w:r>
         <w:rPr>
-          <w:rFonts w:ascii="Noto Serif CJK SC" w:hAnsi="Noto Serif CJK SC" w:eastAsia="Noto Serif CJK SC" w:hint="eastAsia"/>
+          <w:rFonts w:ascii="Times New Roman" w:hAnsi="Times New Roman" w:cs="Times New Roman" w:eastAsia="宋体" w:hint="default"/>
           <w:b w:val="0"/>
           <w:sz w:val="24"/>
+          <w:color w:val="000000"/>
+          <w:outline w:val="0"/>
+          <w:shadow w:val="0"/>
+          <w:emboss w:val="0"/>
+          <w:imprint w:val="0"/>
         </w:rPr>
         <w:t>基本原理：铂的电阻随温度升高而增大。PT100在0℃时标称电阻为100 Ω，在本实验温区可用下式描述其电阻温度关系：</w:t>
       </w:r>
@@ -1419,8 +1851,13 @@
         <w:ind w:left="0" w:leftChars="200" w:firstLine="0" w:right="0"/>
         <w:jc w:val="center"/>
         <w:rPr>
-          <w:rFonts w:hint="eastAsia" w:ascii="宋体" w:hAnsi="宋体"/>
+          <w:rFonts w:ascii="Times New Roman" w:hAnsi="Times New Roman" w:cs="Times New Roman" w:eastAsia="宋体" w:hint="default"/>
           <w:sz w:val="24"/>
+          <w:color w:val="000000"/>
+          <w:outline w:val="0"/>
+          <w:shadow w:val="0"/>
+          <w:emboss w:val="0"/>
+          <w:imprint w:val="0"/>
         </w:rPr>
         <w:snapToGrid w:val="0"/>
       </w:pPr>
@@ -1429,8 +1866,13 @@
           <m:r>
             <m:rPr/>
             <w:rPr>
-              <w:rFonts w:ascii="Cambria Math" w:hAnsi="Cambria Math"/>
+              <w:rFonts w:ascii="Cambria Math" w:hAnsi="Cambria Math" w:cs="Cambria Math" w:eastAsia="宋体" w:hint="default"/>
               <w:sz w:val="24"/>
+              <w:color w:val="000000"/>
+              <w:outline w:val="0"/>
+              <w:shadow w:val="0"/>
+              <w:emboss w:val="0"/>
+              <w:imprint w:val="0"/>
             </w:rPr>
             <m:t>R(t) =</m:t>
           </m:r>
@@ -1440,8 +1882,13 @@
               <m:r>
                 <m:rPr/>
                 <w:rPr>
-                  <w:rFonts w:ascii="Cambria Math" w:hAnsi="Cambria Math"/>
+                  <w:rFonts w:ascii="Cambria Math" w:hAnsi="Cambria Math" w:cs="Cambria Math" w:eastAsia="宋体" w:hint="default"/>
                   <w:sz w:val="24"/>
+                  <w:color w:val="000000"/>
+                  <w:outline w:val="0"/>
+                  <w:shadow w:val="0"/>
+                  <w:emboss w:val="0"/>
+                  <w:imprint w:val="0"/>
                 </w:rPr>
                 <m:t>R</m:t>
               </m:r>
@@ -1450,8 +1897,13 @@
               <m:r>
                 <m:rPr/>
                 <w:rPr>
-                  <w:rFonts w:ascii="Cambria Math" w:hAnsi="Cambria Math"/>
+                  <w:rFonts w:ascii="Cambria Math" w:hAnsi="Cambria Math" w:cs="Cambria Math" w:eastAsia="宋体" w:hint="default"/>
                   <w:sz w:val="24"/>
+                  <w:color w:val="000000"/>
+                  <w:outline w:val="0"/>
+                  <w:shadow w:val="0"/>
+                  <w:emboss w:val="0"/>
+                  <w:imprint w:val="0"/>
                 </w:rPr>
                 <m:t>0</m:t>
               </m:r>
@@ -1460,8 +1912,13 @@
           <m:r>
             <m:rPr/>
             <w:rPr>
-              <w:rFonts w:ascii="Cambria Math" w:hAnsi="Cambria Math"/>
+              <w:rFonts w:ascii="Cambria Math" w:hAnsi="Cambria Math" w:cs="Cambria Math" w:eastAsia="宋体" w:hint="default"/>
               <w:sz w:val="24"/>
+              <w:color w:val="000000"/>
+              <w:outline w:val="0"/>
+              <w:shadow w:val="0"/>
+              <w:emboss w:val="0"/>
+              <w:imprint w:val="0"/>
             </w:rPr>
             <m:t>(1 + At + B</m:t>
           </m:r>
@@ -1471,8 +1928,13 @@
               <m:r>
                 <m:rPr/>
                 <w:rPr>
-                  <w:rFonts w:ascii="Cambria Math" w:hAnsi="Cambria Math"/>
+                  <w:rFonts w:ascii="Cambria Math" w:hAnsi="Cambria Math" w:cs="Cambria Math" w:eastAsia="宋体" w:hint="default"/>
                   <w:sz w:val="24"/>
+                  <w:color w:val="000000"/>
+                  <w:outline w:val="0"/>
+                  <w:shadow w:val="0"/>
+                  <w:emboss w:val="0"/>
+                  <w:imprint w:val="0"/>
                 </w:rPr>
                 <m:t>t</m:t>
               </m:r>
@@ -1481,8 +1943,13 @@
               <m:r>
                 <m:rPr/>
                 <w:rPr>
-                  <w:rFonts w:ascii="Cambria Math" w:hAnsi="Cambria Math"/>
+                  <w:rFonts w:ascii="Cambria Math" w:hAnsi="Cambria Math" w:cs="Cambria Math" w:eastAsia="宋体" w:hint="default"/>
                   <w:sz w:val="24"/>
+                  <w:color w:val="000000"/>
+                  <w:outline w:val="0"/>
+                  <w:shadow w:val="0"/>
+                  <w:emboss w:val="0"/>
+                  <w:imprint w:val="0"/>
                 </w:rPr>
                 <m:t>2</m:t>
               </m:r>
@@ -1491,8 +1958,13 @@
           <m:r>
             <m:rPr/>
             <w:rPr>
-              <w:rFonts w:ascii="Cambria Math" w:hAnsi="Cambria Math"/>
+              <w:rFonts w:ascii="Cambria Math" w:hAnsi="Cambria Math" w:cs="Cambria Math" w:eastAsia="宋体" w:hint="default"/>
               <w:sz w:val="24"/>
+              <w:color w:val="000000"/>
+              <w:outline w:val="0"/>
+              <w:shadow w:val="0"/>
+              <w:emboss w:val="0"/>
+              <w:imprint w:val="0"/>
             </w:rPr>
             <m:t>)</m:t>
           </m:r>
@@ -1511,9 +1983,14 @@
       </w:pPr>
       <w:r>
         <w:rPr>
-          <w:rFonts w:ascii="Noto Serif CJK SC" w:hAnsi="Noto Serif CJK SC" w:eastAsia="Noto Serif CJK SC" w:hint="eastAsia"/>
+          <w:rFonts w:ascii="Times New Roman" w:hAnsi="Times New Roman" w:cs="Times New Roman" w:eastAsia="宋体" w:hint="default"/>
           <w:b w:val="0"/>
           <w:sz w:val="24"/>
+          <w:color w:val="000000"/>
+          <w:outline w:val="0"/>
+          <w:shadow w:val="0"/>
+          <w:emboss w:val="0"/>
+          <w:imprint w:val="0"/>
         </w:rPr>
         <w:t>式中R(t)、R₀以Ω计，t以℃计，A、B分别以℃⁻¹、℃⁻²计。本次采用与附表一致的A=3.9083×10⁻³、B=−5.775×10⁻⁷。三线制在引线条件接近且测量电路支持补偿时，可减小引线电阻误差。按指导书附件的等效电桥，PT100接入3.3 V供电的非平衡电桥，差分电压经缓冲和放大后送至TP1；两只反馈电阻取10 kΩ时，增益为10。</w:t>
       </w:r>
@@ -1530,9 +2007,14 @@
       </w:pPr>
       <w:r>
         <w:rPr>
-          <w:rFonts w:ascii="Noto Serif CJK SC" w:hAnsi="Noto Serif CJK SC" w:eastAsia="Noto Serif CJK SC" w:hint="eastAsia"/>
+          <w:rFonts w:ascii="Times New Roman" w:hAnsi="Times New Roman" w:cs="Times New Roman" w:eastAsia="宋体" w:hint="default"/>
           <w:b w:val="0"/>
           <w:sz w:val="24"/>
+          <w:color w:val="000000"/>
+          <w:outline w:val="0"/>
+          <w:shadow w:val="0"/>
+          <w:emboss w:val="0"/>
+          <w:imprint w:val="0"/>
         </w:rPr>
         <w:t>分度依据说明：指导书正文的A、B系数与附件PT100分度表不一致。本报告温度换算使用附件分度表，在相邻1℃间线性插值；等效电阻计算统一采用与附表相符的A=3.9083×10⁻³℃⁻¹、B=−5.775×10⁻⁷℃⁻²。</w:t>
       </w:r>
@@ -1549,9 +2031,14 @@
       </w:pPr>
       <w:r>
         <w:rPr>
-          <w:rFonts w:ascii="Noto Sans CJK SC" w:hAnsi="Noto Sans CJK SC" w:eastAsia="Noto Sans CJK SC" w:hint="eastAsia"/>
+          <w:rFonts w:ascii="Times New Roman" w:hAnsi="Times New Roman" w:cs="Times New Roman" w:eastAsia="黑体" w:hint="default"/>
           <w:b/>
           <w:sz w:val="28"/>
+          <w:color w:val="000000"/>
+          <w:outline w:val="0"/>
+          <w:shadow w:val="0"/>
+          <w:emboss w:val="0"/>
+          <w:imprint w:val="0"/>
         </w:rPr>
         <w:t>二、实验仪器设备及软件</w:t>
       </w:r>
@@ -1568,9 +2055,14 @@
       </w:pPr>
       <w:r>
         <w:rPr>
-          <w:rFonts w:ascii="Noto Serif CJK SC" w:hAnsi="Noto Serif CJK SC" w:eastAsia="Noto Serif CJK SC" w:hint="eastAsia"/>
+          <w:rFonts w:ascii="Times New Roman" w:hAnsi="Times New Roman" w:cs="Times New Roman" w:eastAsia="宋体" w:hint="default"/>
           <w:b w:val="0"/>
           <w:sz w:val="24"/>
+          <w:color w:val="000000"/>
+          <w:outline w:val="0"/>
+          <w:shadow w:val="0"/>
+          <w:emboss w:val="0"/>
+          <w:imprint w:val="0"/>
         </w:rPr>
         <w:t>共用设备及软件：传感器实验箱、主控模块、配套计算机、网线与电源线；本地传感器在线实验平台、出厂实验固件及传感器工具。计算机通过网线与主控模块通信，主控模块通过CAN或RS485与传感器模块通信。</w:t>
       </w:r>
@@ -1587,9 +2079,14 @@
       </w:pPr>
       <w:r>
         <w:rPr>
-          <w:rFonts w:ascii="Noto Serif CJK SC" w:hAnsi="Noto Serif CJK SC" w:eastAsia="Noto Serif CJK SC" w:hint="eastAsia"/>
+          <w:rFonts w:ascii="Times New Roman" w:hAnsi="Times New Roman" w:cs="Times New Roman" w:eastAsia="宋体" w:hint="default"/>
           <w:b w:val="0"/>
           <w:sz w:val="24"/>
+          <w:color w:val="000000"/>
+          <w:outline w:val="0"/>
+          <w:shadow w:val="0"/>
+          <w:emboss w:val="0"/>
+          <w:imprint w:val="0"/>
         </w:rPr>
         <w:t>本实验设备：三线制PT100、铂电阻传感器模块、温控器；桥路由3.3 V电源、两只2.4 kΩ电阻、100 Ω参考电阻和PT100构成。两只反馈电阻选10 kΩ，对应增益10。</w:t>
       </w:r>
@@ -1606,9 +2103,14 @@
       </w:pPr>
       <w:r>
         <w:rPr>
-          <w:rFonts w:ascii="Noto Serif CJK SC" w:hAnsi="Noto Serif CJK SC" w:eastAsia="Noto Serif CJK SC" w:hint="eastAsia"/>
+          <w:rFonts w:ascii="Times New Roman" w:hAnsi="Times New Roman" w:cs="Times New Roman" w:eastAsia="宋体" w:hint="default"/>
           <w:b w:val="0"/>
           <w:sz w:val="24"/>
+          <w:color w:val="000000"/>
+          <w:outline w:val="0"/>
+          <w:shadow w:val="0"/>
+          <w:emboss w:val="0"/>
+          <w:imprint w:val="0"/>
         </w:rPr>
         <w:t>设备编号、仪表具体型号及传感器精度等级：现有原始资料未记录，按实际实验情况补填。</w:t>
       </w:r>
@@ -1625,9 +2127,14 @@
       </w:pPr>
       <w:r>
         <w:rPr>
-          <w:rFonts w:ascii="Noto Sans CJK SC" w:hAnsi="Noto Sans CJK SC" w:eastAsia="Noto Sans CJK SC" w:hint="eastAsia"/>
+          <w:rFonts w:ascii="Times New Roman" w:hAnsi="Times New Roman" w:cs="Times New Roman" w:eastAsia="黑体" w:hint="default"/>
           <w:b/>
           <w:sz w:val="28"/>
+          <w:color w:val="000000"/>
+          <w:outline w:val="0"/>
+          <w:shadow w:val="0"/>
+          <w:emboss w:val="0"/>
+          <w:imprint w:val="0"/>
         </w:rPr>
         <w:t>三、实验方案及实现</w:t>
       </w:r>
@@ -1644,9 +2151,14 @@
       </w:pPr>
       <w:r>
         <w:rPr>
-          <w:rFonts w:ascii="Noto Serif CJK SC" w:hAnsi="Noto Serif CJK SC" w:eastAsia="Noto Serif CJK SC" w:hint="eastAsia"/>
+          <w:rFonts w:ascii="Times New Roman" w:hAnsi="Times New Roman" w:cs="Times New Roman" w:eastAsia="宋体" w:hint="default"/>
           <w:b w:val="0"/>
           <w:sz w:val="24"/>
+          <w:color w:val="000000"/>
+          <w:outline w:val="0"/>
+          <w:shadow w:val="0"/>
+          <w:emboss w:val="0"/>
+          <w:imprint w:val="0"/>
         </w:rPr>
         <w:t>实验前准备：按实验箱铭牌编号配置计算机IP，连接实验箱、主控模块与本实验传感器模块；在在线平台加载对应出厂固件，核对模块插槽与通信总线。所有传感器及附件均在断电状态下接线。</w:t>
       </w:r>
@@ -1663,9 +2175,14 @@
       </w:pPr>
       <w:r>
         <w:rPr>
-          <w:rFonts w:ascii="Noto Sans CJK SC" w:hAnsi="Noto Sans CJK SC" w:eastAsia="Noto Sans CJK SC" w:hint="eastAsia"/>
+          <w:rFonts w:ascii="Times New Roman" w:hAnsi="Times New Roman" w:cs="Times New Roman" w:eastAsia="黑体" w:hint="default"/>
           <w:b/>
           <w:sz w:val="24"/>
+          <w:color w:val="000000"/>
+          <w:outline w:val="0"/>
+          <w:shadow w:val="0"/>
+          <w:emboss w:val="0"/>
+          <w:imprint w:val="0"/>
         </w:rPr>
         <w:t>系统方案与操作步骤</w:t>
       </w:r>
@@ -1682,9 +2199,14 @@
       </w:pPr>
       <w:r>
         <w:rPr>
-          <w:rFonts w:ascii="Noto Serif CJK SC" w:hAnsi="Noto Serif CJK SC" w:eastAsia="Noto Serif CJK SC" w:hint="eastAsia"/>
+          <w:rFonts w:ascii="Times New Roman" w:hAnsi="Times New Roman" w:cs="Times New Roman" w:eastAsia="宋体" w:hint="default"/>
           <w:b w:val="0"/>
           <w:sz w:val="24"/>
+          <w:color w:val="000000"/>
+          <w:outline w:val="0"/>
+          <w:shadow w:val="0"/>
+          <w:emboss w:val="0"/>
+          <w:imprint w:val="0"/>
         </w:rPr>
         <w:t>系统方案：温控器提供热源，三线制PT100接入非平衡电桥，将温度导致的电阻变化转换为K1、K2两点的差分电压；两路信号接仪表放大器K3、K4，TP1输出经采集、主控模块和网页仪表形成测温系统。</w:t>
       </w:r>
@@ -1701,9 +2223,14 @@
       </w:pPr>
       <w:r>
         <w:rPr>
-          <w:rFonts w:ascii="Noto Serif CJK SC" w:hAnsi="Noto Serif CJK SC" w:eastAsia="Noto Serif CJK SC" w:hint="eastAsia"/>
+          <w:rFonts w:ascii="Times New Roman" w:hAnsi="Times New Roman" w:cs="Times New Roman" w:eastAsia="宋体" w:hint="default"/>
           <w:b w:val="0"/>
           <w:sz w:val="24"/>
+          <w:color w:val="000000"/>
+          <w:outline w:val="0"/>
+          <w:shadow w:val="0"/>
+          <w:emboss w:val="0"/>
+          <w:imprint w:val="0"/>
         </w:rPr>
         <w:t>1. 断电时将温控器置于自动挡，PT100三根引线接模块VIN1、VIN2、GND插孔，测量端插入温控器测温孔；依次开启实验箱、主控模块、铂电阻模块和温控器电源。</w:t>
       </w:r>
@@ -1720,9 +2247,14 @@
       </w:pPr>
       <w:r>
         <w:rPr>
-          <w:rFonts w:ascii="Noto Serif CJK SC" w:hAnsi="Noto Serif CJK SC" w:eastAsia="Noto Serif CJK SC" w:hint="eastAsia"/>
+          <w:rFonts w:ascii="Times New Roman" w:hAnsi="Times New Roman" w:cs="Times New Roman" w:eastAsia="宋体" w:hint="default"/>
           <w:b w:val="0"/>
           <w:sz w:val="24"/>
+          <w:color w:val="000000"/>
+          <w:outline w:val="0"/>
+          <w:shadow w:val="0"/>
+          <w:emboss w:val="0"/>
+          <w:imprint w:val="0"/>
         </w:rPr>
         <w:t>2. 进入“铂电阻及其应用实验”并重新加载对应固件。按平台原理图连接PT100、电桥与放大器，选用两只10 kΩ电阻，将TP1连接至仪表，核对增益10。</w:t>
       </w:r>
@@ -1739,9 +2271,14 @@
       </w:pPr>
       <w:r>
         <w:rPr>
-          <w:rFonts w:ascii="Noto Serif CJK SC" w:hAnsi="Noto Serif CJK SC" w:eastAsia="Noto Serif CJK SC" w:hint="eastAsia"/>
+          <w:rFonts w:ascii="Times New Roman" w:hAnsi="Times New Roman" w:cs="Times New Roman" w:eastAsia="宋体" w:hint="default"/>
           <w:b w:val="0"/>
           <w:sz w:val="24"/>
+          <w:color w:val="000000"/>
+          <w:outline w:val="0"/>
+          <w:shadow w:val="0"/>
+          <w:emboss w:val="0"/>
+          <w:imprint w:val="0"/>
         </w:rPr>
         <w:t>3. 先将热源设为1℃并等待降至室温，清空记录表。起始温度至少高于室温5℃，在30～80℃范围逐点设定温度，待热源温度和TP1电压稳定后记录。</w:t>
       </w:r>
@@ -1758,9 +2295,14 @@
       </w:pPr>
       <w:r>
         <w:rPr>
-          <w:rFonts w:ascii="Noto Serif CJK SC" w:hAnsi="Noto Serif CJK SC" w:eastAsia="Noto Serif CJK SC" w:hint="eastAsia"/>
+          <w:rFonts w:ascii="Times New Roman" w:hAnsi="Times New Roman" w:cs="Times New Roman" w:eastAsia="宋体" w:hint="default"/>
           <w:b w:val="0"/>
           <w:sz w:val="24"/>
+          <w:color w:val="000000"/>
+          <w:outline w:val="0"/>
+          <w:shadow w:val="0"/>
+          <w:emboss w:val="0"/>
+          <w:imprint w:val="0"/>
         </w:rPr>
         <w:t>4. 测量完成后将热源设为20℃，导出原始记录。应用阶段利用电桥换算关系及PT100分度表建立测温关系，经标定后在稳定温度点记录测温显示与热源温度进行验证。</w:t>
       </w:r>
@@ -1777,9 +2319,14 @@
       </w:pPr>
       <w:r>
         <w:rPr>
-          <w:rFonts w:ascii="Noto Sans CJK SC" w:hAnsi="Noto Sans CJK SC" w:eastAsia="Noto Sans CJK SC" w:hint="eastAsia"/>
+          <w:rFonts w:ascii="Times New Roman" w:hAnsi="Times New Roman" w:cs="Times New Roman" w:eastAsia="黑体" w:hint="default"/>
           <w:b/>
           <w:sz w:val="24"/>
+          <w:color w:val="000000"/>
+          <w:outline w:val="0"/>
+          <w:shadow w:val="0"/>
+          <w:emboss w:val="0"/>
+          <w:imprint w:val="0"/>
         </w:rPr>
         <w:t>操作注意事项</w:t>
       </w:r>
@@ -1796,9 +2343,14 @@
       </w:pPr>
       <w:r>
         <w:rPr>
-          <w:rFonts w:ascii="Noto Serif CJK SC" w:hAnsi="Noto Serif CJK SC" w:eastAsia="Noto Serif CJK SC" w:hint="eastAsia"/>
+          <w:rFonts w:ascii="Times New Roman" w:hAnsi="Times New Roman" w:cs="Times New Roman" w:eastAsia="宋体" w:hint="default"/>
           <w:b w:val="0"/>
           <w:sz w:val="24"/>
+          <w:color w:val="000000"/>
+          <w:outline w:val="0"/>
+          <w:shadow w:val="0"/>
+          <w:emboss w:val="0"/>
+          <w:imprint w:val="0"/>
         </w:rPr>
         <w:t>勿触摸裸露电路元件，避免静电损坏；温度测量须待热源和电压稳定后读数，避免触碰高温部位。设置1℃只为停止加热、促进降温，装置最低仍接近室温。实验结束后先刷新网页再返回目录，正常关闭计算机与各设备电源，将传感器及附件归位。</w:t>
       </w:r>
@@ -1815,9 +2367,14 @@
       </w:pPr>
       <w:r>
         <w:rPr>
-          <w:rFonts w:ascii="Noto Sans CJK SC" w:hAnsi="Noto Sans CJK SC" w:eastAsia="Noto Sans CJK SC" w:hint="eastAsia"/>
+          <w:rFonts w:ascii="Times New Roman" w:hAnsi="Times New Roman" w:cs="Times New Roman" w:eastAsia="黑体" w:hint="default"/>
           <w:b/>
           <w:sz w:val="28"/>
+          <w:color w:val="000000"/>
+          <w:outline w:val="0"/>
+          <w:shadow w:val="0"/>
+          <w:emboss w:val="0"/>
+          <w:imprint w:val="0"/>
         </w:rPr>
         <w:t>四、实验数据记录及数据处理</w:t>
       </w:r>
@@ -1834,9 +2391,14 @@
       </w:pPr>
       <w:r>
         <w:rPr>
-          <w:rFonts w:ascii="Noto Sans CJK SC" w:hAnsi="Noto Sans CJK SC" w:eastAsia="Noto Sans CJK SC" w:hint="eastAsia"/>
+          <w:rFonts w:ascii="Times New Roman" w:hAnsi="Times New Roman" w:cs="Times New Roman" w:eastAsia="黑体" w:hint="default"/>
           <w:b/>
           <w:sz w:val="24"/>
+          <w:color w:val="000000"/>
+          <w:outline w:val="0"/>
+          <w:shadow w:val="0"/>
+          <w:emboss w:val="0"/>
+          <w:imprint w:val="0"/>
         </w:rPr>
         <w:t>（一）数据来源与处理方法</w:t>
       </w:r>
@@ -1853,9 +2415,14 @@
       </w:pPr>
       <w:r>
         <w:rPr>
-          <w:rFonts w:ascii="Noto Serif CJK SC" w:hAnsi="Noto Serif CJK SC" w:eastAsia="Noto Serif CJK SC" w:hint="eastAsia"/>
+          <w:rFonts w:ascii="Times New Roman" w:hAnsi="Times New Roman" w:cs="Times New Roman" w:eastAsia="宋体" w:hint="default"/>
           <w:b w:val="0"/>
           <w:sz w:val="24"/>
+          <w:color w:val="000000"/>
+          <w:outline w:val="0"/>
+          <w:shadow w:val="0"/>
+          <w:emboss w:val="0"/>
+          <w:imprint w:val="0"/>
         </w:rPr>
         <w:t>数据来自《实验数据.xlsx》Sheet1，保留全部原始测点。本实验共11组测点，热源显示温度范围30～80℃。采用含截距的一阶最小二乘拟合，不进行非线性拟合。</w:t>
       </w:r>
@@ -1869,8 +2436,13 @@
         <w:ind w:left="0" w:leftChars="200" w:firstLine="0" w:right="0"/>
         <w:jc w:val="center"/>
         <w:rPr>
-          <w:rFonts w:hint="eastAsia" w:ascii="宋体" w:hAnsi="宋体"/>
+          <w:rFonts w:ascii="Times New Roman" w:hAnsi="Times New Roman" w:cs="Times New Roman" w:eastAsia="宋体" w:hint="default"/>
           <w:sz w:val="24"/>
+          <w:color w:val="000000"/>
+          <w:outline w:val="0"/>
+          <w:shadow w:val="0"/>
+          <w:emboss w:val="0"/>
+          <w:imprint w:val="0"/>
         </w:rPr>
         <w:snapToGrid w:val="0"/>
       </w:pPr>
@@ -1882,8 +2454,13 @@
               <m:r>
                 <m:rPr/>
                 <w:rPr>
-                  <w:rFonts w:ascii="Cambria Math" w:hAnsi="Cambria Math"/>
+                  <w:rFonts w:ascii="Cambria Math" w:hAnsi="Cambria Math" w:cs="Cambria Math" w:eastAsia="宋体" w:hint="default"/>
                   <w:sz w:val="24"/>
+                  <w:color w:val="000000"/>
+                  <w:outline w:val="0"/>
+                  <w:shadow w:val="0"/>
+                  <w:emboss w:val="0"/>
+                  <w:imprint w:val="0"/>
                 </w:rPr>
                 <m:t>r</m:t>
               </m:r>
@@ -1892,8 +2469,13 @@
               <m:r>
                 <m:rPr/>
                 <w:rPr>
-                  <w:rFonts w:ascii="Cambria Math" w:hAnsi="Cambria Math"/>
+                  <w:rFonts w:ascii="Cambria Math" w:hAnsi="Cambria Math" w:cs="Cambria Math" w:eastAsia="宋体" w:hint="default"/>
                   <w:sz w:val="24"/>
+                  <w:color w:val="000000"/>
+                  <w:outline w:val="0"/>
+                  <w:shadow w:val="0"/>
+                  <w:emboss w:val="0"/>
+                  <w:imprint w:val="0"/>
                 </w:rPr>
                 <m:t>i</m:t>
               </m:r>
@@ -1902,8 +2484,13 @@
           <m:r>
             <m:rPr/>
             <w:rPr>
-              <w:rFonts w:ascii="Cambria Math" w:hAnsi="Cambria Math"/>
+              <w:rFonts w:ascii="Cambria Math" w:hAnsi="Cambria Math" w:cs="Cambria Math" w:eastAsia="宋体" w:hint="default"/>
               <w:sz w:val="24"/>
+              <w:color w:val="000000"/>
+              <w:outline w:val="0"/>
+              <w:shadow w:val="0"/>
+              <w:emboss w:val="0"/>
+              <w:imprint w:val="0"/>
             </w:rPr>
             <m:t>=</m:t>
           </m:r>
@@ -1913,8 +2500,13 @@
               <m:r>
                 <m:rPr/>
                 <w:rPr>
-                  <w:rFonts w:ascii="Cambria Math" w:hAnsi="Cambria Math"/>
+                  <w:rFonts w:ascii="Cambria Math" w:hAnsi="Cambria Math" w:cs="Cambria Math" w:eastAsia="宋体" w:hint="default"/>
                   <w:sz w:val="24"/>
+                  <w:color w:val="000000"/>
+                  <w:outline w:val="0"/>
+                  <w:shadow w:val="0"/>
+                  <w:emboss w:val="0"/>
+                  <w:imprint w:val="0"/>
                 </w:rPr>
                 <m:t>y</m:t>
               </m:r>
@@ -1923,8 +2515,13 @@
               <m:r>
                 <m:rPr/>
                 <w:rPr>
-                  <w:rFonts w:ascii="Cambria Math" w:hAnsi="Cambria Math"/>
+                  <w:rFonts w:ascii="Cambria Math" w:hAnsi="Cambria Math" w:cs="Cambria Math" w:eastAsia="宋体" w:hint="default"/>
                   <w:sz w:val="24"/>
+                  <w:color w:val="000000"/>
+                  <w:outline w:val="0"/>
+                  <w:shadow w:val="0"/>
+                  <w:emboss w:val="0"/>
+                  <w:imprint w:val="0"/>
                 </w:rPr>
                 <m:t>i</m:t>
               </m:r>
@@ -1933,8 +2530,13 @@
           <m:r>
             <m:rPr/>
             <w:rPr>
-              <w:rFonts w:ascii="Cambria Math" w:hAnsi="Cambria Math"/>
+              <w:rFonts w:ascii="Cambria Math" w:hAnsi="Cambria Math" w:cs="Cambria Math" w:eastAsia="宋体" w:hint="default"/>
               <w:sz w:val="24"/>
+              <w:color w:val="000000"/>
+              <w:outline w:val="0"/>
+              <w:shadow w:val="0"/>
+              <w:emboss w:val="0"/>
+              <w:imprint w:val="0"/>
             </w:rPr>
             <m:t>− (a</m:t>
           </m:r>
@@ -1944,8 +2546,13 @@
               <m:r>
                 <m:rPr/>
                 <w:rPr>
-                  <w:rFonts w:ascii="Cambria Math" w:hAnsi="Cambria Math"/>
+                  <w:rFonts w:ascii="Cambria Math" w:hAnsi="Cambria Math" w:cs="Cambria Math" w:eastAsia="宋体" w:hint="default"/>
                   <w:sz w:val="24"/>
+                  <w:color w:val="000000"/>
+                  <w:outline w:val="0"/>
+                  <w:shadow w:val="0"/>
+                  <w:emboss w:val="0"/>
+                  <w:imprint w:val="0"/>
                 </w:rPr>
                 <m:t>x</m:t>
               </m:r>
@@ -1954,8 +2561,13 @@
               <m:r>
                 <m:rPr/>
                 <w:rPr>
-                  <w:rFonts w:ascii="Cambria Math" w:hAnsi="Cambria Math"/>
+                  <w:rFonts w:ascii="Cambria Math" w:hAnsi="Cambria Math" w:cs="Cambria Math" w:eastAsia="宋体" w:hint="default"/>
                   <w:sz w:val="24"/>
+                  <w:color w:val="000000"/>
+                  <w:outline w:val="0"/>
+                  <w:shadow w:val="0"/>
+                  <w:emboss w:val="0"/>
+                  <w:imprint w:val="0"/>
                 </w:rPr>
                 <m:t>i</m:t>
               </m:r>
@@ -1964,8 +2576,13 @@
           <m:r>
             <m:rPr/>
             <w:rPr>
-              <w:rFonts w:ascii="Cambria Math" w:hAnsi="Cambria Math"/>
+              <w:rFonts w:ascii="Cambria Math" w:hAnsi="Cambria Math" w:cs="Cambria Math" w:eastAsia="宋体" w:hint="default"/>
               <w:sz w:val="24"/>
+              <w:color w:val="000000"/>
+              <w:outline w:val="0"/>
+              <w:shadow w:val="0"/>
+              <w:emboss w:val="0"/>
+              <w:imprint w:val="0"/>
             </w:rPr>
             <m:t>+ b)</m:t>
           </m:r>
@@ -1981,8 +2598,13 @@
         <w:ind w:left="0" w:leftChars="200" w:firstLine="0" w:right="0"/>
         <w:jc w:val="center"/>
         <w:rPr>
-          <w:rFonts w:hint="eastAsia" w:ascii="宋体" w:hAnsi="宋体"/>
+          <w:rFonts w:ascii="Times New Roman" w:hAnsi="Times New Roman" w:cs="Times New Roman" w:eastAsia="宋体" w:hint="default"/>
           <w:sz w:val="24"/>
+          <w:color w:val="000000"/>
+          <w:outline w:val="0"/>
+          <w:shadow w:val="0"/>
+          <w:emboss w:val="0"/>
+          <w:imprint w:val="0"/>
         </w:rPr>
         <w:snapToGrid w:val="0"/>
       </w:pPr>
@@ -1991,8 +2613,13 @@
           <m:r>
             <m:rPr/>
             <w:rPr>
-              <w:rFonts w:ascii="Cambria Math" w:hAnsi="Cambria Math"/>
+              <w:rFonts w:ascii="Cambria Math" w:hAnsi="Cambria Math" w:cs="Cambria Math" w:eastAsia="宋体" w:hint="default"/>
               <w:sz w:val="24"/>
+              <w:color w:val="000000"/>
+              <w:outline w:val="0"/>
+              <w:shadow w:val="0"/>
+              <w:emboss w:val="0"/>
+              <w:imprint w:val="0"/>
             </w:rPr>
             <m:t>RMSE =</m:t>
           </m:r>
@@ -2014,8 +2641,13 @@
                       <m:r>
                         <m:rPr/>
                         <w:rPr>
-                          <w:rFonts w:ascii="Cambria Math" w:hAnsi="Cambria Math"/>
+                          <w:rFonts w:ascii="Cambria Math" w:hAnsi="Cambria Math" w:cs="Cambria Math" w:eastAsia="宋体" w:hint="default"/>
                           <w:sz w:val="24"/>
+                          <w:color w:val="000000"/>
+                          <w:outline w:val="0"/>
+                          <w:shadow w:val="0"/>
+                          <w:emboss w:val="0"/>
+                          <w:imprint w:val="0"/>
                         </w:rPr>
                         <m:t>i=1</m:t>
                       </m:r>
@@ -2024,8 +2656,13 @@
                       <m:r>
                         <m:rPr/>
                         <w:rPr>
-                          <w:rFonts w:ascii="Cambria Math" w:hAnsi="Cambria Math"/>
+                          <w:rFonts w:ascii="Cambria Math" w:hAnsi="Cambria Math" w:cs="Cambria Math" w:eastAsia="宋体" w:hint="default"/>
                           <w:sz w:val="24"/>
+                          <w:color w:val="000000"/>
+                          <w:outline w:val="0"/>
+                          <w:shadow w:val="0"/>
+                          <w:emboss w:val="0"/>
+                          <w:imprint w:val="0"/>
                         </w:rPr>
                         <m:t>n</m:t>
                       </m:r>
@@ -2040,8 +2677,13 @@
                               <m:r>
                                 <m:rPr/>
                                 <w:rPr>
-                                  <w:rFonts w:ascii="Cambria Math" w:hAnsi="Cambria Math"/>
+                                  <w:rFonts w:ascii="Cambria Math" w:hAnsi="Cambria Math" w:cs="Cambria Math" w:eastAsia="宋体" w:hint="default"/>
                                   <w:sz w:val="24"/>
+                                  <w:color w:val="000000"/>
+                                  <w:outline w:val="0"/>
+                                  <w:shadow w:val="0"/>
+                                  <w:emboss w:val="0"/>
+                                  <w:imprint w:val="0"/>
                                 </w:rPr>
                                 <m:t>r</m:t>
                               </m:r>
@@ -2050,8 +2692,13 @@
                               <m:r>
                                 <m:rPr/>
                                 <w:rPr>
-                                  <w:rFonts w:ascii="Cambria Math" w:hAnsi="Cambria Math"/>
+                                  <w:rFonts w:ascii="Cambria Math" w:hAnsi="Cambria Math" w:cs="Cambria Math" w:eastAsia="宋体" w:hint="default"/>
                                   <w:sz w:val="24"/>
+                                  <w:color w:val="000000"/>
+                                  <w:outline w:val="0"/>
+                                  <w:shadow w:val="0"/>
+                                  <w:emboss w:val="0"/>
+                                  <w:imprint w:val="0"/>
                                 </w:rPr>
                                 <m:t>i</m:t>
                               </m:r>
@@ -2062,8 +2709,13 @@
                           <m:r>
                             <m:rPr/>
                             <w:rPr>
-                              <w:rFonts w:ascii="Cambria Math" w:hAnsi="Cambria Math"/>
+                              <w:rFonts w:ascii="Cambria Math" w:hAnsi="Cambria Math" w:cs="Cambria Math" w:eastAsia="宋体" w:hint="default"/>
                               <w:sz w:val="24"/>
+                              <w:color w:val="000000"/>
+                              <w:outline w:val="0"/>
+                              <w:shadow w:val="0"/>
+                              <w:emboss w:val="0"/>
+                              <w:imprint w:val="0"/>
                             </w:rPr>
                             <m:t>2</m:t>
                           </m:r>
@@ -2076,8 +2728,13 @@
                   <m:r>
                     <m:rPr/>
                     <w:rPr>
-                      <w:rFonts w:ascii="Cambria Math" w:hAnsi="Cambria Math"/>
+                      <w:rFonts w:ascii="Cambria Math" w:hAnsi="Cambria Math" w:cs="Cambria Math" w:eastAsia="宋体" w:hint="default"/>
                       <w:sz w:val="24"/>
+                      <w:color w:val="000000"/>
+                      <w:outline w:val="0"/>
+                      <w:shadow w:val="0"/>
+                      <w:emboss w:val="0"/>
+                      <w:imprint w:val="0"/>
                     </w:rPr>
                     <m:t>n</m:t>
                   </m:r>
@@ -2097,8 +2754,13 @@
         <w:ind w:left="0" w:leftChars="200" w:firstLine="0" w:right="0"/>
         <w:jc w:val="center"/>
         <w:rPr>
-          <w:rFonts w:hint="eastAsia" w:ascii="宋体" w:hAnsi="宋体"/>
+          <w:rFonts w:ascii="Times New Roman" w:hAnsi="Times New Roman" w:cs="Times New Roman" w:eastAsia="宋体" w:hint="default"/>
           <w:sz w:val="24"/>
+          <w:color w:val="000000"/>
+          <w:outline w:val="0"/>
+          <w:shadow w:val="0"/>
+          <w:emboss w:val="0"/>
+          <w:imprint w:val="0"/>
         </w:rPr>
         <w:snapToGrid w:val="0"/>
       </w:pPr>
@@ -2110,8 +2772,13 @@
               <m:r>
                 <m:rPr/>
                 <w:rPr>
-                  <w:rFonts w:ascii="Cambria Math" w:hAnsi="Cambria Math"/>
+                  <w:rFonts w:ascii="Cambria Math" w:hAnsi="Cambria Math" w:cs="Cambria Math" w:eastAsia="宋体" w:hint="default"/>
                   <w:sz w:val="24"/>
+                  <w:color w:val="000000"/>
+                  <w:outline w:val="0"/>
+                  <w:shadow w:val="0"/>
+                  <w:emboss w:val="0"/>
+                  <w:imprint w:val="0"/>
                 </w:rPr>
                 <m:t>δ</m:t>
               </m:r>
@@ -2120,8 +2787,13 @@
               <m:r>
                 <m:rPr/>
                 <w:rPr>
-                  <w:rFonts w:ascii="Cambria Math" w:hAnsi="Cambria Math"/>
+                  <w:rFonts w:ascii="Cambria Math" w:hAnsi="Cambria Math" w:cs="Cambria Math" w:eastAsia="宋体" w:hint="default"/>
                   <w:sz w:val="24"/>
+                  <w:color w:val="000000"/>
+                  <w:outline w:val="0"/>
+                  <w:shadow w:val="0"/>
+                  <w:emboss w:val="0"/>
+                  <w:imprint w:val="0"/>
                 </w:rPr>
                 <m:t>LF</m:t>
               </m:r>
@@ -2130,8 +2802,13 @@
           <m:r>
             <m:rPr/>
             <w:rPr>
-              <w:rFonts w:ascii="Cambria Math" w:hAnsi="Cambria Math"/>
+              <w:rFonts w:ascii="Cambria Math" w:hAnsi="Cambria Math" w:cs="Cambria Math" w:eastAsia="宋体" w:hint="default"/>
               <w:sz w:val="24"/>
+              <w:color w:val="000000"/>
+              <w:outline w:val="0"/>
+              <w:shadow w:val="0"/>
+              <w:emboss w:val="0"/>
+              <w:imprint w:val="0"/>
             </w:rPr>
             <m:t>=</m:t>
           </m:r>
@@ -2141,8 +2818,13 @@
               <m:r>
                 <m:rPr/>
                 <w:rPr>
-                  <w:rFonts w:ascii="Cambria Math" w:hAnsi="Cambria Math"/>
+                  <w:rFonts w:ascii="Cambria Math" w:hAnsi="Cambria Math" w:cs="Cambria Math" w:eastAsia="宋体" w:hint="default"/>
                   <w:sz w:val="24"/>
+                  <w:color w:val="000000"/>
+                  <w:outline w:val="0"/>
+                  <w:shadow w:val="0"/>
+                  <w:emboss w:val="0"/>
+                  <w:imprint w:val="0"/>
                 </w:rPr>
                 <m:t>max |</m:t>
               </m:r>
@@ -2152,8 +2834,13 @@
                   <m:r>
                     <m:rPr/>
                     <w:rPr>
-                      <w:rFonts w:ascii="Cambria Math" w:hAnsi="Cambria Math"/>
+                      <w:rFonts w:ascii="Cambria Math" w:hAnsi="Cambria Math" w:cs="Cambria Math" w:eastAsia="宋体" w:hint="default"/>
                       <w:sz w:val="24"/>
+                      <w:color w:val="000000"/>
+                      <w:outline w:val="0"/>
+                      <w:shadow w:val="0"/>
+                      <w:emboss w:val="0"/>
+                      <w:imprint w:val="0"/>
                     </w:rPr>
                     <m:t>r</m:t>
                   </m:r>
@@ -2162,8 +2849,13 @@
                   <m:r>
                     <m:rPr/>
                     <w:rPr>
-                      <w:rFonts w:ascii="Cambria Math" w:hAnsi="Cambria Math"/>
+                      <w:rFonts w:ascii="Cambria Math" w:hAnsi="Cambria Math" w:cs="Cambria Math" w:eastAsia="宋体" w:hint="default"/>
                       <w:sz w:val="24"/>
+                      <w:color w:val="000000"/>
+                      <w:outline w:val="0"/>
+                      <w:shadow w:val="0"/>
+                      <w:emboss w:val="0"/>
+                      <w:imprint w:val="0"/>
                     </w:rPr>
                     <m:t>i</m:t>
                   </m:r>
@@ -2172,8 +2864,13 @@
               <m:r>
                 <m:rPr/>
                 <w:rPr>
-                  <w:rFonts w:ascii="Cambria Math" w:hAnsi="Cambria Math"/>
+                  <w:rFonts w:ascii="Cambria Math" w:hAnsi="Cambria Math" w:cs="Cambria Math" w:eastAsia="宋体" w:hint="default"/>
                   <w:sz w:val="24"/>
+                  <w:color w:val="000000"/>
+                  <w:outline w:val="0"/>
+                  <w:shadow w:val="0"/>
+                  <w:emboss w:val="0"/>
+                  <w:imprint w:val="0"/>
                 </w:rPr>
                 <m:t>|</m:t>
               </m:r>
@@ -2182,8 +2879,13 @@
               <m:r>
                 <m:rPr/>
                 <w:rPr>
-                  <w:rFonts w:ascii="Cambria Math" w:hAnsi="Cambria Math"/>
+                  <w:rFonts w:ascii="Cambria Math" w:hAnsi="Cambria Math" w:cs="Cambria Math" w:eastAsia="宋体" w:hint="default"/>
                   <w:sz w:val="24"/>
+                  <w:color w:val="000000"/>
+                  <w:outline w:val="0"/>
+                  <w:shadow w:val="0"/>
+                  <w:emboss w:val="0"/>
+                  <w:imprint w:val="0"/>
                 </w:rPr>
                 <m:t>|a| (</m:t>
               </m:r>
@@ -2193,8 +2895,13 @@
                   <m:r>
                     <m:rPr/>
                     <w:rPr>
-                      <w:rFonts w:ascii="Cambria Math" w:hAnsi="Cambria Math"/>
+                      <w:rFonts w:ascii="Cambria Math" w:hAnsi="Cambria Math" w:cs="Cambria Math" w:eastAsia="宋体" w:hint="default"/>
                       <w:sz w:val="24"/>
+                      <w:color w:val="000000"/>
+                      <w:outline w:val="0"/>
+                      <w:shadow w:val="0"/>
+                      <w:emboss w:val="0"/>
+                      <w:imprint w:val="0"/>
                     </w:rPr>
                     <m:t>x</m:t>
                   </m:r>
@@ -2203,8 +2910,13 @@
                   <m:r>
                     <m:rPr/>
                     <w:rPr>
-                      <w:rFonts w:ascii="Cambria Math" w:hAnsi="Cambria Math"/>
+                      <w:rFonts w:ascii="Cambria Math" w:hAnsi="Cambria Math" w:cs="Cambria Math" w:eastAsia="宋体" w:hint="default"/>
                       <w:sz w:val="24"/>
+                      <w:color w:val="000000"/>
+                      <w:outline w:val="0"/>
+                      <w:shadow w:val="0"/>
+                      <w:emboss w:val="0"/>
+                      <w:imprint w:val="0"/>
                     </w:rPr>
                     <m:t>max</m:t>
                   </m:r>
@@ -2213,8 +2925,13 @@
               <m:r>
                 <m:rPr/>
                 <w:rPr>
-                  <w:rFonts w:ascii="Cambria Math" w:hAnsi="Cambria Math"/>
+                  <w:rFonts w:ascii="Cambria Math" w:hAnsi="Cambria Math" w:cs="Cambria Math" w:eastAsia="宋体" w:hint="default"/>
                   <w:sz w:val="24"/>
+                  <w:color w:val="000000"/>
+                  <w:outline w:val="0"/>
+                  <w:shadow w:val="0"/>
+                  <w:emboss w:val="0"/>
+                  <w:imprint w:val="0"/>
                 </w:rPr>
                 <m:t>−</m:t>
               </m:r>
@@ -2224,8 +2941,13 @@
                   <m:r>
                     <m:rPr/>
                     <w:rPr>
-                      <w:rFonts w:ascii="Cambria Math" w:hAnsi="Cambria Math"/>
+                      <w:rFonts w:ascii="Cambria Math" w:hAnsi="Cambria Math" w:cs="Cambria Math" w:eastAsia="宋体" w:hint="default"/>
                       <w:sz w:val="24"/>
+                      <w:color w:val="000000"/>
+                      <w:outline w:val="0"/>
+                      <w:shadow w:val="0"/>
+                      <w:emboss w:val="0"/>
+                      <w:imprint w:val="0"/>
                     </w:rPr>
                     <m:t>x</m:t>
                   </m:r>
@@ -2234,8 +2956,13 @@
                   <m:r>
                     <m:rPr/>
                     <w:rPr>
-                      <w:rFonts w:ascii="Cambria Math" w:hAnsi="Cambria Math"/>
+                      <w:rFonts w:ascii="Cambria Math" w:hAnsi="Cambria Math" w:cs="Cambria Math" w:eastAsia="宋体" w:hint="default"/>
                       <w:sz w:val="24"/>
+                      <w:color w:val="000000"/>
+                      <w:outline w:val="0"/>
+                      <w:shadow w:val="0"/>
+                      <w:emboss w:val="0"/>
+                      <w:imprint w:val="0"/>
                     </w:rPr>
                     <m:t>min</m:t>
                   </m:r>
@@ -2244,8 +2971,13 @@
               <m:r>
                 <m:rPr/>
                 <w:rPr>
-                  <w:rFonts w:ascii="Cambria Math" w:hAnsi="Cambria Math"/>
+                  <w:rFonts w:ascii="Cambria Math" w:hAnsi="Cambria Math" w:cs="Cambria Math" w:eastAsia="宋体" w:hint="default"/>
                   <w:sz w:val="24"/>
+                  <w:color w:val="000000"/>
+                  <w:outline w:val="0"/>
+                  <w:shadow w:val="0"/>
+                  <w:emboss w:val="0"/>
+                  <w:imprint w:val="0"/>
                 </w:rPr>
                 <m:t>)</m:t>
               </m:r>
@@ -2254,8 +2986,13 @@
           <m:r>
             <m:rPr/>
             <w:rPr>
-              <w:rFonts w:ascii="Cambria Math" w:hAnsi="Cambria Math"/>
+              <w:rFonts w:ascii="Cambria Math" w:hAnsi="Cambria Math" w:cs="Cambria Math" w:eastAsia="宋体" w:hint="default"/>
               <w:sz w:val="24"/>
+              <w:color w:val="000000"/>
+              <w:outline w:val="0"/>
+              <w:shadow w:val="0"/>
+              <w:emboss w:val="0"/>
+              <w:imprint w:val="0"/>
             </w:rPr>
             <m:t>× 100%</m:t>
           </m:r>
@@ -2274,9 +3011,14 @@
       </w:pPr>
       <w:r>
         <w:rPr>
-          <w:rFonts w:ascii="Noto Serif CJK SC" w:hAnsi="Noto Serif CJK SC" w:eastAsia="Noto Serif CJK SC" w:hint="eastAsia"/>
+          <w:rFonts w:ascii="Times New Roman" w:hAnsi="Times New Roman" w:cs="Times New Roman" w:eastAsia="宋体" w:hint="default"/>
           <w:b w:val="0"/>
           <w:sz w:val="24"/>
+          <w:color w:val="000000"/>
+          <w:outline w:val="0"/>
+          <w:shadow w:val="0"/>
+          <w:emboss w:val="0"/>
+          <w:imprint w:val="0"/>
         </w:rPr>
         <w:t>x为热源显示温度T（℃），y为输出电压U（mV）；斜率a的单位为mV/℃，截距b与残差r的单位为mV。n为测点数。非线性δLF的分子为最大绝对残差，分母为拟合直线在已测范围内的输出跨度，两者单位相同。本报告的%FS统一使用此拟合跨度作基准，不代表器件铭牌满量程。</w:t>
       </w:r>
@@ -2293,9 +3035,14 @@
       </w:pPr>
       <w:r>
         <w:rPr>
-          <w:rFonts w:ascii="Noto Serif CJK SC" w:hAnsi="Noto Serif CJK SC" w:eastAsia="Noto Serif CJK SC" w:hint="eastAsia"/>
+          <w:rFonts w:ascii="Times New Roman" w:hAnsi="Times New Roman" w:cs="Times New Roman" w:eastAsia="宋体" w:hint="default"/>
           <w:b w:val="0"/>
           <w:sz w:val="24"/>
+          <w:color w:val="000000"/>
+          <w:outline w:val="0"/>
+          <w:shadow w:val="0"/>
+          <w:emboss w:val="0"/>
+          <w:imprint w:val="0"/>
         </w:rPr>
         <w:t>最大绝对残差保留最不利测点的信息，用于计算非线性；RMSE利用全部测点，反映整体偏离程度。R²只说明线性趋势。含截距最小二乘残差的均值接近零，不能用它评价误差大小。</w:t>
       </w:r>
@@ -2312,9 +3059,14 @@
       </w:pPr>
       <w:r>
         <w:rPr>
-          <w:rFonts w:ascii="Noto Serif CJK SC" w:hAnsi="Noto Serif CJK SC" w:eastAsia="Noto Serif CJK SC" w:hint="eastAsia"/>
+          <w:rFonts w:ascii="Times New Roman" w:hAnsi="Times New Roman" w:cs="Times New Roman" w:eastAsia="宋体" w:hint="default"/>
           <w:b w:val="0"/>
           <w:sz w:val="24"/>
+          <w:color w:val="000000"/>
+          <w:outline w:val="0"/>
+          <w:shadow w:val="0"/>
+          <w:emboss w:val="0"/>
+          <w:imprint w:val="0"/>
         </w:rPr>
         <w:t>电阻特性拟合时，y、r与拟合跨度均以Ω计，斜率a以Ω/℃计；其他处理方法相同。</w:t>
       </w:r>
@@ -2331,9 +3083,14 @@
       </w:pPr>
       <w:r>
         <w:rPr>
-          <w:rFonts w:ascii="Noto Sans CJK SC" w:hAnsi="Noto Sans CJK SC" w:eastAsia="Noto Sans CJK SC" w:hint="eastAsia"/>
+          <w:rFonts w:ascii="Times New Roman" w:hAnsi="Times New Roman" w:cs="Times New Roman" w:eastAsia="黑体" w:hint="default"/>
           <w:b/>
           <w:sz w:val="24"/>
+          <w:color w:val="000000"/>
+          <w:outline w:val="0"/>
+          <w:shadow w:val="0"/>
+          <w:emboss w:val="0"/>
+          <w:imprint w:val="0"/>
         </w:rPr>
         <w:t>（二）原始数据、电阻温度换算与特性拟合</w:t>
       </w:r>
@@ -2350,9 +3107,14 @@
       </w:pPr>
       <w:r>
         <w:rPr>
-          <w:rFonts w:ascii="Noto Serif CJK SC" w:hAnsi="Noto Serif CJK SC" w:eastAsia="Noto Serif CJK SC" w:hint="eastAsia"/>
+          <w:rFonts w:ascii="Times New Roman" w:hAnsi="Times New Roman" w:cs="Times New Roman" w:eastAsia="宋体" w:hint="default"/>
           <w:b w:val="0"/>
           <w:sz w:val="24"/>
+          <w:color w:val="000000"/>
+          <w:outline w:val="0"/>
+          <w:shadow w:val="0"/>
+          <w:emboss w:val="0"/>
+          <w:imprint w:val="0"/>
         </w:rPr>
         <w:t>按指导书附件3.3 V电桥、增益10的等效模型反算PT100阻值，再在附表相邻1℃区间内线性插值。</w:t>
       </w:r>
@@ -2366,8 +3128,13 @@
         <w:ind w:left="0" w:leftChars="200" w:firstLine="0" w:right="0"/>
         <w:jc w:val="center"/>
         <w:rPr>
-          <w:rFonts w:hint="eastAsia" w:ascii="宋体" w:hAnsi="宋体"/>
+          <w:rFonts w:ascii="Times New Roman" w:hAnsi="Times New Roman" w:cs="Times New Roman" w:eastAsia="宋体" w:hint="default"/>
           <w:sz w:val="24"/>
+          <w:color w:val="000000"/>
+          <w:outline w:val="0"/>
+          <w:shadow w:val="0"/>
+          <w:emboss w:val="0"/>
+          <w:imprint w:val="0"/>
         </w:rPr>
         <w:snapToGrid w:val="0"/>
       </w:pPr>
@@ -2379,8 +3146,13 @@
               <m:r>
                 <m:rPr/>
                 <w:rPr>
-                  <w:rFonts w:ascii="Cambria Math" w:hAnsi="Cambria Math"/>
+                  <w:rFonts w:ascii="Cambria Math" w:hAnsi="Cambria Math" w:cs="Cambria Math" w:eastAsia="宋体" w:hint="default"/>
                   <w:sz w:val="24"/>
+                  <w:color w:val="000000"/>
+                  <w:outline w:val="0"/>
+                  <w:shadow w:val="0"/>
+                  <w:emboss w:val="0"/>
+                  <w:imprint w:val="0"/>
                 </w:rPr>
                 <m:t>V</m:t>
               </m:r>
@@ -2389,8 +3161,13 @@
               <m:r>
                 <m:rPr/>
                 <w:rPr>
-                  <w:rFonts w:ascii="Cambria Math" w:hAnsi="Cambria Math"/>
+                  <w:rFonts w:ascii="Cambria Math" w:hAnsi="Cambria Math" w:cs="Cambria Math" w:eastAsia="宋体" w:hint="default"/>
                   <w:sz w:val="24"/>
+                  <w:color w:val="000000"/>
+                  <w:outline w:val="0"/>
+                  <w:shadow w:val="0"/>
+                  <w:emboss w:val="0"/>
+                  <w:imprint w:val="0"/>
                 </w:rPr>
                 <m:t>K1</m:t>
               </m:r>
@@ -2399,8 +3176,13 @@
           <m:r>
             <m:rPr/>
             <w:rPr>
-              <w:rFonts w:ascii="Cambria Math" w:hAnsi="Cambria Math"/>
+              <w:rFonts w:ascii="Cambria Math" w:hAnsi="Cambria Math" w:cs="Cambria Math" w:eastAsia="宋体" w:hint="default"/>
               <w:sz w:val="24"/>
+              <w:color w:val="000000"/>
+              <w:outline w:val="0"/>
+              <w:shadow w:val="0"/>
+              <w:emboss w:val="0"/>
+              <w:imprint w:val="0"/>
             </w:rPr>
             <m:t>=</m:t>
           </m:r>
@@ -2410,8 +3192,13 @@
               <m:r>
                 <m:rPr/>
                 <w:rPr>
-                  <w:rFonts w:ascii="Cambria Math" w:hAnsi="Cambria Math"/>
+                  <w:rFonts w:ascii="Cambria Math" w:hAnsi="Cambria Math" w:cs="Cambria Math" w:eastAsia="宋体" w:hint="default"/>
                   <w:sz w:val="24"/>
+                  <w:color w:val="000000"/>
+                  <w:outline w:val="0"/>
+                  <w:shadow w:val="0"/>
+                  <w:emboss w:val="0"/>
+                  <w:imprint w:val="0"/>
                 </w:rPr>
                 <m:t>U</m:t>
               </m:r>
@@ -2420,8 +3207,13 @@
               <m:r>
                 <m:rPr/>
                 <w:rPr>
-                  <w:rFonts w:ascii="Cambria Math" w:hAnsi="Cambria Math"/>
+                  <w:rFonts w:ascii="Cambria Math" w:hAnsi="Cambria Math" w:cs="Cambria Math" w:eastAsia="宋体" w:hint="default"/>
                   <w:sz w:val="24"/>
+                  <w:color w:val="000000"/>
+                  <w:outline w:val="0"/>
+                  <w:shadow w:val="0"/>
+                  <w:emboss w:val="0"/>
+                  <w:imprint w:val="0"/>
                 </w:rPr>
                 <m:t>10</m:t>
               </m:r>
@@ -2430,8 +3222,13 @@
           <m:r>
             <m:rPr/>
             <w:rPr>
-              <w:rFonts w:ascii="Cambria Math" w:hAnsi="Cambria Math"/>
+              <w:rFonts w:ascii="Cambria Math" w:hAnsi="Cambria Math" w:cs="Cambria Math" w:eastAsia="宋体" w:hint="default"/>
               <w:sz w:val="24"/>
+              <w:color w:val="000000"/>
+              <w:outline w:val="0"/>
+              <w:shadow w:val="0"/>
+              <w:emboss w:val="0"/>
+              <w:imprint w:val="0"/>
             </w:rPr>
             <m:t>+ 132；  R =</m:t>
           </m:r>
@@ -2441,8 +3238,13 @@
               <m:r>
                 <m:rPr/>
                 <w:rPr>
-                  <w:rFonts w:ascii="Cambria Math" w:hAnsi="Cambria Math"/>
+                  <w:rFonts w:ascii="Cambria Math" w:hAnsi="Cambria Math" w:cs="Cambria Math" w:eastAsia="宋体" w:hint="default"/>
                   <w:sz w:val="24"/>
+                  <w:color w:val="000000"/>
+                  <w:outline w:val="0"/>
+                  <w:shadow w:val="0"/>
+                  <w:emboss w:val="0"/>
+                  <w:imprint w:val="0"/>
                 </w:rPr>
                 <m:t>2400</m:t>
               </m:r>
@@ -2452,8 +3254,13 @@
                   <m:r>
                     <m:rPr/>
                     <w:rPr>
-                      <w:rFonts w:ascii="Cambria Math" w:hAnsi="Cambria Math"/>
+                      <w:rFonts w:ascii="Cambria Math" w:hAnsi="Cambria Math" w:cs="Cambria Math" w:eastAsia="宋体" w:hint="default"/>
                       <w:sz w:val="24"/>
+                      <w:color w:val="000000"/>
+                      <w:outline w:val="0"/>
+                      <w:shadow w:val="0"/>
+                      <w:emboss w:val="0"/>
+                      <w:imprint w:val="0"/>
                     </w:rPr>
                     <m:t>V</m:t>
                   </m:r>
@@ -2462,8 +3269,13 @@
                   <m:r>
                     <m:rPr/>
                     <w:rPr>
-                      <w:rFonts w:ascii="Cambria Math" w:hAnsi="Cambria Math"/>
+                      <w:rFonts w:ascii="Cambria Math" w:hAnsi="Cambria Math" w:cs="Cambria Math" w:eastAsia="宋体" w:hint="default"/>
                       <w:sz w:val="24"/>
+                      <w:color w:val="000000"/>
+                      <w:outline w:val="0"/>
+                      <w:shadow w:val="0"/>
+                      <w:emboss w:val="0"/>
+                      <w:imprint w:val="0"/>
                     </w:rPr>
                     <m:t>K1</m:t>
                   </m:r>
@@ -2474,8 +3286,13 @@
               <m:r>
                 <m:rPr/>
                 <w:rPr>
-                  <w:rFonts w:ascii="Cambria Math" w:hAnsi="Cambria Math"/>
+                  <w:rFonts w:ascii="Cambria Math" w:hAnsi="Cambria Math" w:cs="Cambria Math" w:eastAsia="宋体" w:hint="default"/>
                   <w:sz w:val="24"/>
+                  <w:color w:val="000000"/>
+                  <w:outline w:val="0"/>
+                  <w:shadow w:val="0"/>
+                  <w:emboss w:val="0"/>
+                  <w:imprint w:val="0"/>
                 </w:rPr>
                 <m:t>3300 −</m:t>
               </m:r>
@@ -2485,8 +3302,13 @@
                   <m:r>
                     <m:rPr/>
                     <w:rPr>
-                      <w:rFonts w:ascii="Cambria Math" w:hAnsi="Cambria Math"/>
+                      <w:rFonts w:ascii="Cambria Math" w:hAnsi="Cambria Math" w:cs="Cambria Math" w:eastAsia="宋体" w:hint="default"/>
                       <w:sz w:val="24"/>
+                      <w:color w:val="000000"/>
+                      <w:outline w:val="0"/>
+                      <w:shadow w:val="0"/>
+                      <w:emboss w:val="0"/>
+                      <w:imprint w:val="0"/>
                     </w:rPr>
                     <m:t>V</m:t>
                   </m:r>
@@ -2495,8 +3317,13 @@
                   <m:r>
                     <m:rPr/>
                     <w:rPr>
-                      <w:rFonts w:ascii="Cambria Math" w:hAnsi="Cambria Math"/>
+                      <w:rFonts w:ascii="Cambria Math" w:hAnsi="Cambria Math" w:cs="Cambria Math" w:eastAsia="宋体" w:hint="default"/>
                       <w:sz w:val="24"/>
+                      <w:color w:val="000000"/>
+                      <w:outline w:val="0"/>
+                      <w:shadow w:val="0"/>
+                      <w:emboss w:val="0"/>
+                      <w:imprint w:val="0"/>
                     </w:rPr>
                     <m:t>K1</m:t>
                   </m:r>
@@ -2519,9 +3346,14 @@
       </w:pPr>
       <w:r>
         <w:rPr>
-          <w:rFonts w:ascii="Noto Serif CJK SC" w:hAnsi="Noto Serif CJK SC" w:eastAsia="Noto Serif CJK SC" w:hint="eastAsia"/>
+          <w:rFonts w:ascii="Times New Roman" w:hAnsi="Times New Roman" w:cs="Times New Roman" w:eastAsia="宋体" w:hint="default"/>
           <w:b w:val="0"/>
           <w:sz w:val="24"/>
+          <w:color w:val="000000"/>
+          <w:outline w:val="0"/>
+          <w:shadow w:val="0"/>
+          <w:emboss w:val="0"/>
+          <w:imprint w:val="0"/>
         </w:rPr>
         <w:t>U、K1点电压、132及3300均以mV计，2400为桥臂电阻值（Ω），计算所得R以Ω计。以30℃、150 mV为例，K1点电压147 mV，R=111.893435 Ω；在30℃时111.67 Ω和31℃时112.06 Ω之间插值，得到T₀=30.573℃，误差为+0.573℃。</w:t>
       </w:r>
@@ -2538,9 +3370,14 @@
       </w:pPr>
       <w:r>
         <w:rPr>
-          <w:rFonts w:ascii="Noto Serif CJK SC" w:hAnsi="Noto Serif CJK SC" w:eastAsia="Noto Serif CJK SC" w:hint="eastAsia"/>
+          <w:rFonts w:ascii="Times New Roman" w:hAnsi="Times New Roman" w:cs="Times New Roman" w:eastAsia="黑体" w:hint="default"/>
           <w:b/>
           <w:sz w:val="22"/>
+          <w:color w:val="000000"/>
+          <w:outline w:val="0"/>
+          <w:shadow w:val="0"/>
+          <w:emboss w:val="0"/>
+          <w:imprint w:val="0"/>
         </w:rPr>
         <w:t>表1　铂电阻原始数据及电阻温度换算结果</w:t>
       </w:r>
@@ -2598,9 +3435,14 @@
             </w:pPr>
             <w:r>
               <w:rPr>
-                <w:rFonts w:ascii="Noto Sans CJK SC" w:hAnsi="Noto Sans CJK SC" w:eastAsia="Noto Sans CJK SC" w:hint="eastAsia"/>
+                <w:rFonts w:ascii="Times New Roman" w:hAnsi="Times New Roman" w:cs="Times New Roman" w:eastAsia="黑体" w:hint="default"/>
                 <w:b/>
                 <w:sz w:val="21"/>
+                <w:color w:val="000000"/>
+                <w:outline w:val="0"/>
+                <w:shadow w:val="0"/>
+                <w:emboss w:val="0"/>
+                <w:imprint w:val="0"/>
               </w:rPr>
               <w:t>热源T</w:t>
               <w:br/>
@@ -2626,9 +3468,14 @@
             </w:pPr>
             <w:r>
               <w:rPr>
-                <w:rFonts w:ascii="Noto Sans CJK SC" w:hAnsi="Noto Sans CJK SC" w:eastAsia="Noto Sans CJK SC" w:hint="eastAsia"/>
+                <w:rFonts w:ascii="Times New Roman" w:hAnsi="Times New Roman" w:cs="Times New Roman" w:eastAsia="黑体" w:hint="default"/>
                 <w:b/>
                 <w:sz w:val="21"/>
+                <w:color w:val="000000"/>
+                <w:outline w:val="0"/>
+                <w:shadow w:val="0"/>
+                <w:emboss w:val="0"/>
+                <w:imprint w:val="0"/>
               </w:rPr>
               <w:t>输出U</w:t>
               <w:br/>
@@ -2654,9 +3501,14 @@
             </w:pPr>
             <w:r>
               <w:rPr>
-                <w:rFonts w:ascii="Noto Sans CJK SC" w:hAnsi="Noto Sans CJK SC" w:eastAsia="Noto Sans CJK SC" w:hint="eastAsia"/>
+                <w:rFonts w:ascii="Times New Roman" w:hAnsi="Times New Roman" w:cs="Times New Roman" w:eastAsia="黑体" w:hint="default"/>
                 <w:b/>
                 <w:sz w:val="21"/>
+                <w:color w:val="000000"/>
+                <w:outline w:val="0"/>
+                <w:shadow w:val="0"/>
+                <w:emboss w:val="0"/>
+                <w:imprint w:val="0"/>
               </w:rPr>
               <w:t>换算R</w:t>
               <w:br/>
@@ -2682,9 +3534,14 @@
             </w:pPr>
             <w:r>
               <w:rPr>
-                <w:rFonts w:ascii="Noto Sans CJK SC" w:hAnsi="Noto Sans CJK SC" w:eastAsia="Noto Sans CJK SC" w:hint="eastAsia"/>
+                <w:rFonts w:ascii="Times New Roman" w:hAnsi="Times New Roman" w:cs="Times New Roman" w:eastAsia="黑体" w:hint="default"/>
                 <w:b/>
                 <w:sz w:val="21"/>
+                <w:color w:val="000000"/>
+                <w:outline w:val="0"/>
+                <w:shadow w:val="0"/>
+                <w:emboss w:val="0"/>
+                <w:imprint w:val="0"/>
               </w:rPr>
               <w:t>换算T₀</w:t>
               <w:br/>
@@ -2710,9 +3567,14 @@
             </w:pPr>
             <w:r>
               <w:rPr>
-                <w:rFonts w:ascii="Noto Sans CJK SC" w:hAnsi="Noto Sans CJK SC" w:eastAsia="Noto Sans CJK SC" w:hint="eastAsia"/>
+                <w:rFonts w:ascii="Times New Roman" w:hAnsi="Times New Roman" w:cs="Times New Roman" w:eastAsia="黑体" w:hint="default"/>
                 <w:b/>
                 <w:sz w:val="21"/>
+                <w:color w:val="000000"/>
+                <w:outline w:val="0"/>
+                <w:shadow w:val="0"/>
+                <w:emboss w:val="0"/>
+                <w:imprint w:val="0"/>
               </w:rPr>
               <w:t>误差e₀</w:t>
               <w:br/>
@@ -2738,9 +3600,14 @@
             </w:pPr>
             <w:r>
               <w:rPr>
-                <w:rFonts w:ascii="Noto Sans CJK SC" w:hAnsi="Noto Sans CJK SC" w:eastAsia="Noto Sans CJK SC" w:hint="eastAsia"/>
+                <w:rFonts w:ascii="Times New Roman" w:hAnsi="Times New Roman" w:cs="Times New Roman" w:eastAsia="黑体" w:hint="default"/>
                 <w:b/>
                 <w:sz w:val="21"/>
+                <w:color w:val="000000"/>
+                <w:outline w:val="0"/>
+                <w:shadow w:val="0"/>
+                <w:emboss w:val="0"/>
+                <w:imprint w:val="0"/>
               </w:rPr>
               <w:t>校正T校</w:t>
               <w:br/>
@@ -2766,9 +3633,14 @@
             </w:pPr>
             <w:r>
               <w:rPr>
-                <w:rFonts w:ascii="Noto Sans CJK SC" w:hAnsi="Noto Sans CJK SC" w:eastAsia="Noto Sans CJK SC" w:hint="eastAsia"/>
+                <w:rFonts w:ascii="Times New Roman" w:hAnsi="Times New Roman" w:cs="Times New Roman" w:eastAsia="黑体" w:hint="default"/>
                 <w:b/>
                 <w:sz w:val="21"/>
+                <w:color w:val="000000"/>
+                <w:outline w:val="0"/>
+                <w:shadow w:val="0"/>
+                <w:emboss w:val="0"/>
+                <w:imprint w:val="0"/>
               </w:rPr>
               <w:t>残差e校</w:t>
               <w:br/>
@@ -2798,9 +3670,14 @@
             </w:pPr>
             <w:r>
               <w:rPr>
-                <w:rFonts w:ascii="Noto Serif CJK SC" w:hAnsi="Noto Serif CJK SC" w:eastAsia="Noto Serif CJK SC" w:hint="eastAsia"/>
+                <w:rFonts w:ascii="Times New Roman" w:hAnsi="Times New Roman" w:cs="Times New Roman" w:eastAsia="宋体" w:hint="default"/>
                 <w:b w:val="0"/>
                 <w:sz w:val="21"/>
+                <w:color w:val="000000"/>
+                <w:outline w:val="0"/>
+                <w:shadow w:val="0"/>
+                <w:emboss w:val="0"/>
+                <w:imprint w:val="0"/>
               </w:rPr>
               <w:t>30</w:t>
             </w:r>
@@ -2823,9 +3700,14 @@
             </w:pPr>
             <w:r>
               <w:rPr>
-                <w:rFonts w:ascii="Noto Serif CJK SC" w:hAnsi="Noto Serif CJK SC" w:eastAsia="Noto Serif CJK SC" w:hint="eastAsia"/>
+                <w:rFonts w:ascii="Times New Roman" w:hAnsi="Times New Roman" w:cs="Times New Roman" w:eastAsia="宋体" w:hint="default"/>
                 <w:b w:val="0"/>
                 <w:sz w:val="21"/>
+                <w:color w:val="000000"/>
+                <w:outline w:val="0"/>
+                <w:shadow w:val="0"/>
+                <w:emboss w:val="0"/>
+                <w:imprint w:val="0"/>
               </w:rPr>
               <w:t>150</w:t>
             </w:r>
@@ -2848,9 +3730,14 @@
             </w:pPr>
             <w:r>
               <w:rPr>
-                <w:rFonts w:ascii="Noto Serif CJK SC" w:hAnsi="Noto Serif CJK SC" w:eastAsia="Noto Serif CJK SC" w:hint="eastAsia"/>
+                <w:rFonts w:ascii="Times New Roman" w:hAnsi="Times New Roman" w:cs="Times New Roman" w:eastAsia="宋体" w:hint="default"/>
                 <w:b w:val="0"/>
                 <w:sz w:val="21"/>
+                <w:color w:val="000000"/>
+                <w:outline w:val="0"/>
+                <w:shadow w:val="0"/>
+                <w:emboss w:val="0"/>
+                <w:imprint w:val="0"/>
               </w:rPr>
               <w:t>111.893</w:t>
             </w:r>
@@ -2873,9 +3760,14 @@
             </w:pPr>
             <w:r>
               <w:rPr>
-                <w:rFonts w:ascii="Noto Serif CJK SC" w:hAnsi="Noto Serif CJK SC" w:eastAsia="Noto Serif CJK SC" w:hint="eastAsia"/>
+                <w:rFonts w:ascii="Times New Roman" w:hAnsi="Times New Roman" w:cs="Times New Roman" w:eastAsia="宋体" w:hint="default"/>
                 <w:b w:val="0"/>
                 <w:sz w:val="21"/>
+                <w:color w:val="000000"/>
+                <w:outline w:val="0"/>
+                <w:shadow w:val="0"/>
+                <w:emboss w:val="0"/>
+                <w:imprint w:val="0"/>
               </w:rPr>
               <w:t>30.57</w:t>
             </w:r>
@@ -2898,9 +3790,14 @@
             </w:pPr>
             <w:r>
               <w:rPr>
-                <w:rFonts w:ascii="Noto Serif CJK SC" w:hAnsi="Noto Serif CJK SC" w:eastAsia="Noto Serif CJK SC" w:hint="eastAsia"/>
+                <w:rFonts w:ascii="Times New Roman" w:hAnsi="Times New Roman" w:cs="Times New Roman" w:eastAsia="宋体" w:hint="default"/>
                 <w:b w:val="0"/>
                 <w:sz w:val="21"/>
+                <w:color w:val="000000"/>
+                <w:outline w:val="0"/>
+                <w:shadow w:val="0"/>
+                <w:emboss w:val="0"/>
+                <w:imprint w:val="0"/>
               </w:rPr>
               <w:t>+0.57</w:t>
             </w:r>
@@ -2923,9 +3820,14 @@
             </w:pPr>
             <w:r>
               <w:rPr>
-                <w:rFonts w:ascii="Noto Serif CJK SC" w:hAnsi="Noto Serif CJK SC" w:eastAsia="Noto Serif CJK SC" w:hint="eastAsia"/>
+                <w:rFonts w:ascii="Times New Roman" w:hAnsi="Times New Roman" w:cs="Times New Roman" w:eastAsia="宋体" w:hint="default"/>
                 <w:b w:val="0"/>
                 <w:sz w:val="21"/>
+                <w:color w:val="000000"/>
+                <w:outline w:val="0"/>
+                <w:shadow w:val="0"/>
+                <w:emboss w:val="0"/>
+                <w:imprint w:val="0"/>
               </w:rPr>
               <w:t>29.89</w:t>
             </w:r>
@@ -2948,9 +3850,14 @@
             </w:pPr>
             <w:r>
               <w:rPr>
-                <w:rFonts w:ascii="Noto Serif CJK SC" w:hAnsi="Noto Serif CJK SC" w:eastAsia="Noto Serif CJK SC" w:hint="eastAsia"/>
+                <w:rFonts w:ascii="Times New Roman" w:hAnsi="Times New Roman" w:cs="Times New Roman" w:eastAsia="宋体" w:hint="default"/>
                 <w:b w:val="0"/>
                 <w:sz w:val="21"/>
+                <w:color w:val="000000"/>
+                <w:outline w:val="0"/>
+                <w:shadow w:val="0"/>
+                <w:emboss w:val="0"/>
+                <w:imprint w:val="0"/>
               </w:rPr>
               <w:t>-0.11</w:t>
             </w:r>
@@ -2978,9 +3885,14 @@
             </w:pPr>
             <w:r>
               <w:rPr>
-                <w:rFonts w:ascii="Noto Serif CJK SC" w:hAnsi="Noto Serif CJK SC" w:eastAsia="Noto Serif CJK SC" w:hint="eastAsia"/>
+                <w:rFonts w:ascii="Times New Roman" w:hAnsi="Times New Roman" w:cs="Times New Roman" w:eastAsia="宋体" w:hint="default"/>
                 <w:b w:val="0"/>
                 <w:sz w:val="21"/>
+                <w:color w:val="000000"/>
+                <w:outline w:val="0"/>
+                <w:shadow w:val="0"/>
+                <w:emboss w:val="0"/>
+                <w:imprint w:val="0"/>
               </w:rPr>
               <w:t>35</w:t>
             </w:r>
@@ -3003,9 +3915,14 @@
             </w:pPr>
             <w:r>
               <w:rPr>
-                <w:rFonts w:ascii="Noto Serif CJK SC" w:hAnsi="Noto Serif CJK SC" w:eastAsia="Noto Serif CJK SC" w:hint="eastAsia"/>
+                <w:rFonts w:ascii="Times New Roman" w:hAnsi="Times New Roman" w:cs="Times New Roman" w:eastAsia="宋体" w:hint="default"/>
                 <w:b w:val="0"/>
                 <w:sz w:val="21"/>
+                <w:color w:val="000000"/>
+                <w:outline w:val="0"/>
+                <w:shadow w:val="0"/>
+                <w:emboss w:val="0"/>
+                <w:imprint w:val="0"/>
               </w:rPr>
               <w:t>175</w:t>
             </w:r>
@@ -3028,9 +3945,14 @@
             </w:pPr>
             <w:r>
               <w:rPr>
-                <w:rFonts w:ascii="Noto Serif CJK SC" w:hAnsi="Noto Serif CJK SC" w:eastAsia="Noto Serif CJK SC" w:hint="eastAsia"/>
+                <w:rFonts w:ascii="Times New Roman" w:hAnsi="Times New Roman" w:cs="Times New Roman" w:eastAsia="宋体" w:hint="default"/>
                 <w:b w:val="0"/>
                 <w:sz w:val="21"/>
+                <w:color w:val="000000"/>
+                <w:outline w:val="0"/>
+                <w:shadow w:val="0"/>
+                <w:emboss w:val="0"/>
+                <w:imprint w:val="0"/>
               </w:rPr>
               <w:t>113.887</w:t>
             </w:r>
@@ -3053,9 +3975,14 @@
             </w:pPr>
             <w:r>
               <w:rPr>
-                <w:rFonts w:ascii="Noto Serif CJK SC" w:hAnsi="Noto Serif CJK SC" w:eastAsia="Noto Serif CJK SC" w:hint="eastAsia"/>
+                <w:rFonts w:ascii="Times New Roman" w:hAnsi="Times New Roman" w:cs="Times New Roman" w:eastAsia="宋体" w:hint="default"/>
                 <w:b w:val="0"/>
                 <w:sz w:val="21"/>
+                <w:color w:val="000000"/>
+                <w:outline w:val="0"/>
+                <w:shadow w:val="0"/>
+                <w:emboss w:val="0"/>
+                <w:imprint w:val="0"/>
               </w:rPr>
               <w:t>35.71</w:t>
             </w:r>
@@ -3078,9 +4005,14 @@
             </w:pPr>
             <w:r>
               <w:rPr>
-                <w:rFonts w:ascii="Noto Serif CJK SC" w:hAnsi="Noto Serif CJK SC" w:eastAsia="Noto Serif CJK SC" w:hint="eastAsia"/>
+                <w:rFonts w:ascii="Times New Roman" w:hAnsi="Times New Roman" w:cs="Times New Roman" w:eastAsia="宋体" w:hint="default"/>
                 <w:b w:val="0"/>
                 <w:sz w:val="21"/>
+                <w:color w:val="000000"/>
+                <w:outline w:val="0"/>
+                <w:shadow w:val="0"/>
+                <w:emboss w:val="0"/>
+                <w:imprint w:val="0"/>
               </w:rPr>
               <w:t>+0.71</w:t>
             </w:r>
@@ -3103,9 +4035,14 @@
             </w:pPr>
             <w:r>
               <w:rPr>
-                <w:rFonts w:ascii="Noto Serif CJK SC" w:hAnsi="Noto Serif CJK SC" w:eastAsia="Noto Serif CJK SC" w:hint="eastAsia"/>
+                <w:rFonts w:ascii="Times New Roman" w:hAnsi="Times New Roman" w:cs="Times New Roman" w:eastAsia="宋体" w:hint="default"/>
                 <w:b w:val="0"/>
                 <w:sz w:val="21"/>
+                <w:color w:val="000000"/>
+                <w:outline w:val="0"/>
+                <w:shadow w:val="0"/>
+                <w:emboss w:val="0"/>
+                <w:imprint w:val="0"/>
               </w:rPr>
               <w:t>35.04</w:t>
             </w:r>
@@ -3128,9 +4065,14 @@
             </w:pPr>
             <w:r>
               <w:rPr>
-                <w:rFonts w:ascii="Noto Serif CJK SC" w:hAnsi="Noto Serif CJK SC" w:eastAsia="Noto Serif CJK SC" w:hint="eastAsia"/>
+                <w:rFonts w:ascii="Times New Roman" w:hAnsi="Times New Roman" w:cs="Times New Roman" w:eastAsia="宋体" w:hint="default"/>
                 <w:b w:val="0"/>
                 <w:sz w:val="21"/>
+                <w:color w:val="000000"/>
+                <w:outline w:val="0"/>
+                <w:shadow w:val="0"/>
+                <w:emboss w:val="0"/>
+                <w:imprint w:val="0"/>
               </w:rPr>
               <w:t>+0.04</w:t>
             </w:r>
@@ -3158,9 +4100,14 @@
             </w:pPr>
             <w:r>
               <w:rPr>
-                <w:rFonts w:ascii="Noto Serif CJK SC" w:hAnsi="Noto Serif CJK SC" w:eastAsia="Noto Serif CJK SC" w:hint="eastAsia"/>
+                <w:rFonts w:ascii="Times New Roman" w:hAnsi="Times New Roman" w:cs="Times New Roman" w:eastAsia="宋体" w:hint="default"/>
                 <w:b w:val="0"/>
                 <w:sz w:val="21"/>
+                <w:color w:val="000000"/>
+                <w:outline w:val="0"/>
+                <w:shadow w:val="0"/>
+                <w:emboss w:val="0"/>
+                <w:imprint w:val="0"/>
               </w:rPr>
               <w:t>40</w:t>
             </w:r>
@@ -3183,9 +4130,14 @@
             </w:pPr>
             <w:r>
               <w:rPr>
-                <w:rFonts w:ascii="Noto Serif CJK SC" w:hAnsi="Noto Serif CJK SC" w:eastAsia="Noto Serif CJK SC" w:hint="eastAsia"/>
+                <w:rFonts w:ascii="Times New Roman" w:hAnsi="Times New Roman" w:cs="Times New Roman" w:eastAsia="宋体" w:hint="default"/>
                 <w:b w:val="0"/>
                 <w:sz w:val="21"/>
+                <w:color w:val="000000"/>
+                <w:outline w:val="0"/>
+                <w:shadow w:val="0"/>
+                <w:emboss w:val="0"/>
+                <w:imprint w:val="0"/>
               </w:rPr>
               <w:t>199</w:t>
             </w:r>
@@ -3208,9 +4160,14 @@
             </w:pPr>
             <w:r>
               <w:rPr>
-                <w:rFonts w:ascii="Noto Serif CJK SC" w:hAnsi="Noto Serif CJK SC" w:eastAsia="Noto Serif CJK SC" w:hint="eastAsia"/>
+                <w:rFonts w:ascii="Times New Roman" w:hAnsi="Times New Roman" w:cs="Times New Roman" w:eastAsia="宋体" w:hint="default"/>
                 <w:b w:val="0"/>
                 <w:sz w:val="21"/>
+                <w:color w:val="000000"/>
+                <w:outline w:val="0"/>
+                <w:shadow w:val="0"/>
+                <w:emboss w:val="0"/>
+                <w:imprint w:val="0"/>
               </w:rPr>
               <w:t>115.803</w:t>
             </w:r>
@@ -3233,9 +4190,14 @@
             </w:pPr>
             <w:r>
               <w:rPr>
-                <w:rFonts w:ascii="Noto Serif CJK SC" w:hAnsi="Noto Serif CJK SC" w:eastAsia="Noto Serif CJK SC" w:hint="eastAsia"/>
+                <w:rFonts w:ascii="Times New Roman" w:hAnsi="Times New Roman" w:cs="Times New Roman" w:eastAsia="宋体" w:hint="default"/>
                 <w:b w:val="0"/>
                 <w:sz w:val="21"/>
+                <w:color w:val="000000"/>
+                <w:outline w:val="0"/>
+                <w:shadow w:val="0"/>
+                <w:emboss w:val="0"/>
+                <w:imprint w:val="0"/>
               </w:rPr>
               <w:t>40.67</w:t>
             </w:r>
@@ -3258,9 +4220,14 @@
             </w:pPr>
             <w:r>
               <w:rPr>
-                <w:rFonts w:ascii="Noto Serif CJK SC" w:hAnsi="Noto Serif CJK SC" w:eastAsia="Noto Serif CJK SC" w:hint="eastAsia"/>
+                <w:rFonts w:ascii="Times New Roman" w:hAnsi="Times New Roman" w:cs="Times New Roman" w:eastAsia="宋体" w:hint="default"/>
                 <w:b w:val="0"/>
                 <w:sz w:val="21"/>
+                <w:color w:val="000000"/>
+                <w:outline w:val="0"/>
+                <w:shadow w:val="0"/>
+                <w:emboss w:val="0"/>
+                <w:imprint w:val="0"/>
               </w:rPr>
               <w:t>+0.67</w:t>
             </w:r>
@@ -3283,9 +4250,14 @@
             </w:pPr>
             <w:r>
               <w:rPr>
-                <w:rFonts w:ascii="Noto Serif CJK SC" w:hAnsi="Noto Serif CJK SC" w:eastAsia="Noto Serif CJK SC" w:hint="eastAsia"/>
+                <w:rFonts w:ascii="Times New Roman" w:hAnsi="Times New Roman" w:cs="Times New Roman" w:eastAsia="宋体" w:hint="default"/>
                 <w:b w:val="0"/>
                 <w:sz w:val="21"/>
+                <w:color w:val="000000"/>
+                <w:outline w:val="0"/>
+                <w:shadow w:val="0"/>
+                <w:emboss w:val="0"/>
+                <w:imprint w:val="0"/>
               </w:rPr>
               <w:t>40.02</w:t>
             </w:r>
@@ -3308,9 +4280,14 @@
             </w:pPr>
             <w:r>
               <w:rPr>
-                <w:rFonts w:ascii="Noto Serif CJK SC" w:hAnsi="Noto Serif CJK SC" w:eastAsia="Noto Serif CJK SC" w:hint="eastAsia"/>
+                <w:rFonts w:ascii="Times New Roman" w:hAnsi="Times New Roman" w:cs="Times New Roman" w:eastAsia="宋体" w:hint="default"/>
                 <w:b w:val="0"/>
                 <w:sz w:val="21"/>
+                <w:color w:val="000000"/>
+                <w:outline w:val="0"/>
+                <w:shadow w:val="0"/>
+                <w:emboss w:val="0"/>
+                <w:imprint w:val="0"/>
               </w:rPr>
               <w:t>+0.02</w:t>
             </w:r>
@@ -3338,9 +4315,14 @@
             </w:pPr>
             <w:r>
               <w:rPr>
-                <w:rFonts w:ascii="Noto Serif CJK SC" w:hAnsi="Noto Serif CJK SC" w:eastAsia="Noto Serif CJK SC" w:hint="eastAsia"/>
+                <w:rFonts w:ascii="Times New Roman" w:hAnsi="Times New Roman" w:cs="Times New Roman" w:eastAsia="宋体" w:hint="default"/>
                 <w:b w:val="0"/>
                 <w:sz w:val="21"/>
+                <w:color w:val="000000"/>
+                <w:outline w:val="0"/>
+                <w:shadow w:val="0"/>
+                <w:emboss w:val="0"/>
+                <w:imprint w:val="0"/>
               </w:rPr>
               <w:t>45</w:t>
             </w:r>
@@ -3363,9 +4345,14 @@
             </w:pPr>
             <w:r>
               <w:rPr>
-                <w:rFonts w:ascii="Noto Serif CJK SC" w:hAnsi="Noto Serif CJK SC" w:eastAsia="Noto Serif CJK SC" w:hint="eastAsia"/>
+                <w:rFonts w:ascii="Times New Roman" w:hAnsi="Times New Roman" w:cs="Times New Roman" w:eastAsia="宋体" w:hint="default"/>
                 <w:b w:val="0"/>
                 <w:sz w:val="21"/>
+                <w:color w:val="000000"/>
+                <w:outline w:val="0"/>
+                <w:shadow w:val="0"/>
+                <w:emboss w:val="0"/>
+                <w:imprint w:val="0"/>
               </w:rPr>
               <w:t>223</w:t>
             </w:r>
@@ -3388,9 +4375,14 @@
             </w:pPr>
             <w:r>
               <w:rPr>
-                <w:rFonts w:ascii="Noto Serif CJK SC" w:hAnsi="Noto Serif CJK SC" w:eastAsia="Noto Serif CJK SC" w:hint="eastAsia"/>
+                <w:rFonts w:ascii="Times New Roman" w:hAnsi="Times New Roman" w:cs="Times New Roman" w:eastAsia="宋体" w:hint="default"/>
                 <w:b w:val="0"/>
                 <w:sz w:val="21"/>
+                <w:color w:val="000000"/>
+                <w:outline w:val="0"/>
+                <w:shadow w:val="0"/>
+                <w:emboss w:val="0"/>
+                <w:imprint w:val="0"/>
               </w:rPr>
               <w:t>117.723</w:t>
             </w:r>
@@ -3413,9 +4405,14 @@
             </w:pPr>
             <w:r>
               <w:rPr>
-                <w:rFonts w:ascii="Noto Serif CJK SC" w:hAnsi="Noto Serif CJK SC" w:eastAsia="Noto Serif CJK SC" w:hint="eastAsia"/>
+                <w:rFonts w:ascii="Times New Roman" w:hAnsi="Times New Roman" w:cs="Times New Roman" w:eastAsia="宋体" w:hint="default"/>
                 <w:b w:val="0"/>
                 <w:sz w:val="21"/>
+                <w:color w:val="000000"/>
+                <w:outline w:val="0"/>
+                <w:shadow w:val="0"/>
+                <w:emboss w:val="0"/>
+                <w:imprint w:val="0"/>
               </w:rPr>
               <w:t>45.65</w:t>
             </w:r>
@@ -3438,9 +4435,14 @@
             </w:pPr>
             <w:r>
               <w:rPr>
-                <w:rFonts w:ascii="Noto Serif CJK SC" w:hAnsi="Noto Serif CJK SC" w:eastAsia="Noto Serif CJK SC" w:hint="eastAsia"/>
+                <w:rFonts w:ascii="Times New Roman" w:hAnsi="Times New Roman" w:cs="Times New Roman" w:eastAsia="宋体" w:hint="default"/>
                 <w:b w:val="0"/>
                 <w:sz w:val="21"/>
+                <w:color w:val="000000"/>
+                <w:outline w:val="0"/>
+                <w:shadow w:val="0"/>
+                <w:emboss w:val="0"/>
+                <w:imprint w:val="0"/>
               </w:rPr>
               <w:t>+0.65</w:t>
             </w:r>
@@ -3463,9 +4465,14 @@
             </w:pPr>
             <w:r>
               <w:rPr>
-                <w:rFonts w:ascii="Noto Serif CJK SC" w:hAnsi="Noto Serif CJK SC" w:eastAsia="Noto Serif CJK SC" w:hint="eastAsia"/>
+                <w:rFonts w:ascii="Times New Roman" w:hAnsi="Times New Roman" w:cs="Times New Roman" w:eastAsia="宋体" w:hint="default"/>
                 <w:b w:val="0"/>
                 <w:sz w:val="21"/>
+                <w:color w:val="000000"/>
+                <w:outline w:val="0"/>
+                <w:shadow w:val="0"/>
+                <w:emboss w:val="0"/>
+                <w:imprint w:val="0"/>
               </w:rPr>
               <w:t>45.00</w:t>
             </w:r>
@@ -3488,9 +4495,14 @@
             </w:pPr>
             <w:r>
               <w:rPr>
-                <w:rFonts w:ascii="Noto Serif CJK SC" w:hAnsi="Noto Serif CJK SC" w:eastAsia="Noto Serif CJK SC" w:hint="eastAsia"/>
+                <w:rFonts w:ascii="Times New Roman" w:hAnsi="Times New Roman" w:cs="Times New Roman" w:eastAsia="宋体" w:hint="default"/>
                 <w:b w:val="0"/>
                 <w:sz w:val="21"/>
+                <w:color w:val="000000"/>
+                <w:outline w:val="0"/>
+                <w:shadow w:val="0"/>
+                <w:emboss w:val="0"/>
+                <w:imprint w:val="0"/>
               </w:rPr>
               <w:t>+0.00</w:t>
             </w:r>
@@ -3518,9 +4530,14 @@
             </w:pPr>
             <w:r>
               <w:rPr>
-                <w:rFonts w:ascii="Noto Serif CJK SC" w:hAnsi="Noto Serif CJK SC" w:eastAsia="Noto Serif CJK SC" w:hint="eastAsia"/>
+                <w:rFonts w:ascii="Times New Roman" w:hAnsi="Times New Roman" w:cs="Times New Roman" w:eastAsia="宋体" w:hint="default"/>
                 <w:b w:val="0"/>
                 <w:sz w:val="21"/>
+                <w:color w:val="000000"/>
+                <w:outline w:val="0"/>
+                <w:shadow w:val="0"/>
+                <w:emboss w:val="0"/>
+                <w:imprint w:val="0"/>
               </w:rPr>
               <w:t>50</w:t>
             </w:r>
@@ -3543,9 +4560,14 @@
             </w:pPr>
             <w:r>
               <w:rPr>
-                <w:rFonts w:ascii="Noto Serif CJK SC" w:hAnsi="Noto Serif CJK SC" w:eastAsia="Noto Serif CJK SC" w:hint="eastAsia"/>
+                <w:rFonts w:ascii="Times New Roman" w:hAnsi="Times New Roman" w:cs="Times New Roman" w:eastAsia="宋体" w:hint="default"/>
                 <w:b w:val="0"/>
                 <w:sz w:val="21"/>
+                <w:color w:val="000000"/>
+                <w:outline w:val="0"/>
+                <w:shadow w:val="0"/>
+                <w:emboss w:val="0"/>
+                <w:imprint w:val="0"/>
               </w:rPr>
               <w:t>247</w:t>
             </w:r>
@@ -3568,9 +4590,14 @@
             </w:pPr>
             <w:r>
               <w:rPr>
-                <w:rFonts w:ascii="Noto Serif CJK SC" w:hAnsi="Noto Serif CJK SC" w:eastAsia="Noto Serif CJK SC" w:hint="eastAsia"/>
+                <w:rFonts w:ascii="Times New Roman" w:hAnsi="Times New Roman" w:cs="Times New Roman" w:eastAsia="宋体" w:hint="default"/>
                 <w:b w:val="0"/>
                 <w:sz w:val="21"/>
+                <w:color w:val="000000"/>
+                <w:outline w:val="0"/>
+                <w:shadow w:val="0"/>
+                <w:emboss w:val="0"/>
+                <w:imprint w:val="0"/>
               </w:rPr>
               <w:t>119.645</w:t>
             </w:r>
@@ -3593,9 +4620,14 @@
             </w:pPr>
             <w:r>
               <w:rPr>
-                <w:rFonts w:ascii="Noto Serif CJK SC" w:hAnsi="Noto Serif CJK SC" w:eastAsia="Noto Serif CJK SC" w:hint="eastAsia"/>
+                <w:rFonts w:ascii="Times New Roman" w:hAnsi="Times New Roman" w:cs="Times New Roman" w:eastAsia="宋体" w:hint="default"/>
                 <w:b w:val="0"/>
                 <w:sz w:val="21"/>
+                <w:color w:val="000000"/>
+                <w:outline w:val="0"/>
+                <w:shadow w:val="0"/>
+                <w:emboss w:val="0"/>
+                <w:imprint w:val="0"/>
               </w:rPr>
               <w:t>50.64</w:t>
             </w:r>
@@ -3618,9 +4650,14 @@
             </w:pPr>
             <w:r>
               <w:rPr>
-                <w:rFonts w:ascii="Noto Serif CJK SC" w:hAnsi="Noto Serif CJK SC" w:eastAsia="Noto Serif CJK SC" w:hint="eastAsia"/>
+                <w:rFonts w:ascii="Times New Roman" w:hAnsi="Times New Roman" w:cs="Times New Roman" w:eastAsia="宋体" w:hint="default"/>
                 <w:b w:val="0"/>
                 <w:sz w:val="21"/>
+                <w:color w:val="000000"/>
+                <w:outline w:val="0"/>
+                <w:shadow w:val="0"/>
+                <w:emboss w:val="0"/>
+                <w:imprint w:val="0"/>
               </w:rPr>
               <w:t>+0.64</w:t>
             </w:r>
@@ -3643,9 +4680,14 @@
             </w:pPr>
             <w:r>
               <w:rPr>
-                <w:rFonts w:ascii="Noto Serif CJK SC" w:hAnsi="Noto Serif CJK SC" w:eastAsia="Noto Serif CJK SC" w:hint="eastAsia"/>
+                <w:rFonts w:ascii="Times New Roman" w:hAnsi="Times New Roman" w:cs="Times New Roman" w:eastAsia="宋体" w:hint="default"/>
                 <w:b w:val="0"/>
                 <w:sz w:val="21"/>
+                <w:color w:val="000000"/>
+                <w:outline w:val="0"/>
+                <w:shadow w:val="0"/>
+                <w:emboss w:val="0"/>
+                <w:imprint w:val="0"/>
               </w:rPr>
               <w:t>50.01</w:t>
             </w:r>
@@ -3668,9 +4710,14 @@
             </w:pPr>
             <w:r>
               <w:rPr>
-                <w:rFonts w:ascii="Noto Serif CJK SC" w:hAnsi="Noto Serif CJK SC" w:eastAsia="Noto Serif CJK SC" w:hint="eastAsia"/>
+                <w:rFonts w:ascii="Times New Roman" w:hAnsi="Times New Roman" w:cs="Times New Roman" w:eastAsia="宋体" w:hint="default"/>
                 <w:b w:val="0"/>
                 <w:sz w:val="21"/>
+                <w:color w:val="000000"/>
+                <w:outline w:val="0"/>
+                <w:shadow w:val="0"/>
+                <w:emboss w:val="0"/>
+                <w:imprint w:val="0"/>
               </w:rPr>
               <w:t>+0.01</w:t>
             </w:r>
@@ -3698,9 +4745,14 @@
             </w:pPr>
             <w:r>
               <w:rPr>
-                <w:rFonts w:ascii="Noto Serif CJK SC" w:hAnsi="Noto Serif CJK SC" w:eastAsia="Noto Serif CJK SC" w:hint="eastAsia"/>
+                <w:rFonts w:ascii="Times New Roman" w:hAnsi="Times New Roman" w:cs="Times New Roman" w:eastAsia="宋体" w:hint="default"/>
                 <w:b w:val="0"/>
                 <w:sz w:val="21"/>
+                <w:color w:val="000000"/>
+                <w:outline w:val="0"/>
+                <w:shadow w:val="0"/>
+                <w:emboss w:val="0"/>
+                <w:imprint w:val="0"/>
               </w:rPr>
               <w:t>55</w:t>
             </w:r>
@@ -3723,9 +4775,14 @@
             </w:pPr>
             <w:r>
               <w:rPr>
-                <w:rFonts w:ascii="Noto Serif CJK SC" w:hAnsi="Noto Serif CJK SC" w:eastAsia="Noto Serif CJK SC" w:hint="eastAsia"/>
+                <w:rFonts w:ascii="Times New Roman" w:hAnsi="Times New Roman" w:cs="Times New Roman" w:eastAsia="宋体" w:hint="default"/>
                 <w:b w:val="0"/>
                 <w:sz w:val="21"/>
+                <w:color w:val="000000"/>
+                <w:outline w:val="0"/>
+                <w:shadow w:val="0"/>
+                <w:emboss w:val="0"/>
+                <w:imprint w:val="0"/>
               </w:rPr>
               <w:t>271</w:t>
             </w:r>
@@ -3748,9 +4805,14 @@
             </w:pPr>
             <w:r>
               <w:rPr>
-                <w:rFonts w:ascii="Noto Serif CJK SC" w:hAnsi="Noto Serif CJK SC" w:eastAsia="Noto Serif CJK SC" w:hint="eastAsia"/>
+                <w:rFonts w:ascii="Times New Roman" w:hAnsi="Times New Roman" w:cs="Times New Roman" w:eastAsia="宋体" w:hint="default"/>
                 <w:b w:val="0"/>
                 <w:sz w:val="21"/>
+                <w:color w:val="000000"/>
+                <w:outline w:val="0"/>
+                <w:shadow w:val="0"/>
+                <w:emboss w:val="0"/>
+                <w:imprint w:val="0"/>
               </w:rPr>
               <w:t>121.570</w:t>
             </w:r>
@@ -3773,9 +4835,14 @@
             </w:pPr>
             <w:r>
               <w:rPr>
-                <w:rFonts w:ascii="Noto Serif CJK SC" w:hAnsi="Noto Serif CJK SC" w:eastAsia="Noto Serif CJK SC" w:hint="eastAsia"/>
+                <w:rFonts w:ascii="Times New Roman" w:hAnsi="Times New Roman" w:cs="Times New Roman" w:eastAsia="宋体" w:hint="default"/>
                 <w:b w:val="0"/>
                 <w:sz w:val="21"/>
+                <w:color w:val="000000"/>
+                <w:outline w:val="0"/>
+                <w:shadow w:val="0"/>
+                <w:emboss w:val="0"/>
+                <w:imprint w:val="0"/>
               </w:rPr>
               <w:t>55.64</w:t>
             </w:r>
@@ -3798,9 +4865,14 @@
             </w:pPr>
             <w:r>
               <w:rPr>
-                <w:rFonts w:ascii="Noto Serif CJK SC" w:hAnsi="Noto Serif CJK SC" w:eastAsia="Noto Serif CJK SC" w:hint="eastAsia"/>
+                <w:rFonts w:ascii="Times New Roman" w:hAnsi="Times New Roman" w:cs="Times New Roman" w:eastAsia="宋体" w:hint="default"/>
                 <w:b w:val="0"/>
                 <w:sz w:val="21"/>
+                <w:color w:val="000000"/>
+                <w:outline w:val="0"/>
+                <w:shadow w:val="0"/>
+                <w:emboss w:val="0"/>
+                <w:imprint w:val="0"/>
               </w:rPr>
               <w:t>+0.64</w:t>
             </w:r>
@@ -3823,9 +4895,14 @@
             </w:pPr>
             <w:r>
               <w:rPr>
-                <w:rFonts w:ascii="Noto Serif CJK SC" w:hAnsi="Noto Serif CJK SC" w:eastAsia="Noto Serif CJK SC" w:hint="eastAsia"/>
+                <w:rFonts w:ascii="Times New Roman" w:hAnsi="Times New Roman" w:cs="Times New Roman" w:eastAsia="宋体" w:hint="default"/>
                 <w:b w:val="0"/>
                 <w:sz w:val="21"/>
+                <w:color w:val="000000"/>
+                <w:outline w:val="0"/>
+                <w:shadow w:val="0"/>
+                <w:emboss w:val="0"/>
+                <w:imprint w:val="0"/>
               </w:rPr>
               <w:t>55.02</w:t>
             </w:r>
@@ -3848,9 +4925,14 @@
             </w:pPr>
             <w:r>
               <w:rPr>
-                <w:rFonts w:ascii="Noto Serif CJK SC" w:hAnsi="Noto Serif CJK SC" w:eastAsia="Noto Serif CJK SC" w:hint="eastAsia"/>
+                <w:rFonts w:ascii="Times New Roman" w:hAnsi="Times New Roman" w:cs="Times New Roman" w:eastAsia="宋体" w:hint="default"/>
                 <w:b w:val="0"/>
                 <w:sz w:val="21"/>
+                <w:color w:val="000000"/>
+                <w:outline w:val="0"/>
+                <w:shadow w:val="0"/>
+                <w:emboss w:val="0"/>
+                <w:imprint w:val="0"/>
               </w:rPr>
               <w:t>+0.02</w:t>
             </w:r>
@@ -3878,9 +4960,14 @@
             </w:pPr>
             <w:r>
               <w:rPr>
-                <w:rFonts w:ascii="Noto Serif CJK SC" w:hAnsi="Noto Serif CJK SC" w:eastAsia="Noto Serif CJK SC" w:hint="eastAsia"/>
+                <w:rFonts w:ascii="Times New Roman" w:hAnsi="Times New Roman" w:cs="Times New Roman" w:eastAsia="宋体" w:hint="default"/>
                 <w:b w:val="0"/>
                 <w:sz w:val="21"/>
+                <w:color w:val="000000"/>
+                <w:outline w:val="0"/>
+                <w:shadow w:val="0"/>
+                <w:emboss w:val="0"/>
+                <w:imprint w:val="0"/>
               </w:rPr>
               <w:t>60</w:t>
             </w:r>
@@ -3903,9 +4990,14 @@
             </w:pPr>
             <w:r>
               <w:rPr>
-                <w:rFonts w:ascii="Noto Serif CJK SC" w:hAnsi="Noto Serif CJK SC" w:eastAsia="Noto Serif CJK SC" w:hint="eastAsia"/>
+                <w:rFonts w:ascii="Times New Roman" w:hAnsi="Times New Roman" w:cs="Times New Roman" w:eastAsia="宋体" w:hint="default"/>
                 <w:b w:val="0"/>
                 <w:sz w:val="21"/>
+                <w:color w:val="000000"/>
+                <w:outline w:val="0"/>
+                <w:shadow w:val="0"/>
+                <w:emboss w:val="0"/>
+                <w:imprint w:val="0"/>
               </w:rPr>
               <w:t>295</w:t>
             </w:r>
@@ -3928,9 +5020,14 @@
             </w:pPr>
             <w:r>
               <w:rPr>
-                <w:rFonts w:ascii="Noto Serif CJK SC" w:hAnsi="Noto Serif CJK SC" w:eastAsia="Noto Serif CJK SC" w:hint="eastAsia"/>
+                <w:rFonts w:ascii="Times New Roman" w:hAnsi="Times New Roman" w:cs="Times New Roman" w:eastAsia="宋体" w:hint="default"/>
                 <w:b w:val="0"/>
                 <w:sz w:val="21"/>
+                <w:color w:val="000000"/>
+                <w:outline w:val="0"/>
+                <w:shadow w:val="0"/>
+                <w:emboss w:val="0"/>
+                <w:imprint w:val="0"/>
               </w:rPr>
               <w:t>123.498</w:t>
             </w:r>
@@ -3953,9 +5050,14 @@
             </w:pPr>
             <w:r>
               <w:rPr>
-                <w:rFonts w:ascii="Noto Serif CJK SC" w:hAnsi="Noto Serif CJK SC" w:eastAsia="Noto Serif CJK SC" w:hint="eastAsia"/>
+                <w:rFonts w:ascii="Times New Roman" w:hAnsi="Times New Roman" w:cs="Times New Roman" w:eastAsia="宋体" w:hint="default"/>
                 <w:b w:val="0"/>
                 <w:sz w:val="21"/>
+                <w:color w:val="000000"/>
+                <w:outline w:val="0"/>
+                <w:shadow w:val="0"/>
+                <w:emboss w:val="0"/>
+                <w:imprint w:val="0"/>
               </w:rPr>
               <w:t>60.66</w:t>
             </w:r>
@@ -3978,9 +5080,14 @@
             </w:pPr>
             <w:r>
               <w:rPr>
-                <w:rFonts w:ascii="Noto Serif CJK SC" w:hAnsi="Noto Serif CJK SC" w:eastAsia="Noto Serif CJK SC" w:hint="eastAsia"/>
+                <w:rFonts w:ascii="Times New Roman" w:hAnsi="Times New Roman" w:cs="Times New Roman" w:eastAsia="宋体" w:hint="default"/>
                 <w:b w:val="0"/>
                 <w:sz w:val="21"/>
+                <w:color w:val="000000"/>
+                <w:outline w:val="0"/>
+                <w:shadow w:val="0"/>
+                <w:emboss w:val="0"/>
+                <w:imprint w:val="0"/>
               </w:rPr>
               <w:t>+0.66</w:t>
             </w:r>
@@ -4003,9 +5110,14 @@
             </w:pPr>
             <w:r>
               <w:rPr>
-                <w:rFonts w:ascii="Noto Serif CJK SC" w:hAnsi="Noto Serif CJK SC" w:eastAsia="Noto Serif CJK SC" w:hint="eastAsia"/>
+                <w:rFonts w:ascii="Times New Roman" w:hAnsi="Times New Roman" w:cs="Times New Roman" w:eastAsia="宋体" w:hint="default"/>
                 <w:b w:val="0"/>
                 <w:sz w:val="21"/>
+                <w:color w:val="000000"/>
+                <w:outline w:val="0"/>
+                <w:shadow w:val="0"/>
+                <w:emboss w:val="0"/>
+                <w:imprint w:val="0"/>
               </w:rPr>
               <w:t>60.05</w:t>
             </w:r>
@@ -4028,9 +5140,14 @@
             </w:pPr>
             <w:r>
               <w:rPr>
-                <w:rFonts w:ascii="Noto Serif CJK SC" w:hAnsi="Noto Serif CJK SC" w:eastAsia="Noto Serif CJK SC" w:hint="eastAsia"/>
+                <w:rFonts w:ascii="Times New Roman" w:hAnsi="Times New Roman" w:cs="Times New Roman" w:eastAsia="宋体" w:hint="default"/>
                 <w:b w:val="0"/>
                 <w:sz w:val="21"/>
+                <w:color w:val="000000"/>
+                <w:outline w:val="0"/>
+                <w:shadow w:val="0"/>
+                <w:emboss w:val="0"/>
+                <w:imprint w:val="0"/>
               </w:rPr>
               <w:t>+0.05</w:t>
             </w:r>
@@ -4058,9 +5175,14 @@
             </w:pPr>
             <w:r>
               <w:rPr>
-                <w:rFonts w:ascii="Noto Serif CJK SC" w:hAnsi="Noto Serif CJK SC" w:eastAsia="Noto Serif CJK SC" w:hint="eastAsia"/>
+                <w:rFonts w:ascii="Times New Roman" w:hAnsi="Times New Roman" w:cs="Times New Roman" w:eastAsia="宋体" w:hint="default"/>
                 <w:b w:val="0"/>
                 <w:sz w:val="21"/>
+                <w:color w:val="000000"/>
+                <w:outline w:val="0"/>
+                <w:shadow w:val="0"/>
+                <w:emboss w:val="0"/>
+                <w:imprint w:val="0"/>
               </w:rPr>
               <w:t>65</w:t>
             </w:r>
@@ -4083,9 +5205,14 @@
             </w:pPr>
             <w:r>
               <w:rPr>
-                <w:rFonts w:ascii="Noto Serif CJK SC" w:hAnsi="Noto Serif CJK SC" w:eastAsia="Noto Serif CJK SC" w:hint="eastAsia"/>
+                <w:rFonts w:ascii="Times New Roman" w:hAnsi="Times New Roman" w:cs="Times New Roman" w:eastAsia="宋体" w:hint="default"/>
                 <w:b w:val="0"/>
                 <w:sz w:val="21"/>
+                <w:color w:val="000000"/>
+                <w:outline w:val="0"/>
+                <w:shadow w:val="0"/>
+                <w:emboss w:val="0"/>
+                <w:imprint w:val="0"/>
               </w:rPr>
               <w:t>319</w:t>
             </w:r>
@@ -4108,9 +5235,14 @@
             </w:pPr>
             <w:r>
               <w:rPr>
-                <w:rFonts w:ascii="Noto Serif CJK SC" w:hAnsi="Noto Serif CJK SC" w:eastAsia="Noto Serif CJK SC" w:hint="eastAsia"/>
+                <w:rFonts w:ascii="Times New Roman" w:hAnsi="Times New Roman" w:cs="Times New Roman" w:eastAsia="宋体" w:hint="default"/>
                 <w:b w:val="0"/>
                 <w:sz w:val="21"/>
+                <w:color w:val="000000"/>
+                <w:outline w:val="0"/>
+                <w:shadow w:val="0"/>
+                <w:emboss w:val="0"/>
+                <w:imprint w:val="0"/>
               </w:rPr>
               <w:t>125.430</w:t>
             </w:r>
@@ -4133,9 +5265,14 @@
             </w:pPr>
             <w:r>
               <w:rPr>
-                <w:rFonts w:ascii="Noto Serif CJK SC" w:hAnsi="Noto Serif CJK SC" w:eastAsia="Noto Serif CJK SC" w:hint="eastAsia"/>
+                <w:rFonts w:ascii="Times New Roman" w:hAnsi="Times New Roman" w:cs="Times New Roman" w:eastAsia="宋体" w:hint="default"/>
                 <w:b w:val="0"/>
                 <w:sz w:val="21"/>
+                <w:color w:val="000000"/>
+                <w:outline w:val="0"/>
+                <w:shadow w:val="0"/>
+                <w:emboss w:val="0"/>
+                <w:imprint w:val="0"/>
               </w:rPr>
               <w:t>65.71</w:t>
             </w:r>
@@ -4158,9 +5295,14 @@
             </w:pPr>
             <w:r>
               <w:rPr>
-                <w:rFonts w:ascii="Noto Serif CJK SC" w:hAnsi="Noto Serif CJK SC" w:eastAsia="Noto Serif CJK SC" w:hint="eastAsia"/>
+                <w:rFonts w:ascii="Times New Roman" w:hAnsi="Times New Roman" w:cs="Times New Roman" w:eastAsia="宋体" w:hint="default"/>
                 <w:b w:val="0"/>
                 <w:sz w:val="21"/>
+                <w:color w:val="000000"/>
+                <w:outline w:val="0"/>
+                <w:shadow w:val="0"/>
+                <w:emboss w:val="0"/>
+                <w:imprint w:val="0"/>
               </w:rPr>
               <w:t>+0.71</w:t>
             </w:r>
@@ -4183,9 +5325,14 @@
             </w:pPr>
             <w:r>
               <w:rPr>
-                <w:rFonts w:ascii="Noto Serif CJK SC" w:hAnsi="Noto Serif CJK SC" w:eastAsia="Noto Serif CJK SC" w:hint="eastAsia"/>
+                <w:rFonts w:ascii="Times New Roman" w:hAnsi="Times New Roman" w:cs="Times New Roman" w:eastAsia="宋体" w:hint="default"/>
                 <w:b w:val="0"/>
                 <w:sz w:val="21"/>
+                <w:color w:val="000000"/>
+                <w:outline w:val="0"/>
+                <w:shadow w:val="0"/>
+                <w:emboss w:val="0"/>
+                <w:imprint w:val="0"/>
               </w:rPr>
               <w:t>65.11</w:t>
             </w:r>
@@ -4208,9 +5355,14 @@
             </w:pPr>
             <w:r>
               <w:rPr>
-                <w:rFonts w:ascii="Noto Serif CJK SC" w:hAnsi="Noto Serif CJK SC" w:eastAsia="Noto Serif CJK SC" w:hint="eastAsia"/>
+                <w:rFonts w:ascii="Times New Roman" w:hAnsi="Times New Roman" w:cs="Times New Roman" w:eastAsia="宋体" w:hint="default"/>
                 <w:b w:val="0"/>
                 <w:sz w:val="21"/>
+                <w:color w:val="000000"/>
+                <w:outline w:val="0"/>
+                <w:shadow w:val="0"/>
+                <w:emboss w:val="0"/>
+                <w:imprint w:val="0"/>
               </w:rPr>
               <w:t>+0.11</w:t>
             </w:r>
@@ -4238,9 +5390,14 @@
             </w:pPr>
             <w:r>
               <w:rPr>
-                <w:rFonts w:ascii="Noto Serif CJK SC" w:hAnsi="Noto Serif CJK SC" w:eastAsia="Noto Serif CJK SC" w:hint="eastAsia"/>
+                <w:rFonts w:ascii="Times New Roman" w:hAnsi="Times New Roman" w:cs="Times New Roman" w:eastAsia="宋体" w:hint="default"/>
                 <w:b w:val="0"/>
                 <w:sz w:val="21"/>
+                <w:color w:val="000000"/>
+                <w:outline w:val="0"/>
+                <w:shadow w:val="0"/>
+                <w:emboss w:val="0"/>
+                <w:imprint w:val="0"/>
               </w:rPr>
               <w:t>70</w:t>
             </w:r>
@@ -4263,9 +5420,14 @@
             </w:pPr>
             <w:r>
               <w:rPr>
-                <w:rFonts w:ascii="Noto Serif CJK SC" w:hAnsi="Noto Serif CJK SC" w:eastAsia="Noto Serif CJK SC" w:hint="eastAsia"/>
+                <w:rFonts w:ascii="Times New Roman" w:hAnsi="Times New Roman" w:cs="Times New Roman" w:eastAsia="宋体" w:hint="default"/>
                 <w:b w:val="0"/>
                 <w:sz w:val="21"/>
+                <w:color w:val="000000"/>
+                <w:outline w:val="0"/>
+                <w:shadow w:val="0"/>
+                <w:emboss w:val="0"/>
+                <w:imprint w:val="0"/>
               </w:rPr>
               <w:t>342</w:t>
             </w:r>
@@ -4288,9 +5450,14 @@
             </w:pPr>
             <w:r>
               <w:rPr>
-                <w:rFonts w:ascii="Noto Serif CJK SC" w:hAnsi="Noto Serif CJK SC" w:eastAsia="Noto Serif CJK SC" w:hint="eastAsia"/>
+                <w:rFonts w:ascii="Times New Roman" w:hAnsi="Times New Roman" w:cs="Times New Roman" w:eastAsia="宋体" w:hint="default"/>
                 <w:b w:val="0"/>
                 <w:sz w:val="21"/>
+                <w:color w:val="000000"/>
+                <w:outline w:val="0"/>
+                <w:shadow w:val="0"/>
+                <w:emboss w:val="0"/>
+                <w:imprint w:val="0"/>
               </w:rPr>
               <w:t>127.283</w:t>
             </w:r>
@@ -4313,9 +5480,14 @@
             </w:pPr>
             <w:r>
               <w:rPr>
-                <w:rFonts w:ascii="Noto Serif CJK SC" w:hAnsi="Noto Serif CJK SC" w:eastAsia="Noto Serif CJK SC" w:hint="eastAsia"/>
+                <w:rFonts w:ascii="Times New Roman" w:hAnsi="Times New Roman" w:cs="Times New Roman" w:eastAsia="宋体" w:hint="default"/>
                 <w:b w:val="0"/>
                 <w:sz w:val="21"/>
+                <w:color w:val="000000"/>
+                <w:outline w:val="0"/>
+                <w:shadow w:val="0"/>
+                <w:emboss w:val="0"/>
+                <w:imprint w:val="0"/>
               </w:rPr>
               <w:t>70.53</w:t>
             </w:r>
@@ -4338,9 +5510,14 @@
             </w:pPr>
             <w:r>
               <w:rPr>
-                <w:rFonts w:ascii="Noto Serif CJK SC" w:hAnsi="Noto Serif CJK SC" w:eastAsia="Noto Serif CJK SC" w:hint="eastAsia"/>
+                <w:rFonts w:ascii="Times New Roman" w:hAnsi="Times New Roman" w:cs="Times New Roman" w:eastAsia="宋体" w:hint="default"/>
                 <w:b w:val="0"/>
                 <w:sz w:val="21"/>
+                <w:color w:val="000000"/>
+                <w:outline w:val="0"/>
+                <w:shadow w:val="0"/>
+                <w:emboss w:val="0"/>
+                <w:imprint w:val="0"/>
               </w:rPr>
               <w:t>+0.53</w:t>
             </w:r>
@@ -4363,9 +5540,14 @@
             </w:pPr>
             <w:r>
               <w:rPr>
-                <w:rFonts w:ascii="Noto Serif CJK SC" w:hAnsi="Noto Serif CJK SC" w:eastAsia="Noto Serif CJK SC" w:hint="eastAsia"/>
+                <w:rFonts w:ascii="Times New Roman" w:hAnsi="Times New Roman" w:cs="Times New Roman" w:eastAsia="宋体" w:hint="default"/>
                 <w:b w:val="0"/>
                 <w:sz w:val="21"/>
+                <w:color w:val="000000"/>
+                <w:outline w:val="0"/>
+                <w:shadow w:val="0"/>
+                <w:emboss w:val="0"/>
+                <w:imprint w:val="0"/>
               </w:rPr>
               <w:t>69.94</w:t>
             </w:r>
@@ -4388,9 +5570,14 @@
             </w:pPr>
             <w:r>
               <w:rPr>
-                <w:rFonts w:ascii="Noto Serif CJK SC" w:hAnsi="Noto Serif CJK SC" w:eastAsia="Noto Serif CJK SC" w:hint="eastAsia"/>
+                <w:rFonts w:ascii="Times New Roman" w:hAnsi="Times New Roman" w:cs="Times New Roman" w:eastAsia="宋体" w:hint="default"/>
                 <w:b w:val="0"/>
                 <w:sz w:val="21"/>
+                <w:color w:val="000000"/>
+                <w:outline w:val="0"/>
+                <w:shadow w:val="0"/>
+                <w:emboss w:val="0"/>
+                <w:imprint w:val="0"/>
               </w:rPr>
               <w:t>-0.06</w:t>
             </w:r>
@@ -4418,9 +5605,14 @@
             </w:pPr>
             <w:r>
               <w:rPr>
-                <w:rFonts w:ascii="Noto Serif CJK SC" w:hAnsi="Noto Serif CJK SC" w:eastAsia="Noto Serif CJK SC" w:hint="eastAsia"/>
+                <w:rFonts w:ascii="Times New Roman" w:hAnsi="Times New Roman" w:cs="Times New Roman" w:eastAsia="宋体" w:hint="default"/>
                 <w:b w:val="0"/>
                 <w:sz w:val="21"/>
+                <w:color w:val="000000"/>
+                <w:outline w:val="0"/>
+                <w:shadow w:val="0"/>
+                <w:emboss w:val="0"/>
+                <w:imprint w:val="0"/>
               </w:rPr>
               <w:t>75</w:t>
             </w:r>
@@ -4443,9 +5635,14 @@
             </w:pPr>
             <w:r>
               <w:rPr>
-                <w:rFonts w:ascii="Noto Serif CJK SC" w:hAnsi="Noto Serif CJK SC" w:eastAsia="Noto Serif CJK SC" w:hint="eastAsia"/>
+                <w:rFonts w:ascii="Times New Roman" w:hAnsi="Times New Roman" w:cs="Times New Roman" w:eastAsia="宋体" w:hint="default"/>
                 <w:b w:val="0"/>
                 <w:sz w:val="21"/>
+                <w:color w:val="000000"/>
+                <w:outline w:val="0"/>
+                <w:shadow w:val="0"/>
+                <w:emboss w:val="0"/>
+                <w:imprint w:val="0"/>
               </w:rPr>
               <w:t>366</w:t>
             </w:r>
@@ -4468,9 +5665,14 @@
             </w:pPr>
             <w:r>
               <w:rPr>
-                <w:rFonts w:ascii="Noto Serif CJK SC" w:hAnsi="Noto Serif CJK SC" w:eastAsia="Noto Serif CJK SC" w:hint="eastAsia"/>
+                <w:rFonts w:ascii="Times New Roman" w:hAnsi="Times New Roman" w:cs="Times New Roman" w:eastAsia="宋体" w:hint="default"/>
                 <w:b w:val="0"/>
                 <w:sz w:val="21"/>
+                <w:color w:val="000000"/>
+                <w:outline w:val="0"/>
+                <w:shadow w:val="0"/>
+                <w:emboss w:val="0"/>
+                <w:imprint w:val="0"/>
               </w:rPr>
               <w:t>129.220</w:t>
             </w:r>
@@ -4493,9 +5695,14 @@
             </w:pPr>
             <w:r>
               <w:rPr>
-                <w:rFonts w:ascii="Noto Serif CJK SC" w:hAnsi="Noto Serif CJK SC" w:eastAsia="Noto Serif CJK SC" w:hint="eastAsia"/>
+                <w:rFonts w:ascii="Times New Roman" w:hAnsi="Times New Roman" w:cs="Times New Roman" w:eastAsia="宋体" w:hint="default"/>
                 <w:b w:val="0"/>
                 <w:sz w:val="21"/>
+                <w:color w:val="000000"/>
+                <w:outline w:val="0"/>
+                <w:shadow w:val="0"/>
+                <w:emboss w:val="0"/>
+                <w:imprint w:val="0"/>
               </w:rPr>
               <w:t>75.61</w:t>
             </w:r>
@@ -4518,9 +5725,14 @@
             </w:pPr>
             <w:r>
               <w:rPr>
-                <w:rFonts w:ascii="Noto Serif CJK SC" w:hAnsi="Noto Serif CJK SC" w:eastAsia="Noto Serif CJK SC" w:hint="eastAsia"/>
+                <w:rFonts w:ascii="Times New Roman" w:hAnsi="Times New Roman" w:cs="Times New Roman" w:eastAsia="宋体" w:hint="default"/>
                 <w:b w:val="0"/>
                 <w:sz w:val="21"/>
+                <w:color w:val="000000"/>
+                <w:outline w:val="0"/>
+                <w:shadow w:val="0"/>
+                <w:emboss w:val="0"/>
+                <w:imprint w:val="0"/>
               </w:rPr>
               <w:t>+0.61</w:t>
             </w:r>
@@ -4543,9 +5755,14 @@
             </w:pPr>
             <w:r>
               <w:rPr>
-                <w:rFonts w:ascii="Noto Serif CJK SC" w:hAnsi="Noto Serif CJK SC" w:eastAsia="Noto Serif CJK SC" w:hint="eastAsia"/>
+                <w:rFonts w:ascii="Times New Roman" w:hAnsi="Times New Roman" w:cs="Times New Roman" w:eastAsia="宋体" w:hint="default"/>
                 <w:b w:val="0"/>
                 <w:sz w:val="21"/>
+                <w:color w:val="000000"/>
+                <w:outline w:val="0"/>
+                <w:shadow w:val="0"/>
+                <w:emboss w:val="0"/>
+                <w:imprint w:val="0"/>
               </w:rPr>
               <w:t>75.02</w:t>
             </w:r>
@@ -4568,9 +5785,14 @@
             </w:pPr>
             <w:r>
               <w:rPr>
-                <w:rFonts w:ascii="Noto Serif CJK SC" w:hAnsi="Noto Serif CJK SC" w:eastAsia="Noto Serif CJK SC" w:hint="eastAsia"/>
+                <w:rFonts w:ascii="Times New Roman" w:hAnsi="Times New Roman" w:cs="Times New Roman" w:eastAsia="宋体" w:hint="default"/>
                 <w:b w:val="0"/>
                 <w:sz w:val="21"/>
+                <w:color w:val="000000"/>
+                <w:outline w:val="0"/>
+                <w:shadow w:val="0"/>
+                <w:emboss w:val="0"/>
+                <w:imprint w:val="0"/>
               </w:rPr>
               <w:t>+0.02</w:t>
             </w:r>
@@ -4598,9 +5820,14 @@
             </w:pPr>
             <w:r>
               <w:rPr>
-                <w:rFonts w:ascii="Noto Serif CJK SC" w:hAnsi="Noto Serif CJK SC" w:eastAsia="Noto Serif CJK SC" w:hint="eastAsia"/>
+                <w:rFonts w:ascii="Times New Roman" w:hAnsi="Times New Roman" w:cs="Times New Roman" w:eastAsia="宋体" w:hint="default"/>
                 <w:b w:val="0"/>
                 <w:sz w:val="21"/>
+                <w:color w:val="000000"/>
+                <w:outline w:val="0"/>
+                <w:shadow w:val="0"/>
+                <w:emboss w:val="0"/>
+                <w:imprint w:val="0"/>
               </w:rPr>
               <w:t>80</w:t>
             </w:r>
@@ -4623,9 +5850,14 @@
             </w:pPr>
             <w:r>
               <w:rPr>
-                <w:rFonts w:ascii="Noto Serif CJK SC" w:hAnsi="Noto Serif CJK SC" w:eastAsia="Noto Serif CJK SC" w:hint="eastAsia"/>
+                <w:rFonts w:ascii="Times New Roman" w:hAnsi="Times New Roman" w:cs="Times New Roman" w:eastAsia="宋体" w:hint="default"/>
                 <w:b w:val="0"/>
                 <w:sz w:val="21"/>
+                <w:color w:val="000000"/>
+                <w:outline w:val="0"/>
+                <w:shadow w:val="0"/>
+                <w:emboss w:val="0"/>
+                <w:imprint w:val="0"/>
               </w:rPr>
               <w:t>389</w:t>
             </w:r>
@@ -4648,9 +5880,14 @@
             </w:pPr>
             <w:r>
               <w:rPr>
-                <w:rFonts w:ascii="Noto Serif CJK SC" w:hAnsi="Noto Serif CJK SC" w:eastAsia="Noto Serif CJK SC" w:hint="eastAsia"/>
+                <w:rFonts w:ascii="Times New Roman" w:hAnsi="Times New Roman" w:cs="Times New Roman" w:eastAsia="宋体" w:hint="default"/>
                 <w:b w:val="0"/>
                 <w:sz w:val="21"/>
+                <w:color w:val="000000"/>
+                <w:outline w:val="0"/>
+                <w:shadow w:val="0"/>
+                <w:emboss w:val="0"/>
+                <w:imprint w:val="0"/>
               </w:rPr>
               <w:t>131.079</w:t>
             </w:r>
@@ -4673,9 +5910,14 @@
             </w:pPr>
             <w:r>
               <w:rPr>
-                <w:rFonts w:ascii="Noto Serif CJK SC" w:hAnsi="Noto Serif CJK SC" w:eastAsia="Noto Serif CJK SC" w:hint="eastAsia"/>
+                <w:rFonts w:ascii="Times New Roman" w:hAnsi="Times New Roman" w:cs="Times New Roman" w:eastAsia="宋体" w:hint="default"/>
                 <w:b w:val="0"/>
                 <w:sz w:val="21"/>
+                <w:color w:val="000000"/>
+                <w:outline w:val="0"/>
+                <w:shadow w:val="0"/>
+                <w:emboss w:val="0"/>
+                <w:imprint w:val="0"/>
               </w:rPr>
               <w:t>80.47</w:t>
             </w:r>
@@ -4698,9 +5940,14 @@
             </w:pPr>
             <w:r>
               <w:rPr>
-                <w:rFonts w:ascii="Noto Serif CJK SC" w:hAnsi="Noto Serif CJK SC" w:eastAsia="Noto Serif CJK SC" w:hint="eastAsia"/>
+                <w:rFonts w:ascii="Times New Roman" w:hAnsi="Times New Roman" w:cs="Times New Roman" w:eastAsia="宋体" w:hint="default"/>
                 <w:b w:val="0"/>
                 <w:sz w:val="21"/>
+                <w:color w:val="000000"/>
+                <w:outline w:val="0"/>
+                <w:shadow w:val="0"/>
+                <w:emboss w:val="0"/>
+                <w:imprint w:val="0"/>
               </w:rPr>
               <w:t>+0.47</w:t>
             </w:r>
@@ -4723,9 +5970,14 @@
             </w:pPr>
             <w:r>
               <w:rPr>
-                <w:rFonts w:ascii="Noto Serif CJK SC" w:hAnsi="Noto Serif CJK SC" w:eastAsia="Noto Serif CJK SC" w:hint="eastAsia"/>
+                <w:rFonts w:ascii="Times New Roman" w:hAnsi="Times New Roman" w:cs="Times New Roman" w:eastAsia="宋体" w:hint="default"/>
                 <w:b w:val="0"/>
                 <w:sz w:val="21"/>
+                <w:color w:val="000000"/>
+                <w:outline w:val="0"/>
+                <w:shadow w:val="0"/>
+                <w:emboss w:val="0"/>
+                <w:imprint w:val="0"/>
               </w:rPr>
               <w:t>79.90</w:t>
             </w:r>
@@ -4748,9 +6000,14 @@
             </w:pPr>
             <w:r>
               <w:rPr>
-                <w:rFonts w:ascii="Noto Serif CJK SC" w:hAnsi="Noto Serif CJK SC" w:eastAsia="Noto Serif CJK SC" w:hint="eastAsia"/>
+                <w:rFonts w:ascii="Times New Roman" w:hAnsi="Times New Roman" w:cs="Times New Roman" w:eastAsia="宋体" w:hint="default"/>
                 <w:b w:val="0"/>
                 <w:sz w:val="21"/>
+                <w:color w:val="000000"/>
+                <w:outline w:val="0"/>
+                <w:shadow w:val="0"/>
+                <w:emboss w:val="0"/>
+                <w:imprint w:val="0"/>
               </w:rPr>
               <w:t>-0.10</w:t>
             </w:r>
@@ -4768,8 +6025,13 @@
         <w:ind w:left="0" w:leftChars="200" w:firstLine="0" w:right="0"/>
         <w:jc w:val="center"/>
         <w:rPr>
-          <w:rFonts w:hint="eastAsia" w:ascii="宋体" w:hAnsi="宋体"/>
+          <w:rFonts w:ascii="Times New Roman" w:hAnsi="Times New Roman" w:cs="Times New Roman" w:eastAsia="宋体" w:hint="default"/>
           <w:sz w:val="24"/>
+          <w:color w:val="000000"/>
+          <w:outline w:val="0"/>
+          <w:shadow w:val="0"/>
+          <w:emboss w:val="0"/>
+          <w:imprint w:val="0"/>
         </w:rPr>
         <w:snapToGrid w:val="0"/>
       </w:pPr>
@@ -4778,8 +6040,13 @@
           <m:r>
             <m:rPr/>
             <w:rPr>
-              <w:rFonts w:ascii="Cambria Math" w:hAnsi="Cambria Math"/>
+              <w:rFonts w:ascii="Cambria Math" w:hAnsi="Cambria Math" w:cs="Cambria Math" w:eastAsia="宋体" w:hint="default"/>
               <w:sz w:val="24"/>
+              <w:color w:val="000000"/>
+              <w:outline w:val="0"/>
+              <w:shadow w:val="0"/>
+              <w:emboss w:val="0"/>
+              <w:imprint w:val="0"/>
             </w:rPr>
             <m:t>U = 4.778182 T + 7.745455</m:t>
           </m:r>
@@ -4795,8 +6062,13 @@
         <w:ind w:left="0" w:leftChars="200" w:firstLine="0" w:right="0"/>
         <w:jc w:val="center"/>
         <w:rPr>
-          <w:rFonts w:hint="eastAsia" w:ascii="宋体" w:hAnsi="宋体"/>
+          <w:rFonts w:ascii="Times New Roman" w:hAnsi="Times New Roman" w:cs="Times New Roman" w:eastAsia="宋体" w:hint="default"/>
           <w:sz w:val="24"/>
+          <w:color w:val="000000"/>
+          <w:outline w:val="0"/>
+          <w:shadow w:val="0"/>
+          <w:emboss w:val="0"/>
+          <w:imprint w:val="0"/>
         </w:rPr>
         <w:snapToGrid w:val="0"/>
       </w:pPr>
@@ -4805,8 +6077,13 @@
           <m:r>
             <m:rPr/>
             <w:rPr>
-              <w:rFonts w:ascii="Cambria Math" w:hAnsi="Cambria Math"/>
+              <w:rFonts w:ascii="Cambria Math" w:hAnsi="Cambria Math" w:cs="Cambria Math" w:eastAsia="宋体" w:hint="default"/>
               <w:sz w:val="24"/>
+              <w:color w:val="000000"/>
+              <w:outline w:val="0"/>
+              <w:shadow w:val="0"/>
+              <w:emboss w:val="0"/>
+              <w:imprint w:val="0"/>
             </w:rPr>
             <m:t>R = 0.383583 T + 100.451302</m:t>
           </m:r>
@@ -4825,9 +6102,14 @@
       </w:pPr>
       <w:r>
         <w:rPr>
-          <w:rFonts w:ascii="Noto Serif CJK SC" w:hAnsi="Noto Serif CJK SC" w:eastAsia="Noto Serif CJK SC" w:hint="eastAsia"/>
+          <w:rFonts w:ascii="Times New Roman" w:hAnsi="Times New Roman" w:cs="Times New Roman" w:eastAsia="宋体" w:hint="default"/>
           <w:b w:val="0"/>
           <w:sz w:val="24"/>
+          <w:color w:val="000000"/>
+          <w:outline w:val="0"/>
+          <w:shadow w:val="0"/>
+          <w:emboss w:val="0"/>
+          <w:imprint w:val="0"/>
         </w:rPr>
         <w:t>U以mV计，R以Ω计，T以℃计。电压灵敏度4.778182 mV/℃，R²=0.999945561，RMSE=0.557 mV。最大电压偏差位于(30℃，150 mV)，为1.091 mV；拟合输出跨度238.909 mV，δLF=0.457%FS。电阻曲线最大残差0.06535 Ω，δLF=0.341%FS。电阻直线的截距由30～80℃数据外推得到。</w:t>
       </w:r>
@@ -4889,9 +6171,14 @@
       </w:pPr>
       <w:r>
         <w:rPr>
-          <w:rFonts w:ascii="Noto Serif CJK SC" w:hAnsi="Noto Serif CJK SC" w:eastAsia="Noto Serif CJK SC" w:hint="eastAsia"/>
+          <w:rFonts w:ascii="Times New Roman" w:hAnsi="Times New Roman" w:cs="Times New Roman" w:eastAsia="宋体" w:hint="default"/>
           <w:b w:val="0"/>
           <w:sz w:val="22"/>
+          <w:color w:val="000000"/>
+          <w:outline w:val="0"/>
+          <w:shadow w:val="0"/>
+          <w:emboss w:val="0"/>
+          <w:imprint w:val="0"/>
         </w:rPr>
         <w:t>图1　铂电阻的输出电压—温度与换算电阻—温度特性</w:t>
       </w:r>
@@ -4908,9 +6195,14 @@
       </w:pPr>
       <w:r>
         <w:rPr>
-          <w:rFonts w:ascii="Noto Sans CJK SC" w:hAnsi="Noto Sans CJK SC" w:eastAsia="Noto Sans CJK SC" w:hint="eastAsia"/>
+          <w:rFonts w:ascii="Times New Roman" w:hAnsi="Times New Roman" w:cs="Times New Roman" w:eastAsia="黑体" w:hint="default"/>
           <w:b/>
           <w:sz w:val="24"/>
+          <w:color w:val="000000"/>
+          <w:outline w:val="0"/>
+          <w:shadow w:val="0"/>
+          <w:emboss w:val="0"/>
+          <w:imprint w:val="0"/>
         </w:rPr>
         <w:t>（三）温度线性校正与误差统计</w:t>
       </w:r>
@@ -4927,9 +6219,14 @@
       </w:pPr>
       <w:r>
         <w:rPr>
-          <w:rFonts w:ascii="Noto Serif CJK SC" w:hAnsi="Noto Serif CJK SC" w:eastAsia="Noto Serif CJK SC" w:hint="eastAsia"/>
+          <w:rFonts w:ascii="Times New Roman" w:hAnsi="Times New Roman" w:cs="Times New Roman" w:eastAsia="宋体" w:hint="default"/>
           <w:b w:val="0"/>
           <w:sz w:val="24"/>
+          <w:color w:val="000000"/>
+          <w:outline w:val="0"/>
+          <w:shadow w:val="0"/>
+          <w:emboss w:val="0"/>
+          <w:imprint w:val="0"/>
         </w:rPr>
         <w:t>以理论换算温度T₀为自变量、热源显示温度T为因变量，建立一次校正式。下式输入、输出均以℃计：</w:t>
       </w:r>
@@ -4943,8 +6240,13 @@
         <w:ind w:left="0" w:leftChars="200" w:firstLine="0" w:right="0"/>
         <w:jc w:val="center"/>
         <w:rPr>
-          <w:rFonts w:hint="eastAsia" w:ascii="宋体" w:hAnsi="宋体"/>
+          <w:rFonts w:ascii="Times New Roman" w:hAnsi="Times New Roman" w:cs="Times New Roman" w:eastAsia="宋体" w:hint="default"/>
           <w:sz w:val="24"/>
+          <w:color w:val="000000"/>
+          <w:outline w:val="0"/>
+          <w:shadow w:val="0"/>
+          <w:emboss w:val="0"/>
+          <w:imprint w:val="0"/>
         </w:rPr>
         <w:snapToGrid w:val="0"/>
       </w:pPr>
@@ -4953,8 +6255,13 @@
           <m:r>
             <m:rPr/>
             <w:rPr>
-              <w:rFonts w:ascii="Cambria Math" w:hAnsi="Cambria Math"/>
+              <w:rFonts w:ascii="Cambria Math" w:hAnsi="Cambria Math" w:cs="Cambria Math" w:eastAsia="宋体" w:hint="default"/>
               <w:sz w:val="24"/>
+              <w:color w:val="000000"/>
+              <w:outline w:val="0"/>
+              <w:shadow w:val="0"/>
+              <w:emboss w:val="0"/>
+              <w:imprint w:val="0"/>
             </w:rPr>
             <m:t>铂电阻：</m:t>
           </m:r>
@@ -4964,8 +6271,13 @@
               <m:r>
                 <m:rPr/>
                 <w:rPr>
-                  <w:rFonts w:ascii="Cambria Math" w:hAnsi="Cambria Math"/>
+                  <w:rFonts w:ascii="Cambria Math" w:hAnsi="Cambria Math" w:cs="Cambria Math" w:eastAsia="宋体" w:hint="default"/>
                   <w:sz w:val="24"/>
+                  <w:color w:val="000000"/>
+                  <w:outline w:val="0"/>
+                  <w:shadow w:val="0"/>
+                  <w:emboss w:val="0"/>
+                  <w:imprint w:val="0"/>
                 </w:rPr>
                 <m:t>T</m:t>
               </m:r>
@@ -4974,8 +6286,13 @@
               <m:r>
                 <m:rPr/>
                 <w:rPr>
-                  <w:rFonts w:ascii="Cambria Math" w:hAnsi="Cambria Math"/>
+                  <w:rFonts w:ascii="Cambria Math" w:hAnsi="Cambria Math" w:cs="Cambria Math" w:eastAsia="宋体" w:hint="default"/>
                   <w:sz w:val="24"/>
+                  <w:color w:val="000000"/>
+                  <w:outline w:val="0"/>
+                  <w:shadow w:val="0"/>
+                  <w:emboss w:val="0"/>
+                  <w:imprint w:val="0"/>
                 </w:rPr>
                 <m:t>校</m:t>
               </m:r>
@@ -4984,8 +6301,13 @@
           <m:r>
             <m:rPr/>
             <w:rPr>
-              <w:rFonts w:ascii="Cambria Math" w:hAnsi="Cambria Math"/>
+              <w:rFonts w:ascii="Cambria Math" w:hAnsi="Cambria Math" w:cs="Cambria Math" w:eastAsia="宋体" w:hint="default"/>
               <w:sz w:val="24"/>
+              <w:color w:val="000000"/>
+              <w:outline w:val="0"/>
+              <w:shadow w:val="0"/>
+              <w:emboss w:val="0"/>
+              <w:imprint w:val="0"/>
             </w:rPr>
             <m:t>= 1.002171279</m:t>
           </m:r>
@@ -4995,8 +6317,13 @@
               <m:r>
                 <m:rPr/>
                 <w:rPr>
-                  <w:rFonts w:ascii="Cambria Math" w:hAnsi="Cambria Math"/>
+                  <w:rFonts w:ascii="Cambria Math" w:hAnsi="Cambria Math" w:cs="Cambria Math" w:eastAsia="宋体" w:hint="default"/>
                   <w:sz w:val="24"/>
+                  <w:color w:val="000000"/>
+                  <w:outline w:val="0"/>
+                  <w:shadow w:val="0"/>
+                  <w:emboss w:val="0"/>
+                  <w:imprint w:val="0"/>
                 </w:rPr>
                 <m:t>T</m:t>
               </m:r>
@@ -5005,8 +6332,13 @@
               <m:r>
                 <m:rPr/>
                 <w:rPr>
-                  <w:rFonts w:ascii="Cambria Math" w:hAnsi="Cambria Math"/>
+                  <w:rFonts w:ascii="Cambria Math" w:hAnsi="Cambria Math" w:cs="Cambria Math" w:eastAsia="宋体" w:hint="default"/>
                   <w:sz w:val="24"/>
+                  <w:color w:val="000000"/>
+                  <w:outline w:val="0"/>
+                  <w:shadow w:val="0"/>
+                  <w:emboss w:val="0"/>
+                  <w:imprint w:val="0"/>
                 </w:rPr>
                 <m:t>0</m:t>
               </m:r>
@@ -5015,8 +6347,13 @@
           <m:r>
             <m:rPr/>
             <w:rPr>
-              <w:rFonts w:ascii="Cambria Math" w:hAnsi="Cambria Math"/>
+              <w:rFonts w:ascii="Cambria Math" w:hAnsi="Cambria Math" w:cs="Cambria Math" w:eastAsia="宋体" w:hint="default"/>
               <w:sz w:val="24"/>
+              <w:color w:val="000000"/>
+              <w:outline w:val="0"/>
+              <w:shadow w:val="0"/>
+              <w:emboss w:val="0"/>
+              <w:imprint w:val="0"/>
             </w:rPr>
             <m:t>− 0.745834024</m:t>
           </m:r>
@@ -5032,8 +6369,13 @@
         <w:ind w:left="0" w:leftChars="200" w:firstLine="0" w:right="0"/>
         <w:jc w:val="center"/>
         <w:rPr>
-          <w:rFonts w:hint="eastAsia" w:ascii="宋体" w:hAnsi="宋体"/>
+          <w:rFonts w:ascii="Times New Roman" w:hAnsi="Times New Roman" w:cs="Times New Roman" w:eastAsia="宋体" w:hint="default"/>
           <w:sz w:val="24"/>
+          <w:color w:val="000000"/>
+          <w:outline w:val="0"/>
+          <w:shadow w:val="0"/>
+          <w:emboss w:val="0"/>
+          <w:imprint w:val="0"/>
         </w:rPr>
         <w:snapToGrid w:val="0"/>
       </w:pPr>
@@ -5045,8 +6387,13 @@
               <m:r>
                 <m:rPr/>
                 <w:rPr>
-                  <w:rFonts w:ascii="Cambria Math" w:hAnsi="Cambria Math"/>
+                  <w:rFonts w:ascii="Cambria Math" w:hAnsi="Cambria Math" w:cs="Cambria Math" w:eastAsia="宋体" w:hint="default"/>
                   <w:sz w:val="24"/>
+                  <w:color w:val="000000"/>
+                  <w:outline w:val="0"/>
+                  <w:shadow w:val="0"/>
+                  <w:emboss w:val="0"/>
+                  <w:imprint w:val="0"/>
                 </w:rPr>
                 <m:t>e</m:t>
               </m:r>
@@ -5055,8 +6402,13 @@
               <m:r>
                 <m:rPr/>
                 <w:rPr>
-                  <w:rFonts w:ascii="Cambria Math" w:hAnsi="Cambria Math"/>
+                  <w:rFonts w:ascii="Cambria Math" w:hAnsi="Cambria Math" w:cs="Cambria Math" w:eastAsia="宋体" w:hint="default"/>
                   <w:sz w:val="24"/>
+                  <w:color w:val="000000"/>
+                  <w:outline w:val="0"/>
+                  <w:shadow w:val="0"/>
+                  <w:emboss w:val="0"/>
+                  <w:imprint w:val="0"/>
                 </w:rPr>
                 <m:t>i</m:t>
               </m:r>
@@ -5065,8 +6417,13 @@
           <m:r>
             <m:rPr/>
             <w:rPr>
-              <w:rFonts w:ascii="Cambria Math" w:hAnsi="Cambria Math"/>
+              <w:rFonts w:ascii="Cambria Math" w:hAnsi="Cambria Math" w:cs="Cambria Math" w:eastAsia="宋体" w:hint="default"/>
               <w:sz w:val="24"/>
+              <w:color w:val="000000"/>
+              <w:outline w:val="0"/>
+              <w:shadow w:val="0"/>
+              <w:emboss w:val="0"/>
+              <w:imprint w:val="0"/>
             </w:rPr>
             <m:t>=</m:t>
           </m:r>
@@ -5076,8 +6433,13 @@
               <m:r>
                 <m:rPr/>
                 <w:rPr>
-                  <w:rFonts w:ascii="Cambria Math" w:hAnsi="Cambria Math"/>
+                  <w:rFonts w:ascii="Cambria Math" w:hAnsi="Cambria Math" w:cs="Cambria Math" w:eastAsia="宋体" w:hint="default"/>
                   <w:sz w:val="24"/>
+                  <w:color w:val="000000"/>
+                  <w:outline w:val="0"/>
+                  <w:shadow w:val="0"/>
+                  <w:emboss w:val="0"/>
+                  <w:imprint w:val="0"/>
                 </w:rPr>
                 <m:t>T</m:t>
               </m:r>
@@ -5086,8 +6448,13 @@
               <m:r>
                 <m:rPr/>
                 <w:rPr>
-                  <w:rFonts w:ascii="Cambria Math" w:hAnsi="Cambria Math"/>
+                  <w:rFonts w:ascii="Cambria Math" w:hAnsi="Cambria Math" w:cs="Cambria Math" w:eastAsia="宋体" w:hint="default"/>
                   <w:sz w:val="24"/>
+                  <w:color w:val="000000"/>
+                  <w:outline w:val="0"/>
+                  <w:shadow w:val="0"/>
+                  <w:emboss w:val="0"/>
+                  <w:imprint w:val="0"/>
                 </w:rPr>
                 <m:t>测,i</m:t>
               </m:r>
@@ -5096,8 +6463,13 @@
           <m:r>
             <m:rPr/>
             <w:rPr>
-              <w:rFonts w:ascii="Cambria Math" w:hAnsi="Cambria Math"/>
+              <w:rFonts w:ascii="Cambria Math" w:hAnsi="Cambria Math" w:cs="Cambria Math" w:eastAsia="宋体" w:hint="default"/>
               <w:sz w:val="24"/>
+              <w:color w:val="000000"/>
+              <w:outline w:val="0"/>
+              <w:shadow w:val="0"/>
+              <w:emboss w:val="0"/>
+              <w:imprint w:val="0"/>
             </w:rPr>
             <m:t>−</m:t>
           </m:r>
@@ -5107,8 +6479,13 @@
               <m:r>
                 <m:rPr/>
                 <w:rPr>
-                  <w:rFonts w:ascii="Cambria Math" w:hAnsi="Cambria Math"/>
+                  <w:rFonts w:ascii="Cambria Math" w:hAnsi="Cambria Math" w:cs="Cambria Math" w:eastAsia="宋体" w:hint="default"/>
                   <w:sz w:val="24"/>
+                  <w:color w:val="000000"/>
+                  <w:outline w:val="0"/>
+                  <w:shadow w:val="0"/>
+                  <w:emboss w:val="0"/>
+                  <w:imprint w:val="0"/>
                 </w:rPr>
                 <m:t>T</m:t>
               </m:r>
@@ -5117,8 +6494,13 @@
               <m:r>
                 <m:rPr/>
                 <w:rPr>
-                  <w:rFonts w:ascii="Cambria Math" w:hAnsi="Cambria Math"/>
+                  <w:rFonts w:ascii="Cambria Math" w:hAnsi="Cambria Math" w:cs="Cambria Math" w:eastAsia="宋体" w:hint="default"/>
                   <w:sz w:val="24"/>
+                  <w:color w:val="000000"/>
+                  <w:outline w:val="0"/>
+                  <w:shadow w:val="0"/>
+                  <w:emboss w:val="0"/>
+                  <w:imprint w:val="0"/>
                 </w:rPr>
                 <m:t>参考,i</m:t>
               </m:r>
@@ -5127,8 +6509,13 @@
           <m:r>
             <m:rPr/>
             <w:rPr>
-              <w:rFonts w:ascii="Cambria Math" w:hAnsi="Cambria Math"/>
+              <w:rFonts w:ascii="Cambria Math" w:hAnsi="Cambria Math" w:cs="Cambria Math" w:eastAsia="宋体" w:hint="default"/>
               <w:sz w:val="24"/>
+              <w:color w:val="000000"/>
+              <w:outline w:val="0"/>
+              <w:shadow w:val="0"/>
+              <w:emboss w:val="0"/>
+              <w:imprint w:val="0"/>
             </w:rPr>
             <m:t>；</m:t>
           </m:r>
@@ -5138,8 +6525,13 @@
               <m:r>
                 <m:rPr/>
                 <w:rPr>
-                  <w:rFonts w:ascii="Cambria Math" w:hAnsi="Cambria Math"/>
+                  <w:rFonts w:ascii="Cambria Math" w:hAnsi="Cambria Math" w:cs="Cambria Math" w:eastAsia="宋体" w:hint="default"/>
                   <w:sz w:val="24"/>
+                  <w:color w:val="000000"/>
+                  <w:outline w:val="0"/>
+                  <w:shadow w:val="0"/>
+                  <w:emboss w:val="0"/>
+                  <w:imprint w:val="0"/>
                 </w:rPr>
                 <m:t>b</m:t>
               </m:r>
@@ -5148,8 +6540,13 @@
               <m:r>
                 <m:rPr/>
                 <w:rPr>
-                  <w:rFonts w:ascii="Cambria Math" w:hAnsi="Cambria Math"/>
+                  <w:rFonts w:ascii="Cambria Math" w:hAnsi="Cambria Math" w:cs="Cambria Math" w:eastAsia="宋体" w:hint="default"/>
                   <w:sz w:val="24"/>
+                  <w:color w:val="000000"/>
+                  <w:outline w:val="0"/>
+                  <w:shadow w:val="0"/>
+                  <w:emboss w:val="0"/>
+                  <w:imprint w:val="0"/>
                 </w:rPr>
                 <m:t>e</m:t>
               </m:r>
@@ -5158,8 +6555,13 @@
           <m:r>
             <m:rPr/>
             <w:rPr>
-              <w:rFonts w:ascii="Cambria Math" w:hAnsi="Cambria Math"/>
+              <w:rFonts w:ascii="Cambria Math" w:hAnsi="Cambria Math" w:cs="Cambria Math" w:eastAsia="宋体" w:hint="default"/>
               <w:sz w:val="24"/>
+              <w:color w:val="000000"/>
+              <w:outline w:val="0"/>
+              <w:shadow w:val="0"/>
+              <w:emboss w:val="0"/>
+              <w:imprint w:val="0"/>
             </w:rPr>
             <m:t>=</m:t>
           </m:r>
@@ -5175,8 +6577,13 @@
                   <m:r>
                     <m:rPr/>
                     <w:rPr>
-                      <w:rFonts w:ascii="Cambria Math" w:hAnsi="Cambria Math"/>
+                      <w:rFonts w:ascii="Cambria Math" w:hAnsi="Cambria Math" w:cs="Cambria Math" w:eastAsia="宋体" w:hint="default"/>
                       <w:sz w:val="24"/>
+                      <w:color w:val="000000"/>
+                      <w:outline w:val="0"/>
+                      <w:shadow w:val="0"/>
+                      <w:emboss w:val="0"/>
+                      <w:imprint w:val="0"/>
                     </w:rPr>
                     <m:t>i=1</m:t>
                   </m:r>
@@ -5185,8 +6592,13 @@
                   <m:r>
                     <m:rPr/>
                     <w:rPr>
-                      <w:rFonts w:ascii="Cambria Math" w:hAnsi="Cambria Math"/>
+                      <w:rFonts w:ascii="Cambria Math" w:hAnsi="Cambria Math" w:cs="Cambria Math" w:eastAsia="宋体" w:hint="default"/>
                       <w:sz w:val="24"/>
+                      <w:color w:val="000000"/>
+                      <w:outline w:val="0"/>
+                      <w:shadow w:val="0"/>
+                      <w:emboss w:val="0"/>
+                      <w:imprint w:val="0"/>
                     </w:rPr>
                     <m:t>n</m:t>
                   </m:r>
@@ -5198,8 +6610,13 @@
                       <m:r>
                         <m:rPr/>
                         <w:rPr>
-                          <w:rFonts w:ascii="Cambria Math" w:hAnsi="Cambria Math"/>
+                          <w:rFonts w:ascii="Cambria Math" w:hAnsi="Cambria Math" w:cs="Cambria Math" w:eastAsia="宋体" w:hint="default"/>
                           <w:sz w:val="24"/>
+                          <w:color w:val="000000"/>
+                          <w:outline w:val="0"/>
+                          <w:shadow w:val="0"/>
+                          <w:emboss w:val="0"/>
+                          <w:imprint w:val="0"/>
                         </w:rPr>
                         <m:t>e</m:t>
                       </m:r>
@@ -5208,8 +6625,13 @@
                       <m:r>
                         <m:rPr/>
                         <w:rPr>
-                          <w:rFonts w:ascii="Cambria Math" w:hAnsi="Cambria Math"/>
+                          <w:rFonts w:ascii="Cambria Math" w:hAnsi="Cambria Math" w:cs="Cambria Math" w:eastAsia="宋体" w:hint="default"/>
                           <w:sz w:val="24"/>
+                          <w:color w:val="000000"/>
+                          <w:outline w:val="0"/>
+                          <w:shadow w:val="0"/>
+                          <w:emboss w:val="0"/>
+                          <w:imprint w:val="0"/>
                         </w:rPr>
                         <m:t>i</m:t>
                       </m:r>
@@ -5222,8 +6644,13 @@
               <m:r>
                 <m:rPr/>
                 <w:rPr>
-                  <w:rFonts w:ascii="Cambria Math" w:hAnsi="Cambria Math"/>
+                  <w:rFonts w:ascii="Cambria Math" w:hAnsi="Cambria Math" w:cs="Cambria Math" w:eastAsia="宋体" w:hint="default"/>
                   <w:sz w:val="24"/>
+                  <w:color w:val="000000"/>
+                  <w:outline w:val="0"/>
+                  <w:shadow w:val="0"/>
+                  <w:emboss w:val="0"/>
+                  <w:imprint w:val="0"/>
                 </w:rPr>
                 <m:t>n</m:t>
               </m:r>
@@ -5244,9 +6671,14 @@
       </w:pPr>
       <w:r>
         <w:rPr>
-          <w:rFonts w:ascii="Noto Serif CJK SC" w:hAnsi="Noto Serif CJK SC" w:eastAsia="Noto Serif CJK SC" w:hint="eastAsia"/>
+          <w:rFonts w:ascii="Times New Roman" w:hAnsi="Times New Roman" w:cs="Times New Roman" w:eastAsia="宋体" w:hint="default"/>
           <w:b w:val="0"/>
           <w:sz w:val="24"/>
+          <w:color w:val="000000"/>
+          <w:outline w:val="0"/>
+          <w:shadow w:val="0"/>
+          <w:emboss w:val="0"/>
+          <w:imprint w:val="0"/>
         </w:rPr>
         <w:t>温度误差定义为测温值减热源显示值。用偏倚（平均误差）判断系统性偏移，用RMSE评价整体偏差，用最大绝对误差评价最不利测点，三者均以℃计。</w:t>
       </w:r>
@@ -5263,9 +6695,14 @@
       </w:pPr>
       <w:r>
         <w:rPr>
-          <w:rFonts w:ascii="Noto Serif CJK SC" w:hAnsi="Noto Serif CJK SC" w:eastAsia="Noto Serif CJK SC" w:hint="eastAsia"/>
+          <w:rFonts w:ascii="Times New Roman" w:hAnsi="Times New Roman" w:cs="Times New Roman" w:eastAsia="黑体" w:hint="default"/>
           <w:b/>
           <w:sz w:val="22"/>
+          <w:color w:val="000000"/>
+          <w:outline w:val="0"/>
+          <w:shadow w:val="0"/>
+          <w:emboss w:val="0"/>
+          <w:imprint w:val="0"/>
         </w:rPr>
         <w:t>表2　温度理论换算与校正回代误差统计</w:t>
       </w:r>
@@ -5320,9 +6757,14 @@
             </w:pPr>
             <w:r>
               <w:rPr>
-                <w:rFonts w:ascii="Noto Sans CJK SC" w:hAnsi="Noto Sans CJK SC" w:eastAsia="Noto Sans CJK SC" w:hint="eastAsia"/>
+                <w:rFonts w:ascii="Times New Roman" w:hAnsi="Times New Roman" w:cs="Times New Roman" w:eastAsia="黑体" w:hint="default"/>
                 <w:b/>
                 <w:sz w:val="21"/>
+                <w:color w:val="000000"/>
+                <w:outline w:val="0"/>
+                <w:shadow w:val="0"/>
+                <w:emboss w:val="0"/>
+                <w:imprint w:val="0"/>
               </w:rPr>
               <w:t>处理阶段</w:t>
             </w:r>
@@ -5346,9 +6788,14 @@
             </w:pPr>
             <w:r>
               <w:rPr>
-                <w:rFonts w:ascii="Noto Sans CJK SC" w:hAnsi="Noto Sans CJK SC" w:eastAsia="Noto Sans CJK SC" w:hint="eastAsia"/>
+                <w:rFonts w:ascii="Times New Roman" w:hAnsi="Times New Roman" w:cs="Times New Roman" w:eastAsia="黑体" w:hint="default"/>
                 <w:b/>
                 <w:sz w:val="21"/>
+                <w:color w:val="000000"/>
+                <w:outline w:val="0"/>
+                <w:shadow w:val="0"/>
+                <w:emboss w:val="0"/>
+                <w:imprint w:val="0"/>
               </w:rPr>
               <w:t>偏倚 / ℃</w:t>
             </w:r>
@@ -5372,9 +6819,14 @@
             </w:pPr>
             <w:r>
               <w:rPr>
-                <w:rFonts w:ascii="Noto Sans CJK SC" w:hAnsi="Noto Sans CJK SC" w:eastAsia="Noto Sans CJK SC" w:hint="eastAsia"/>
+                <w:rFonts w:ascii="Times New Roman" w:hAnsi="Times New Roman" w:cs="Times New Roman" w:eastAsia="黑体" w:hint="default"/>
                 <w:b/>
                 <w:sz w:val="21"/>
+                <w:color w:val="000000"/>
+                <w:outline w:val="0"/>
+                <w:shadow w:val="0"/>
+                <w:emboss w:val="0"/>
+                <w:imprint w:val="0"/>
               </w:rPr>
               <w:t>RMSE / ℃</w:t>
             </w:r>
@@ -5398,9 +6850,14 @@
             </w:pPr>
             <w:r>
               <w:rPr>
-                <w:rFonts w:ascii="Noto Sans CJK SC" w:hAnsi="Noto Sans CJK SC" w:eastAsia="Noto Sans CJK SC" w:hint="eastAsia"/>
+                <w:rFonts w:ascii="Times New Roman" w:hAnsi="Times New Roman" w:cs="Times New Roman" w:eastAsia="黑体" w:hint="default"/>
                 <w:b/>
                 <w:sz w:val="21"/>
+                <w:color w:val="000000"/>
+                <w:outline w:val="0"/>
+                <w:shadow w:val="0"/>
+                <w:emboss w:val="0"/>
+                <w:imprint w:val="0"/>
               </w:rPr>
               <w:t>最大绝对误差 / ℃</w:t>
             </w:r>
@@ -5428,9 +6885,14 @@
             </w:pPr>
             <w:r>
               <w:rPr>
-                <w:rFonts w:ascii="Noto Serif CJK SC" w:hAnsi="Noto Serif CJK SC" w:eastAsia="Noto Serif CJK SC" w:hint="eastAsia"/>
+                <w:rFonts w:ascii="Times New Roman" w:hAnsi="Times New Roman" w:cs="Times New Roman" w:eastAsia="宋体" w:hint="default"/>
                 <w:b w:val="0"/>
                 <w:sz w:val="21"/>
+                <w:color w:val="000000"/>
+                <w:outline w:val="0"/>
+                <w:shadow w:val="0"/>
+                <w:emboss w:val="0"/>
+                <w:imprint w:val="0"/>
               </w:rPr>
               <w:t>未校正</w:t>
             </w:r>
@@ -5453,9 +6915,14 @@
             </w:pPr>
             <w:r>
               <w:rPr>
-                <w:rFonts w:ascii="Noto Serif CJK SC" w:hAnsi="Noto Serif CJK SC" w:eastAsia="Noto Serif CJK SC" w:hint="eastAsia"/>
+                <w:rFonts w:ascii="Times New Roman" w:hAnsi="Times New Roman" w:cs="Times New Roman" w:eastAsia="宋体" w:hint="default"/>
                 <w:b w:val="0"/>
                 <w:sz w:val="21"/>
+                <w:color w:val="000000"/>
+                <w:outline w:val="0"/>
+                <w:shadow w:val="0"/>
+                <w:emboss w:val="0"/>
+                <w:imprint w:val="0"/>
               </w:rPr>
               <w:t>+0.625</w:t>
             </w:r>
@@ -5478,9 +6945,14 @@
             </w:pPr>
             <w:r>
               <w:rPr>
-                <w:rFonts w:ascii="Noto Serif CJK SC" w:hAnsi="Noto Serif CJK SC" w:eastAsia="Noto Serif CJK SC" w:hint="eastAsia"/>
+                <w:rFonts w:ascii="Times New Roman" w:hAnsi="Times New Roman" w:cs="Times New Roman" w:eastAsia="宋体" w:hint="default"/>
                 <w:b w:val="0"/>
                 <w:sz w:val="21"/>
+                <w:color w:val="000000"/>
+                <w:outline w:val="0"/>
+                <w:shadow w:val="0"/>
+                <w:emboss w:val="0"/>
+                <w:imprint w:val="0"/>
               </w:rPr>
               <w:t>0.629</w:t>
             </w:r>
@@ -5503,9 +6975,14 @@
             </w:pPr>
             <w:r>
               <w:rPr>
-                <w:rFonts w:ascii="Noto Serif CJK SC" w:hAnsi="Noto Serif CJK SC" w:eastAsia="Noto Serif CJK SC" w:hint="eastAsia"/>
+                <w:rFonts w:ascii="Times New Roman" w:hAnsi="Times New Roman" w:cs="Times New Roman" w:eastAsia="宋体" w:hint="default"/>
                 <w:b w:val="0"/>
                 <w:sz w:val="21"/>
+                <w:color w:val="000000"/>
+                <w:outline w:val="0"/>
+                <w:shadow w:val="0"/>
+                <w:emboss w:val="0"/>
+                <w:imprint w:val="0"/>
               </w:rPr>
               <w:t>0.710</w:t>
             </w:r>
@@ -5533,9 +7010,14 @@
             </w:pPr>
             <w:r>
               <w:rPr>
-                <w:rFonts w:ascii="Noto Serif CJK SC" w:hAnsi="Noto Serif CJK SC" w:eastAsia="Noto Serif CJK SC" w:hint="eastAsia"/>
+                <w:rFonts w:ascii="Times New Roman" w:hAnsi="Times New Roman" w:cs="Times New Roman" w:eastAsia="宋体" w:hint="default"/>
                 <w:b w:val="0"/>
                 <w:sz w:val="21"/>
+                <w:color w:val="000000"/>
+                <w:outline w:val="0"/>
+                <w:shadow w:val="0"/>
+                <w:emboss w:val="0"/>
+                <w:imprint w:val="0"/>
               </w:rPr>
               <w:t>校正回代</w:t>
             </w:r>
@@ -5558,9 +7040,14 @@
             </w:pPr>
             <w:r>
               <w:rPr>
-                <w:rFonts w:ascii="Noto Serif CJK SC" w:hAnsi="Noto Serif CJK SC" w:eastAsia="Noto Serif CJK SC" w:hint="eastAsia"/>
+                <w:rFonts w:ascii="Times New Roman" w:hAnsi="Times New Roman" w:cs="Times New Roman" w:eastAsia="宋体" w:hint="default"/>
                 <w:b w:val="0"/>
                 <w:sz w:val="21"/>
+                <w:color w:val="000000"/>
+                <w:outline w:val="0"/>
+                <w:shadow w:val="0"/>
+                <w:emboss w:val="0"/>
+                <w:imprint w:val="0"/>
               </w:rPr>
               <w:t>0.000</w:t>
             </w:r>
@@ -5583,9 +7070,14 @@
             </w:pPr>
             <w:r>
               <w:rPr>
-                <w:rFonts w:ascii="Noto Serif CJK SC" w:hAnsi="Noto Serif CJK SC" w:eastAsia="Noto Serif CJK SC" w:hint="eastAsia"/>
+                <w:rFonts w:ascii="Times New Roman" w:hAnsi="Times New Roman" w:cs="Times New Roman" w:eastAsia="宋体" w:hint="default"/>
                 <w:b w:val="0"/>
                 <w:sz w:val="21"/>
+                <w:color w:val="000000"/>
+                <w:outline w:val="0"/>
+                <w:shadow w:val="0"/>
+                <w:emboss w:val="0"/>
+                <w:imprint w:val="0"/>
               </w:rPr>
               <w:t>0.061</w:t>
             </w:r>
@@ -5608,9 +7100,14 @@
             </w:pPr>
             <w:r>
               <w:rPr>
-                <w:rFonts w:ascii="Noto Serif CJK SC" w:hAnsi="Noto Serif CJK SC" w:eastAsia="Noto Serif CJK SC" w:hint="eastAsia"/>
+                <w:rFonts w:ascii="Times New Roman" w:hAnsi="Times New Roman" w:cs="Times New Roman" w:eastAsia="宋体" w:hint="default"/>
                 <w:b w:val="0"/>
                 <w:sz w:val="21"/>
+                <w:color w:val="000000"/>
+                <w:outline w:val="0"/>
+                <w:shadow w:val="0"/>
+                <w:emboss w:val="0"/>
+                <w:imprint w:val="0"/>
               </w:rPr>
               <w:t>0.107</w:t>
             </w:r>
@@ -5631,9 +7128,14 @@
       </w:pPr>
       <w:r>
         <w:rPr>
-          <w:rFonts w:ascii="Noto Serif CJK SC" w:hAnsi="Noto Serif CJK SC" w:eastAsia="Noto Serif CJK SC" w:hint="eastAsia"/>
+          <w:rFonts w:ascii="Times New Roman" w:hAnsi="Times New Roman" w:cs="Times New Roman" w:eastAsia="宋体" w:hint="default"/>
           <w:b w:val="0"/>
           <w:sz w:val="24"/>
+          <w:color w:val="000000"/>
+          <w:outline w:val="0"/>
+          <w:shadow w:val="0"/>
+          <w:emboss w:val="0"/>
+          <w:imprint w:val="0"/>
         </w:rPr>
         <w:t>逐点留出一个测点，用其余10点重新拟合校正式并预测留出点。11次预测的RMSE为0.082℃，最大绝对误差为0.157℃。留一预测属于本批数据内部检验。</w:t>
       </w:r>
@@ -5695,9 +7197,14 @@
       </w:pPr>
       <w:r>
         <w:rPr>
-          <w:rFonts w:ascii="Noto Serif CJK SC" w:hAnsi="Noto Serif CJK SC" w:eastAsia="Noto Serif CJK SC" w:hint="eastAsia"/>
+          <w:rFonts w:ascii="Times New Roman" w:hAnsi="Times New Roman" w:cs="Times New Roman" w:eastAsia="宋体" w:hint="default"/>
           <w:b w:val="0"/>
           <w:sz w:val="22"/>
+          <w:color w:val="000000"/>
+          <w:outline w:val="0"/>
+          <w:shadow w:val="0"/>
+          <w:emboss w:val="0"/>
+          <w:imprint w:val="0"/>
         </w:rPr>
         <w:t>图2　理论换算误差与一次校正后的回代残差</w:t>
       </w:r>
@@ -5714,9 +7221,14 @@
       </w:pPr>
       <w:r>
         <w:rPr>
-          <w:rFonts w:ascii="Noto Serif CJK SC" w:hAnsi="Noto Serif CJK SC" w:eastAsia="Noto Serif CJK SC" w:hint="eastAsia"/>
+          <w:rFonts w:ascii="Times New Roman" w:hAnsi="Times New Roman" w:cs="Times New Roman" w:eastAsia="宋体" w:hint="default"/>
           <w:b w:val="0"/>
           <w:sz w:val="24"/>
+          <w:color w:val="000000"/>
+          <w:outline w:val="0"/>
+          <w:shadow w:val="0"/>
+          <w:emboss w:val="0"/>
+          <w:imprint w:val="0"/>
         </w:rPr>
         <w:t>表1的校正温度与表2的回代统计均使用同一批标定数据，不能视为独立验证精度。现有资料未提供未参与标定的测点及平台校正后实测记录，应用效果仍需补测。</w:t>
       </w:r>
@@ -5733,9 +7245,14 @@
       </w:pPr>
       <w:r>
         <w:rPr>
-          <w:rFonts w:ascii="Noto Sans CJK SC" w:hAnsi="Noto Sans CJK SC" w:eastAsia="Noto Sans CJK SC" w:hint="eastAsia"/>
+          <w:rFonts w:ascii="Times New Roman" w:hAnsi="Times New Roman" w:cs="Times New Roman" w:eastAsia="黑体" w:hint="default"/>
           <w:b/>
           <w:sz w:val="24"/>
+          <w:color w:val="000000"/>
+          <w:outline w:val="0"/>
+          <w:shadow w:val="0"/>
+          <w:emboss w:val="0"/>
+          <w:imprint w:val="0"/>
         </w:rPr>
         <w:t>（四）计算程序与复核</w:t>
       </w:r>
@@ -5752,9 +7269,14 @@
       </w:pPr>
       <w:r>
         <w:rPr>
-          <w:rFonts w:ascii="Noto Serif CJK SC" w:hAnsi="Noto Serif CJK SC" w:eastAsia="Noto Serif CJK SC" w:hint="eastAsia"/>
+          <w:rFonts w:ascii="Times New Roman" w:hAnsi="Times New Roman" w:cs="Times New Roman" w:eastAsia="宋体" w:hint="default"/>
           <w:b w:val="0"/>
           <w:sz w:val="24"/>
+          <w:color w:val="000000"/>
+          <w:outline w:val="0"/>
+          <w:shadow w:val="0"/>
+          <w:emboss w:val="0"/>
+          <w:imprint w:val="0"/>
         </w:rPr>
         <w:t>下列MATLAB核心程序列出本实验数据输入与一次最小二乘拟合。先按附件电桥模型计算R，再按附表相邻1℃的阻值插值求T₀；数值已以独立Python程序复核。</w:t>
       </w:r>
@@ -5771,9 +7293,14 @@
       </w:pPr>
       <w:r>
         <w:rPr>
-          <w:rFonts w:ascii="DejaVu Sans Mono" w:hAnsi="DejaVu Sans Mono" w:eastAsia="Noto Serif CJK SC" w:hint="eastAsia"/>
+          <w:rFonts w:ascii="Courier New" w:hAnsi="Courier New" w:cs="Courier New" w:eastAsia="宋体" w:hint="default"/>
           <w:b w:val="0"/>
           <w:sz w:val="19"/>
+          <w:color w:val="000000"/>
+          <w:outline w:val="0"/>
+          <w:shadow w:val="0"/>
+          <w:emboss w:val="0"/>
+          <w:imprint w:val="0"/>
         </w:rPr>
         <w:t>% 电桥反算（U单位mV，R单位Ω）</w:t>
       </w:r>
@@ -5790,9 +7317,14 @@
       </w:pPr>
       <w:r>
         <w:rPr>
-          <w:rFonts w:ascii="DejaVu Sans Mono" w:hAnsi="DejaVu Sans Mono" w:eastAsia="Noto Serif CJK SC" w:hint="eastAsia"/>
+          <w:rFonts w:ascii="Courier New" w:hAnsi="Courier New" w:cs="Courier New" w:eastAsia="宋体" w:hint="default"/>
           <w:b w:val="0"/>
           <w:sz w:val="19"/>
+          <w:color w:val="000000"/>
+          <w:outline w:val="0"/>
+          <w:shadow w:val="0"/>
+          <w:emboss w:val="0"/>
+          <w:imprint w:val="0"/>
         </w:rPr>
         <w:t>% R = 2400*(U/10+132)./(3300-U/10-132);</w:t>
       </w:r>
@@ -5809,9 +7341,14 @@
       </w:pPr>
       <w:r>
         <w:rPr>
-          <w:rFonts w:ascii="DejaVu Sans Mono" w:hAnsi="DejaVu Sans Mono" w:eastAsia="Noto Serif CJK SC" w:hint="eastAsia"/>
+          <w:rFonts w:ascii="Courier New" w:hAnsi="Courier New" w:cs="Courier New" w:eastAsia="宋体" w:hint="default"/>
           <w:b w:val="0"/>
           <w:sz w:val="19"/>
+          <w:color w:val="000000"/>
+          <w:outline w:val="0"/>
+          <w:shadow w:val="0"/>
+          <w:emboss w:val="0"/>
+          <w:imprint w:val="0"/>
         </w:rPr>
         <w:t>% 数据输入：T为℃，U为mV，与表1对应</w:t>
       </w:r>
@@ -5828,9 +7365,14 @@
       </w:pPr>
       <w:r>
         <w:rPr>
-          <w:rFonts w:ascii="DejaVu Sans Mono" w:hAnsi="DejaVu Sans Mono" w:eastAsia="Noto Serif CJK SC" w:hint="eastAsia"/>
+          <w:rFonts w:ascii="Courier New" w:hAnsi="Courier New" w:cs="Courier New" w:eastAsia="宋体" w:hint="default"/>
           <w:b w:val="0"/>
           <w:sz w:val="19"/>
+          <w:color w:val="000000"/>
+          <w:outline w:val="0"/>
+          <w:shadow w:val="0"/>
+          <w:emboss w:val="0"/>
+          <w:imprint w:val="0"/>
         </w:rPr>
         <w:t>T = (30:5:80)';</w:t>
       </w:r>
@@ -5847,9 +7389,14 @@
       </w:pPr>
       <w:r>
         <w:rPr>
-          <w:rFonts w:ascii="DejaVu Sans Mono" w:hAnsi="DejaVu Sans Mono" w:eastAsia="Noto Serif CJK SC" w:hint="eastAsia"/>
+          <w:rFonts w:ascii="Courier New" w:hAnsi="Courier New" w:cs="Courier New" w:eastAsia="宋体" w:hint="default"/>
           <w:b w:val="0"/>
           <w:sz w:val="19"/>
+          <w:color w:val="000000"/>
+          <w:outline w:val="0"/>
+          <w:shadow w:val="0"/>
+          <w:emboss w:val="0"/>
+          <w:imprint w:val="0"/>
         </w:rPr>
         <w:t>U = [150 175 199 223 247 271 295 319 342 366 389]';</w:t>
       </w:r>
@@ -5866,9 +7413,14 @@
       </w:pPr>
       <w:r>
         <w:rPr>
-          <w:rFonts w:ascii="DejaVu Sans Mono" w:hAnsi="DejaVu Sans Mono" w:eastAsia="Noto Serif CJK SC" w:hint="eastAsia"/>
+          <w:rFonts w:ascii="Courier New" w:hAnsi="Courier New" w:cs="Courier New" w:eastAsia="宋体" w:hint="default"/>
           <w:b w:val="0"/>
           <w:sz w:val="19"/>
+          <w:color w:val="000000"/>
+          <w:outline w:val="0"/>
+          <w:shadow w:val="0"/>
+          <w:emboss w:val="0"/>
+          <w:imprint w:val="0"/>
         </w:rPr>
         <w:t>% T0为理论换算的未舍入结果（℃）</w:t>
       </w:r>
@@ -5885,9 +7437,14 @@
       </w:pPr>
       <w:r>
         <w:rPr>
-          <w:rFonts w:ascii="DejaVu Sans Mono" w:hAnsi="DejaVu Sans Mono" w:eastAsia="Noto Serif CJK SC" w:hint="eastAsia"/>
+          <w:rFonts w:ascii="Courier New" w:hAnsi="Courier New" w:cs="Courier New" w:eastAsia="宋体" w:hint="default"/>
           <w:b w:val="0"/>
           <w:sz w:val="19"/>
+          <w:color w:val="000000"/>
+          <w:outline w:val="0"/>
+          <w:shadow w:val="0"/>
+          <w:emboss w:val="0"/>
+          <w:imprint w:val="0"/>
         </w:rPr>
         <w:t>T0 = [30.5729098051 35.7094478288 40.6748278775 ...</w:t>
       </w:r>
@@ -5904,9 +7461,14 @@
       </w:pPr>
       <w:r>
         <w:rPr>
-          <w:rFonts w:ascii="DejaVu Sans Mono" w:hAnsi="DejaVu Sans Mono" w:eastAsia="Noto Serif CJK SC" w:hint="eastAsia"/>
+          <w:rFonts w:ascii="Courier New" w:hAnsi="Courier New" w:cs="Courier New" w:eastAsia="宋体" w:hint="default"/>
           <w:b w:val="0"/>
           <w:sz w:val="19"/>
+          <w:color w:val="000000"/>
+          <w:outline w:val="0"/>
+          <w:shadow w:val="0"/>
+          <w:emboss w:val="0"/>
+          <w:imprint w:val="0"/>
         </w:rPr>
         <w:t xml:space="preserve">      45.6477063113 50.6446292616 55.6416681157 ...</w:t>
       </w:r>
@@ -5923,9 +7485,14 @@
       </w:pPr>
       <w:r>
         <w:rPr>
-          <w:rFonts w:ascii="DejaVu Sans Mono" w:hAnsi="DejaVu Sans Mono" w:eastAsia="Noto Serif CJK SC" w:hint="eastAsia"/>
+          <w:rFonts w:ascii="Courier New" w:hAnsi="Courier New" w:cs="Courier New" w:eastAsia="宋体" w:hint="default"/>
           <w:b w:val="0"/>
           <w:sz w:val="19"/>
+          <w:color w:val="000000"/>
+          <w:outline w:val="0"/>
+          <w:shadow w:val="0"/>
+          <w:emboss w:val="0"/>
+          <w:imprint w:val="0"/>
         </w:rPr>
         <w:t xml:space="preserve">      60.6627859953 65.7096678912 70.5346594516 ...</w:t>
       </w:r>
@@ -5942,9 +7509,14 @@
       </w:pPr>
       <w:r>
         <w:rPr>
-          <w:rFonts w:ascii="DejaVu Sans Mono" w:hAnsi="DejaVu Sans Mono" w:eastAsia="Noto Serif CJK SC" w:hint="eastAsia"/>
+          <w:rFonts w:ascii="Courier New" w:hAnsi="Courier New" w:cs="Courier New" w:eastAsia="宋体" w:hint="default"/>
           <w:b w:val="0"/>
           <w:sz w:val="19"/>
+          <w:color w:val="000000"/>
+          <w:outline w:val="0"/>
+          <w:shadow w:val="0"/>
+          <w:emboss w:val="0"/>
+          <w:imprint w:val="0"/>
         </w:rPr>
         <w:t xml:space="preserve">      75.6056766269 80.471642258]';</w:t>
       </w:r>
@@ -5961,9 +7533,14 @@
       </w:pPr>
       <w:r>
         <w:rPr>
-          <w:rFonts w:ascii="DejaVu Sans Mono" w:hAnsi="DejaVu Sans Mono" w:eastAsia="Noto Serif CJK SC" w:hint="eastAsia"/>
+          <w:rFonts w:ascii="Courier New" w:hAnsi="Courier New" w:cs="Courier New" w:eastAsia="宋体" w:hint="default"/>
           <w:b w:val="0"/>
           <w:sz w:val="19"/>
+          <w:color w:val="000000"/>
+          <w:outline w:val="0"/>
+          <w:shadow w:val="0"/>
+          <w:emboss w:val="0"/>
+          <w:imprint w:val="0"/>
         </w:rPr>
         <w:t>% 一次最小二乘拟合，保留截距</w:t>
       </w:r>
@@ -5980,9 +7557,14 @@
       </w:pPr>
       <w:r>
         <w:rPr>
-          <w:rFonts w:ascii="DejaVu Sans Mono" w:hAnsi="DejaVu Sans Mono" w:eastAsia="Noto Serif CJK SC" w:hint="eastAsia"/>
+          <w:rFonts w:ascii="Courier New" w:hAnsi="Courier New" w:cs="Courier New" w:eastAsia="宋体" w:hint="default"/>
           <w:b w:val="0"/>
           <w:sz w:val="19"/>
+          <w:color w:val="000000"/>
+          <w:outline w:val="0"/>
+          <w:shadow w:val="0"/>
+          <w:emboss w:val="0"/>
+          <w:imprint w:val="0"/>
         </w:rPr>
         <w:t>p = polyfit(T,U,1);</w:t>
       </w:r>
@@ -5999,9 +7581,14 @@
       </w:pPr>
       <w:r>
         <w:rPr>
-          <w:rFonts w:ascii="DejaVu Sans Mono" w:hAnsi="DejaVu Sans Mono" w:eastAsia="Noto Serif CJK SC" w:hint="eastAsia"/>
+          <w:rFonts w:ascii="Courier New" w:hAnsi="Courier New" w:cs="Courier New" w:eastAsia="宋体" w:hint="default"/>
           <w:b w:val="0"/>
           <w:sz w:val="19"/>
+          <w:color w:val="000000"/>
+          <w:outline w:val="0"/>
+          <w:shadow w:val="0"/>
+          <w:emboss w:val="0"/>
+          <w:imprint w:val="0"/>
         </w:rPr>
         <w:t>r = U-polyval(p,T);</w:t>
       </w:r>
@@ -6018,9 +7605,14 @@
       </w:pPr>
       <w:r>
         <w:rPr>
-          <w:rFonts w:ascii="DejaVu Sans Mono" w:hAnsi="DejaVu Sans Mono" w:eastAsia="Noto Serif CJK SC" w:hint="eastAsia"/>
+          <w:rFonts w:ascii="Courier New" w:hAnsi="Courier New" w:cs="Courier New" w:eastAsia="宋体" w:hint="default"/>
           <w:b w:val="0"/>
           <w:sz w:val="19"/>
+          <w:color w:val="000000"/>
+          <w:outline w:val="0"/>
+          <w:shadow w:val="0"/>
+          <w:emboss w:val="0"/>
+          <w:imprint w:val="0"/>
         </w:rPr>
         <w:t>span = abs(p(1))*(max(T)-min(T));</w:t>
       </w:r>
@@ -6037,9 +7629,14 @@
       </w:pPr>
       <w:r>
         <w:rPr>
-          <w:rFonts w:ascii="DejaVu Sans Mono" w:hAnsi="DejaVu Sans Mono" w:eastAsia="Noto Serif CJK SC" w:hint="eastAsia"/>
+          <w:rFonts w:ascii="Courier New" w:hAnsi="Courier New" w:cs="Courier New" w:eastAsia="宋体" w:hint="default"/>
           <w:b w:val="0"/>
           <w:sz w:val="19"/>
+          <w:color w:val="000000"/>
+          <w:outline w:val="0"/>
+          <w:shadow w:val="0"/>
+          <w:emboss w:val="0"/>
+          <w:imprint w:val="0"/>
         </w:rPr>
         <w:t>RMSE = sqrt(mean(r.^2));</w:t>
       </w:r>
@@ -6056,9 +7653,14 @@
       </w:pPr>
       <w:r>
         <w:rPr>
-          <w:rFonts w:ascii="DejaVu Sans Mono" w:hAnsi="DejaVu Sans Mono" w:eastAsia="Noto Serif CJK SC" w:hint="eastAsia"/>
+          <w:rFonts w:ascii="Courier New" w:hAnsi="Courier New" w:cs="Courier New" w:eastAsia="宋体" w:hint="default"/>
           <w:b w:val="0"/>
           <w:sz w:val="19"/>
+          <w:color w:val="000000"/>
+          <w:outline w:val="0"/>
+          <w:shadow w:val="0"/>
+          <w:emboss w:val="0"/>
+          <w:imprint w:val="0"/>
         </w:rPr>
         <w:t>maxDev = max(abs(r));</w:t>
       </w:r>
@@ -6075,9 +7677,14 @@
       </w:pPr>
       <w:r>
         <w:rPr>
-          <w:rFonts w:ascii="DejaVu Sans Mono" w:hAnsi="DejaVu Sans Mono" w:eastAsia="Noto Serif CJK SC" w:hint="eastAsia"/>
+          <w:rFonts w:ascii="Courier New" w:hAnsi="Courier New" w:cs="Courier New" w:eastAsia="宋体" w:hint="default"/>
           <w:b w:val="0"/>
           <w:sz w:val="19"/>
+          <w:color w:val="000000"/>
+          <w:outline w:val="0"/>
+          <w:shadow w:val="0"/>
+          <w:emboss w:val="0"/>
+          <w:imprint w:val="0"/>
         </w:rPr>
         <w:t>deltaLF = 100*maxDev/span;</w:t>
       </w:r>
@@ -6094,9 +7701,14 @@
       </w:pPr>
       <w:r>
         <w:rPr>
-          <w:rFonts w:ascii="DejaVu Sans Mono" w:hAnsi="DejaVu Sans Mono" w:eastAsia="Noto Serif CJK SC" w:hint="eastAsia"/>
+          <w:rFonts w:ascii="Courier New" w:hAnsi="Courier New" w:cs="Courier New" w:eastAsia="宋体" w:hint="default"/>
           <w:b w:val="0"/>
           <w:sz w:val="19"/>
+          <w:color w:val="000000"/>
+          <w:outline w:val="0"/>
+          <w:shadow w:val="0"/>
+          <w:emboss w:val="0"/>
+          <w:imprint w:val="0"/>
         </w:rPr>
         <w:t>R2 = 1-sum(r.^2)/sum((U-mean(U)).^2);</w:t>
       </w:r>
@@ -6113,9 +7725,14 @@
       </w:pPr>
       <w:r>
         <w:rPr>
-          <w:rFonts w:ascii="DejaVu Sans Mono" w:hAnsi="DejaVu Sans Mono" w:eastAsia="Noto Serif CJK SC" w:hint="eastAsia"/>
+          <w:rFonts w:ascii="Courier New" w:hAnsi="Courier New" w:cs="Courier New" w:eastAsia="宋体" w:hint="default"/>
           <w:b w:val="0"/>
           <w:sz w:val="19"/>
+          <w:color w:val="000000"/>
+          <w:outline w:val="0"/>
+          <w:shadow w:val="0"/>
+          <w:emboss w:val="0"/>
+          <w:imprint w:val="0"/>
         </w:rPr>
         <w:t>% 按列显示：斜率、截距、RMSE、最大偏差、非线性、R²</w:t>
       </w:r>
@@ -6132,9 +7749,14 @@
       </w:pPr>
       <w:r>
         <w:rPr>
-          <w:rFonts w:ascii="DejaVu Sans Mono" w:hAnsi="DejaVu Sans Mono" w:eastAsia="Noto Serif CJK SC" w:hint="eastAsia"/>
+          <w:rFonts w:ascii="Courier New" w:hAnsi="Courier New" w:cs="Courier New" w:eastAsia="宋体" w:hint="default"/>
           <w:b w:val="0"/>
           <w:sz w:val="19"/>
+          <w:color w:val="000000"/>
+          <w:outline w:val="0"/>
+          <w:shadow w:val="0"/>
+          <w:emboss w:val="0"/>
+          <w:imprint w:val="0"/>
         </w:rPr>
         <w:t>disp([p RMSE maxDev deltaLF R2]);</w:t>
       </w:r>
@@ -6151,9 +7773,14 @@
       </w:pPr>
       <w:r>
         <w:rPr>
-          <w:rFonts w:ascii="DejaVu Sans Mono" w:hAnsi="DejaVu Sans Mono" w:eastAsia="Noto Serif CJK SC" w:hint="eastAsia"/>
+          <w:rFonts w:ascii="Courier New" w:hAnsi="Courier New" w:cs="Courier New" w:eastAsia="宋体" w:hint="default"/>
           <w:b w:val="0"/>
           <w:sz w:val="19"/>
+          <w:color w:val="000000"/>
+          <w:outline w:val="0"/>
+          <w:shadow w:val="0"/>
+          <w:emboss w:val="0"/>
+          <w:imprint w:val="0"/>
         </w:rPr>
         <w:t>pc = polyfit(T0,T,1);</w:t>
       </w:r>
@@ -6170,9 +7797,14 @@
       </w:pPr>
       <w:r>
         <w:rPr>
-          <w:rFonts w:ascii="DejaVu Sans Mono" w:hAnsi="DejaVu Sans Mono" w:eastAsia="Noto Serif CJK SC" w:hint="eastAsia"/>
+          <w:rFonts w:ascii="Courier New" w:hAnsi="Courier New" w:cs="Courier New" w:eastAsia="宋体" w:hint="default"/>
           <w:b w:val="0"/>
           <w:sz w:val="19"/>
+          <w:color w:val="000000"/>
+          <w:outline w:val="0"/>
+          <w:shadow w:val="0"/>
+          <w:emboss w:val="0"/>
+          <w:imprint w:val="0"/>
         </w:rPr>
         <w:t>ec = polyval(pc,T0)-T;</w:t>
       </w:r>
@@ -6189,9 +7821,14 @@
       </w:pPr>
       <w:r>
         <w:rPr>
-          <w:rFonts w:ascii="DejaVu Sans Mono" w:hAnsi="DejaVu Sans Mono" w:eastAsia="Noto Serif CJK SC" w:hint="eastAsia"/>
+          <w:rFonts w:ascii="Courier New" w:hAnsi="Courier New" w:cs="Courier New" w:eastAsia="宋体" w:hint="default"/>
           <w:b w:val="0"/>
           <w:sz w:val="19"/>
+          <w:color w:val="000000"/>
+          <w:outline w:val="0"/>
+          <w:shadow w:val="0"/>
+          <w:emboss w:val="0"/>
+          <w:imprint w:val="0"/>
         </w:rPr>
         <w:t>pred = zeros(size(T));</w:t>
       </w:r>
@@ -6208,9 +7845,14 @@
       </w:pPr>
       <w:r>
         <w:rPr>
-          <w:rFonts w:ascii="DejaVu Sans Mono" w:hAnsi="DejaVu Sans Mono" w:eastAsia="Noto Serif CJK SC" w:hint="eastAsia"/>
+          <w:rFonts w:ascii="Courier New" w:hAnsi="Courier New" w:cs="Courier New" w:eastAsia="宋体" w:hint="default"/>
           <w:b w:val="0"/>
           <w:sz w:val="19"/>
+          <w:color w:val="000000"/>
+          <w:outline w:val="0"/>
+          <w:shadow w:val="0"/>
+          <w:emboss w:val="0"/>
+          <w:imprint w:val="0"/>
         </w:rPr>
         <w:t>for i = 1:numel(T)</w:t>
       </w:r>
@@ -6227,9 +7869,14 @@
       </w:pPr>
       <w:r>
         <w:rPr>
-          <w:rFonts w:ascii="DejaVu Sans Mono" w:hAnsi="DejaVu Sans Mono" w:eastAsia="Noto Serif CJK SC" w:hint="eastAsia"/>
+          <w:rFonts w:ascii="Courier New" w:hAnsi="Courier New" w:cs="Courier New" w:eastAsia="宋体" w:hint="default"/>
           <w:b w:val="0"/>
           <w:sz w:val="19"/>
+          <w:color w:val="000000"/>
+          <w:outline w:val="0"/>
+          <w:shadow w:val="0"/>
+          <w:emboss w:val="0"/>
+          <w:imprint w:val="0"/>
         </w:rPr>
         <w:t xml:space="preserve">  use = true(size(T)); use(i) = false;</w:t>
       </w:r>
@@ -6246,9 +7893,14 @@
       </w:pPr>
       <w:r>
         <w:rPr>
-          <w:rFonts w:ascii="DejaVu Sans Mono" w:hAnsi="DejaVu Sans Mono" w:eastAsia="Noto Serif CJK SC" w:hint="eastAsia"/>
+          <w:rFonts w:ascii="Courier New" w:hAnsi="Courier New" w:cs="Courier New" w:eastAsia="宋体" w:hint="default"/>
           <w:b w:val="0"/>
           <w:sz w:val="19"/>
+          <w:color w:val="000000"/>
+          <w:outline w:val="0"/>
+          <w:shadow w:val="0"/>
+          <w:emboss w:val="0"/>
+          <w:imprint w:val="0"/>
         </w:rPr>
         <w:t xml:space="preserve">  pi = polyfit(T0(use),T(use),1);</w:t>
       </w:r>
@@ -6265,9 +7917,14 @@
       </w:pPr>
       <w:r>
         <w:rPr>
-          <w:rFonts w:ascii="DejaVu Sans Mono" w:hAnsi="DejaVu Sans Mono" w:eastAsia="Noto Serif CJK SC" w:hint="eastAsia"/>
+          <w:rFonts w:ascii="Courier New" w:hAnsi="Courier New" w:cs="Courier New" w:eastAsia="宋体" w:hint="default"/>
           <w:b w:val="0"/>
           <w:sz w:val="19"/>
+          <w:color w:val="000000"/>
+          <w:outline w:val="0"/>
+          <w:shadow w:val="0"/>
+          <w:emboss w:val="0"/>
+          <w:imprint w:val="0"/>
         </w:rPr>
         <w:t xml:space="preserve">  pred(i) = polyval(pi,T0(i));</w:t>
       </w:r>
@@ -6284,9 +7941,14 @@
       </w:pPr>
       <w:r>
         <w:rPr>
-          <w:rFonts w:ascii="DejaVu Sans Mono" w:hAnsi="DejaVu Sans Mono" w:eastAsia="Noto Serif CJK SC" w:hint="eastAsia"/>
+          <w:rFonts w:ascii="Courier New" w:hAnsi="Courier New" w:cs="Courier New" w:eastAsia="宋体" w:hint="default"/>
           <w:b w:val="0"/>
           <w:sz w:val="19"/>
+          <w:color w:val="000000"/>
+          <w:outline w:val="0"/>
+          <w:shadow w:val="0"/>
+          <w:emboss w:val="0"/>
+          <w:imprint w:val="0"/>
         </w:rPr>
         <w:t>end</w:t>
       </w:r>
@@ -6303,9 +7965,14 @@
       </w:pPr>
       <w:r>
         <w:rPr>
-          <w:rFonts w:ascii="DejaVu Sans Mono" w:hAnsi="DejaVu Sans Mono" w:eastAsia="Noto Serif CJK SC" w:hint="eastAsia"/>
+          <w:rFonts w:ascii="Courier New" w:hAnsi="Courier New" w:cs="Courier New" w:eastAsia="宋体" w:hint="default"/>
           <w:b w:val="0"/>
           <w:sz w:val="19"/>
+          <w:color w:val="000000"/>
+          <w:outline w:val="0"/>
+          <w:shadow w:val="0"/>
+          <w:emboss w:val="0"/>
+          <w:imprint w:val="0"/>
         </w:rPr>
         <w:t>rmseCV = sqrt(mean((pred-T).^2));</w:t>
       </w:r>
@@ -6322,9 +7989,14 @@
       </w:pPr>
       <w:r>
         <w:rPr>
-          <w:rFonts w:ascii="DejaVu Sans Mono" w:hAnsi="DejaVu Sans Mono" w:eastAsia="Noto Serif CJK SC" w:hint="eastAsia"/>
+          <w:rFonts w:ascii="Courier New" w:hAnsi="Courier New" w:cs="Courier New" w:eastAsia="宋体" w:hint="default"/>
           <w:b w:val="0"/>
           <w:sz w:val="19"/>
+          <w:color w:val="000000"/>
+          <w:outline w:val="0"/>
+          <w:shadow w:val="0"/>
+          <w:emboss w:val="0"/>
+          <w:imprint w:val="0"/>
         </w:rPr>
         <w:t>% 拟合结果：a=4.778181818，b=7.745454545</w:t>
       </w:r>
@@ -6341,9 +8013,14 @@
       </w:pPr>
       <w:r>
         <w:rPr>
-          <w:rFonts w:ascii="DejaVu Sans Mono" w:hAnsi="DejaVu Sans Mono" w:eastAsia="Noto Serif CJK SC" w:hint="eastAsia"/>
+          <w:rFonts w:ascii="Courier New" w:hAnsi="Courier New" w:cs="Courier New" w:eastAsia="宋体" w:hint="default"/>
           <w:b w:val="0"/>
           <w:sz w:val="19"/>
+          <w:color w:val="000000"/>
+          <w:outline w:val="0"/>
+          <w:shadow w:val="0"/>
+          <w:emboss w:val="0"/>
+          <w:imprint w:val="0"/>
         </w:rPr>
         <w:t>% deltaLF=0.456621 %FS</w:t>
       </w:r>
@@ -6360,9 +8037,14 @@
       </w:pPr>
       <w:r>
         <w:rPr>
-          <w:rFonts w:ascii="DejaVu Sans Mono" w:hAnsi="DejaVu Sans Mono" w:eastAsia="Noto Serif CJK SC" w:hint="eastAsia"/>
+          <w:rFonts w:ascii="Courier New" w:hAnsi="Courier New" w:cs="Courier New" w:eastAsia="宋体" w:hint="default"/>
           <w:b w:val="0"/>
           <w:sz w:val="19"/>
+          <w:color w:val="000000"/>
+          <w:outline w:val="0"/>
+          <w:shadow w:val="0"/>
+          <w:emboss w:val="0"/>
+          <w:imprint w:val="0"/>
         </w:rPr>
         <w:t>% 校正回代RMSE=0.061236 ℃</w:t>
       </w:r>
@@ -6379,9 +8061,14 @@
       </w:pPr>
       <w:r>
         <w:rPr>
-          <w:rFonts w:ascii="DejaVu Sans Mono" w:hAnsi="DejaVu Sans Mono" w:eastAsia="Noto Serif CJK SC" w:hint="eastAsia"/>
+          <w:rFonts w:ascii="Courier New" w:hAnsi="Courier New" w:cs="Courier New" w:eastAsia="宋体" w:hint="default"/>
           <w:b w:val="0"/>
           <w:sz w:val="19"/>
+          <w:color w:val="000000"/>
+          <w:outline w:val="0"/>
+          <w:shadow w:val="0"/>
+          <w:emboss w:val="0"/>
+          <w:imprint w:val="0"/>
         </w:rPr>
         <w:t>% 留一预测RMSE=0.081599 ℃</w:t>
       </w:r>
@@ -6398,9 +8085,14 @@
       </w:pPr>
       <w:r>
         <w:rPr>
-          <w:rFonts w:ascii="Noto Serif CJK SC" w:hAnsi="Noto Serif CJK SC" w:eastAsia="Noto Serif CJK SC" w:hint="eastAsia"/>
+          <w:rFonts w:ascii="Times New Roman" w:hAnsi="Times New Roman" w:cs="Times New Roman" w:eastAsia="宋体" w:hint="default"/>
           <w:b w:val="0"/>
           <w:sz w:val="24"/>
+          <w:color w:val="000000"/>
+          <w:outline w:val="0"/>
+          <w:shadow w:val="0"/>
+          <w:emboss w:val="0"/>
+          <w:imprint w:val="0"/>
         </w:rPr>
         <w:t>原始电压保留整数mV；阻值换算与拟合使用双精度，表中阻值保留三位小数、温度及误差保留两位小数。</w:t>
       </w:r>
@@ -6417,9 +8109,14 @@
       </w:pPr>
       <w:r>
         <w:rPr>
-          <w:rFonts w:ascii="Noto Sans CJK SC" w:hAnsi="Noto Sans CJK SC" w:eastAsia="Noto Sans CJK SC" w:hint="eastAsia"/>
+          <w:rFonts w:ascii="Times New Roman" w:hAnsi="Times New Roman" w:cs="Times New Roman" w:eastAsia="黑体" w:hint="default"/>
           <w:b/>
           <w:sz w:val="28"/>
+          <w:color w:val="000000"/>
+          <w:outline w:val="0"/>
+          <w:shadow w:val="0"/>
+          <w:emboss w:val="0"/>
+          <w:imprint w:val="0"/>
         </w:rPr>
         <w:t>五、实验结论探讨、误差因素分析及改进、思考题</w:t>
       </w:r>
@@ -6436,9 +8133,14 @@
       </w:pPr>
       <w:r>
         <w:rPr>
-          <w:rFonts w:ascii="Noto Sans CJK SC" w:hAnsi="Noto Sans CJK SC" w:eastAsia="Noto Sans CJK SC" w:hint="eastAsia"/>
+          <w:rFonts w:ascii="Times New Roman" w:hAnsi="Times New Roman" w:cs="Times New Roman" w:eastAsia="黑体" w:hint="default"/>
           <w:b/>
           <w:sz w:val="24"/>
+          <w:color w:val="000000"/>
+          <w:outline w:val="0"/>
+          <w:shadow w:val="0"/>
+          <w:emboss w:val="0"/>
+          <w:imprint w:val="0"/>
         </w:rPr>
         <w:t>（一）实验结果与结论</w:t>
       </w:r>
@@ -6455,9 +8157,14 @@
       </w:pPr>
       <w:r>
         <w:rPr>
-          <w:rFonts w:ascii="Noto Serif CJK SC" w:hAnsi="Noto Serif CJK SC" w:eastAsia="Noto Serif CJK SC" w:hint="eastAsia"/>
+          <w:rFonts w:ascii="Times New Roman" w:hAnsi="Times New Roman" w:cs="Times New Roman" w:eastAsia="宋体" w:hint="default"/>
           <w:b w:val="0"/>
           <w:sz w:val="24"/>
+          <w:color w:val="000000"/>
+          <w:outline w:val="0"/>
+          <w:shadow w:val="0"/>
+          <w:emboss w:val="0"/>
+          <w:imprint w:val="0"/>
         </w:rPr>
         <w:t>在30～80℃已测范围内，铂电阻系统电压输出近似线性，灵敏度4.778182 mV/℃，非线性0.457%FS；换算电阻曲线非线性为0.341%FS。相对热源显示温度，未校正温度偏倚为+0.625℃、RMSE为0.629℃。</w:t>
       </w:r>
@@ -6474,9 +8181,14 @@
       </w:pPr>
       <w:r>
         <w:rPr>
-          <w:rFonts w:ascii="Noto Serif CJK SC" w:hAnsi="Noto Serif CJK SC" w:eastAsia="Noto Serif CJK SC" w:hint="eastAsia"/>
+          <w:rFonts w:ascii="Times New Roman" w:hAnsi="Times New Roman" w:cs="Times New Roman" w:eastAsia="宋体" w:hint="default"/>
           <w:b w:val="0"/>
           <w:sz w:val="24"/>
+          <w:color w:val="000000"/>
+          <w:outline w:val="0"/>
+          <w:shadow w:val="0"/>
+          <w:emboss w:val="0"/>
+          <w:imprint w:val="0"/>
         </w:rPr>
         <w:t>一次温度校正后，标定数据回代RMSE降至0.061℃，最大绝对误差为0.107℃；留一预测RMSE为0.082℃。校正主要减小系统性正偏；独立测温效果仍需补测。</w:t>
       </w:r>
@@ -6493,9 +8205,14 @@
       </w:pPr>
       <w:r>
         <w:rPr>
-          <w:rFonts w:ascii="Noto Sans CJK SC" w:hAnsi="Noto Sans CJK SC" w:eastAsia="Noto Sans CJK SC" w:hint="eastAsia"/>
+          <w:rFonts w:ascii="Times New Roman" w:hAnsi="Times New Roman" w:cs="Times New Roman" w:eastAsia="黑体" w:hint="default"/>
           <w:b/>
           <w:sz w:val="24"/>
+          <w:color w:val="000000"/>
+          <w:outline w:val="0"/>
+          <w:shadow w:val="0"/>
+          <w:emboss w:val="0"/>
+          <w:imprint w:val="0"/>
         </w:rPr>
         <w:t>（二）误差统计的适用范围</w:t>
       </w:r>
@@ -6512,9 +8229,14 @@
       </w:pPr>
       <w:r>
         <w:rPr>
-          <w:rFonts w:ascii="Noto Serif CJK SC" w:hAnsi="Noto Serif CJK SC" w:eastAsia="Noto Serif CJK SC" w:hint="eastAsia"/>
+          <w:rFonts w:ascii="Times New Roman" w:hAnsi="Times New Roman" w:cs="Times New Roman" w:eastAsia="宋体" w:hint="default"/>
           <w:b w:val="0"/>
           <w:sz w:val="24"/>
+          <w:color w:val="000000"/>
+          <w:outline w:val="0"/>
+          <w:shadow w:val="0"/>
+          <w:emboss w:val="0"/>
+          <w:imprint w:val="0"/>
         </w:rPr>
         <w:t>最大绝对残差用于非线性评价，RMSE用于衡量整体偏离；温度偏倚用于判断系统性正偏或负偏。本次没有单点重复测量、卸载回程及参考仪器校准资料，尚不能评定重复性、迟滞和完整合成不确定度。回归残差同时含模型偏离和测量误差，不能直接当作传感器重复性。</w:t>
       </w:r>
@@ -6531,9 +8253,14 @@
       </w:pPr>
       <w:r>
         <w:rPr>
-          <w:rFonts w:ascii="Noto Sans CJK SC" w:hAnsi="Noto Sans CJK SC" w:eastAsia="Noto Sans CJK SC" w:hint="eastAsia"/>
+          <w:rFonts w:ascii="Times New Roman" w:hAnsi="Times New Roman" w:cs="Times New Roman" w:eastAsia="黑体" w:hint="default"/>
           <w:b/>
           <w:sz w:val="24"/>
+          <w:color w:val="000000"/>
+          <w:outline w:val="0"/>
+          <w:shadow w:val="0"/>
+          <w:emboss w:val="0"/>
+          <w:imprint w:val="0"/>
         </w:rPr>
         <w:t>（三）误差因素与改进</w:t>
       </w:r>
@@ -6550,9 +8277,14 @@
       </w:pPr>
       <w:r>
         <w:rPr>
-          <w:rFonts w:ascii="Noto Serif CJK SC" w:hAnsi="Noto Serif CJK SC" w:eastAsia="Noto Serif CJK SC" w:hint="eastAsia"/>
+          <w:rFonts w:ascii="Times New Roman" w:hAnsi="Times New Roman" w:cs="Times New Roman" w:eastAsia="宋体" w:hint="default"/>
           <w:b w:val="0"/>
           <w:sz w:val="24"/>
+          <w:color w:val="000000"/>
+          <w:outline w:val="0"/>
+          <w:shadow w:val="0"/>
+          <w:emboss w:val="0"/>
+          <w:imprint w:val="0"/>
         </w:rPr>
         <w:t>换算误差为+0.47～+0.71℃，共同正偏较明显。应核查3.3 V供桥电压、100 Ω与2.4 kΩ桥臂阻值及实际增益，并检查引线不等、接触电阻和自热。测量时统一探头插入深度，待热平衡后读数，再用实测电路参数换算和校正。</w:t>
       </w:r>
@@ -6569,9 +8301,14 @@
       </w:pPr>
       <w:r>
         <w:rPr>
-          <w:rFonts w:ascii="Noto Serif CJK SC" w:hAnsi="Noto Serif CJK SC" w:eastAsia="Noto Serif CJK SC" w:hint="eastAsia"/>
+          <w:rFonts w:ascii="Times New Roman" w:hAnsi="Times New Roman" w:cs="Times New Roman" w:eastAsia="宋体" w:hint="default"/>
           <w:b w:val="0"/>
           <w:sz w:val="24"/>
+          <w:color w:val="000000"/>
+          <w:outline w:val="0"/>
+          <w:shadow w:val="0"/>
+          <w:emboss w:val="0"/>
+          <w:imprint w:val="0"/>
         </w:rPr>
         <w:t>应用验证时另选未参与标定的温度点，保持原有接线与增益，测量实际平台显示温度并记录误差。</w:t>
       </w:r>
@@ -6588,9 +8325,14 @@
       </w:pPr>
       <w:r>
         <w:rPr>
-          <w:rFonts w:ascii="Noto Sans CJK SC" w:hAnsi="Noto Sans CJK SC" w:eastAsia="Noto Sans CJK SC" w:hint="eastAsia"/>
+          <w:rFonts w:ascii="Times New Roman" w:hAnsi="Times New Roman" w:cs="Times New Roman" w:eastAsia="黑体" w:hint="default"/>
           <w:b/>
           <w:sz w:val="24"/>
+          <w:color w:val="000000"/>
+          <w:outline w:val="0"/>
+          <w:shadow w:val="0"/>
+          <w:emboss w:val="0"/>
+          <w:imprint w:val="0"/>
         </w:rPr>
         <w:t>（四）思考题</w:t>
       </w:r>
@@ -6607,9 +8349,14 @@
       </w:pPr>
       <w:r>
         <w:rPr>
-          <w:rFonts w:ascii="Noto Sans CJK SC" w:hAnsi="Noto Sans CJK SC" w:eastAsia="Noto Sans CJK SC" w:hint="eastAsia"/>
+          <w:rFonts w:ascii="Times New Roman" w:hAnsi="Times New Roman" w:cs="Times New Roman" w:eastAsia="黑体" w:hint="default"/>
           <w:b/>
           <w:sz w:val="24"/>
+          <w:color w:val="000000"/>
+          <w:outline w:val="0"/>
+          <w:shadow w:val="0"/>
+          <w:emboss w:val="0"/>
+          <w:imprint w:val="0"/>
         </w:rPr>
         <w:t>三.1题　三线制PT100接法及用意</w:t>
       </w:r>
@@ -6626,9 +8373,14 @@
       </w:pPr>
       <w:r>
         <w:rPr>
-          <w:rFonts w:ascii="Noto Serif CJK SC" w:hAnsi="Noto Serif CJK SC" w:eastAsia="Noto Serif CJK SC" w:hint="eastAsia"/>
+          <w:rFonts w:ascii="Times New Roman" w:hAnsi="Times New Roman" w:cs="Times New Roman" w:eastAsia="宋体" w:hint="default"/>
           <w:b w:val="0"/>
           <w:sz w:val="24"/>
+          <w:color w:val="000000"/>
+          <w:outline w:val="0"/>
+          <w:shadow w:val="0"/>
+          <w:emboss w:val="0"/>
+          <w:imprint w:val="0"/>
         </w:rPr>
         <w:t>PT100一端接L1，另一端接L2、L3；按模块端子标注，L1接VIN1、L2接GND、L3接VIN2，外部接线见图3。同端引线宜用通断或阻值检查确认。三线制使相近的引线电阻进入可相减的测量路径，减小引线误差；其成立条件是引线材质、长度、截面和温度接近，且电路支持相应补偿。</w:t>
       </w:r>
@@ -6690,9 +8442,14 @@
       </w:pPr>
       <w:r>
         <w:rPr>
-          <w:rFonts w:ascii="Noto Serif CJK SC" w:hAnsi="Noto Serif CJK SC" w:eastAsia="Noto Serif CJK SC" w:hint="eastAsia"/>
+          <w:rFonts w:ascii="Times New Roman" w:hAnsi="Times New Roman" w:cs="Times New Roman" w:eastAsia="宋体" w:hint="default"/>
           <w:b w:val="0"/>
           <w:sz w:val="22"/>
+          <w:color w:val="000000"/>
+          <w:outline w:val="0"/>
+          <w:shadow w:val="0"/>
+          <w:emboss w:val="0"/>
+          <w:imprint w:val="0"/>
         </w:rPr>
         <w:t>图3　三线制PT100与模块的外部端子接线</w:t>
       </w:r>
@@ -6709,9 +8466,14 @@
       </w:pPr>
       <w:r>
         <w:rPr>
-          <w:rFonts w:ascii="Noto Serif CJK SC" w:hAnsi="Noto Serif CJK SC" w:eastAsia="Noto Serif CJK SC" w:hint="eastAsia"/>
+          <w:rFonts w:ascii="Times New Roman" w:hAnsi="Times New Roman" w:cs="Times New Roman" w:eastAsia="宋体" w:hint="default"/>
           <w:b w:val="0"/>
           <w:sz w:val="24"/>
+          <w:color w:val="000000"/>
+          <w:outline w:val="0"/>
+          <w:shadow w:val="0"/>
+          <w:emboss w:val="0"/>
+          <w:imprint w:val="0"/>
         </w:rPr>
         <w:t>两线制会把引线电阻计入被测电阻。以约0.385 Ω/℃估算，1 Ω附加电阻可造成约2.6℃偏差。三线制仍可能存在引线失配与离开平衡点后的残余误差，更高精度可采用四线制。指导书图4的内部示意与附件等效模型存在出入，本报告外部端子命名按图4整理，数值反算统一采用附件公式；实物接线与补偿效果应核对模块说明。</w:t>
       </w:r>
@@ -6728,9 +8490,14 @@
       </w:pPr>
       <w:r>
         <w:rPr>
-          <w:rFonts w:ascii="Noto Sans CJK SC" w:hAnsi="Noto Sans CJK SC" w:eastAsia="Noto Sans CJK SC" w:hint="eastAsia"/>
+          <w:rFonts w:ascii="Times New Roman" w:hAnsi="Times New Roman" w:cs="Times New Roman" w:eastAsia="黑体" w:hint="default"/>
           <w:b/>
           <w:sz w:val="24"/>
+          <w:color w:val="000000"/>
+          <w:outline w:val="0"/>
+          <w:shadow w:val="0"/>
+          <w:emboss w:val="0"/>
+          <w:imprint w:val="0"/>
         </w:rPr>
         <w:t>三.2题　铂电阻信号调理原理</w:t>
       </w:r>
@@ -6747,9 +8514,14 @@
       </w:pPr>
       <w:r>
         <w:rPr>
-          <w:rFonts w:ascii="Noto Serif CJK SC" w:hAnsi="Noto Serif CJK SC" w:eastAsia="Noto Serif CJK SC" w:hint="eastAsia"/>
+          <w:rFonts w:ascii="Times New Roman" w:hAnsi="Times New Roman" w:cs="Times New Roman" w:eastAsia="宋体" w:hint="default"/>
           <w:b w:val="0"/>
           <w:sz w:val="24"/>
+          <w:color w:val="000000"/>
+          <w:outline w:val="0"/>
+          <w:shadow w:val="0"/>
+          <w:emboss w:val="0"/>
+          <w:imprint w:val="0"/>
         </w:rPr>
         <w:t>按附件等效模型，PT100与2.4 kΩ构成测量分压支路，100 Ω与另一只2.4 kΩ构成参考支路。理想0℃时两路均为132 mV，电桥平衡；升温使PT100阻值和K1电压增加，产生差分电压。两个电压跟随器减小后级负载作用，末级按增益10放大差值后输出TP1。采集电压后反算电阻，再查PT100分度表插值求温度，计算关系见第四部分。</w:t>
       </w:r>
@@ -6766,9 +8538,14 @@
       </w:pPr>
       <w:r>
         <w:rPr>
-          <w:rFonts w:ascii="Noto Sans CJK SC" w:hAnsi="Noto Sans CJK SC" w:eastAsia="Noto Sans CJK SC" w:hint="eastAsia"/>
+          <w:rFonts w:ascii="Times New Roman" w:hAnsi="Times New Roman" w:cs="Times New Roman" w:eastAsia="黑体" w:hint="default"/>
           <w:b/>
           <w:sz w:val="24"/>
+          <w:color w:val="000000"/>
+          <w:outline w:val="0"/>
+          <w:shadow w:val="0"/>
+          <w:emboss w:val="0"/>
+          <w:imprint w:val="0"/>
         </w:rPr>
         <w:t>三.3题　未校正温度的硬件误差来源</w:t>
       </w:r>
@@ -6785,9 +8562,14 @@
       </w:pPr>
       <w:r>
         <w:rPr>
-          <w:rFonts w:ascii="Noto Serif CJK SC" w:hAnsi="Noto Serif CJK SC" w:eastAsia="Noto Serif CJK SC" w:hint="eastAsia"/>
+          <w:rFonts w:ascii="Times New Roman" w:hAnsi="Times New Roman" w:cs="Times New Roman" w:eastAsia="宋体" w:hint="default"/>
           <w:b w:val="0"/>
           <w:sz w:val="24"/>
+          <w:color w:val="000000"/>
+          <w:outline w:val="0"/>
+          <w:shadow w:val="0"/>
+          <w:emboss w:val="0"/>
+          <w:imprint w:val="0"/>
         </w:rPr>
         <w:t>包括PT100零度阻值和分度特性偏差；引线电阻不匹配、接触电阻和温度不一致；桥臂电阻误差与温漂；3.3 V激励偏差；运放失调、漂移、共模抑制不足和增益误差；ADC参考、量化及噪声。探头自热、热源梯度和未充分热平衡也会引起温差。按本桥路，激励电流约1.3 mA，自热功率约0.2 mW，温升还取决于散热条件。应先用实测电压、电阻和增益换算，再做标定。</w:t>
       </w:r>
@@ -6804,9 +8586,14 @@
       </w:pPr>
       <w:r>
         <w:rPr>
-          <w:rFonts w:ascii="Noto Sans CJK SC" w:hAnsi="Noto Sans CJK SC" w:eastAsia="Noto Sans CJK SC" w:hint="eastAsia"/>
+          <w:rFonts w:ascii="Times New Roman" w:hAnsi="Times New Roman" w:cs="Times New Roman" w:eastAsia="黑体" w:hint="default"/>
           <w:b/>
           <w:sz w:val="24"/>
+          <w:color w:val="000000"/>
+          <w:outline w:val="0"/>
+          <w:shadow w:val="0"/>
+          <w:emboss w:val="0"/>
+          <w:imprint w:val="0"/>
         </w:rPr>
         <w:t>三.4题　校正前后Ω-T曲线及非线性</w:t>
       </w:r>
@@ -6823,9 +8610,14 @@
       </w:pPr>
       <w:r>
         <w:rPr>
-          <w:rFonts w:ascii="Noto Serif CJK SC" w:hAnsi="Noto Serif CJK SC" w:eastAsia="Noto Serif CJK SC" w:hint="eastAsia"/>
+          <w:rFonts w:ascii="Times New Roman" w:hAnsi="Times New Roman" w:cs="Times New Roman" w:eastAsia="宋体" w:hint="default"/>
           <w:b w:val="0"/>
           <w:sz w:val="24"/>
+          <w:color w:val="000000"/>
+          <w:outline w:val="0"/>
+          <w:shadow w:val="0"/>
+          <w:emboss w:val="0"/>
+          <w:imprint w:val="0"/>
         </w:rPr>
         <w:t>图4中的原始反算电阻R与校正后等效电阻均以同一热源温度为横轴。等效值由第四部分的一次校正温度T校代入标准关系得到，物理电阻并未因校正改变：</w:t>
       </w:r>
@@ -6839,8 +8631,13 @@
         <w:ind w:left="0" w:leftChars="200" w:firstLine="0" w:right="0"/>
         <w:jc w:val="center"/>
         <w:rPr>
-          <w:rFonts w:hint="eastAsia" w:ascii="宋体" w:hAnsi="宋体"/>
+          <w:rFonts w:ascii="Times New Roman" w:hAnsi="Times New Roman" w:cs="Times New Roman" w:eastAsia="宋体" w:hint="default"/>
           <w:sz w:val="24"/>
+          <w:color w:val="000000"/>
+          <w:outline w:val="0"/>
+          <w:shadow w:val="0"/>
+          <w:emboss w:val="0"/>
+          <w:imprint w:val="0"/>
         </w:rPr>
         <w:snapToGrid w:val="0"/>
       </w:pPr>
@@ -6852,8 +8649,13 @@
               <m:r>
                 <m:rPr/>
                 <w:rPr>
-                  <w:rFonts w:ascii="Cambria Math" w:hAnsi="Cambria Math"/>
+                  <w:rFonts w:ascii="Cambria Math" w:hAnsi="Cambria Math" w:cs="Cambria Math" w:eastAsia="宋体" w:hint="default"/>
                   <w:sz w:val="24"/>
+                  <w:color w:val="000000"/>
+                  <w:outline w:val="0"/>
+                  <w:shadow w:val="0"/>
+                  <w:emboss w:val="0"/>
+                  <w:imprint w:val="0"/>
                 </w:rPr>
                 <m:t>R</m:t>
               </m:r>
@@ -6862,8 +8664,13 @@
               <m:r>
                 <m:rPr/>
                 <w:rPr>
-                  <w:rFonts w:ascii="Cambria Math" w:hAnsi="Cambria Math"/>
+                  <w:rFonts w:ascii="Cambria Math" w:hAnsi="Cambria Math" w:cs="Cambria Math" w:eastAsia="宋体" w:hint="default"/>
                   <w:sz w:val="24"/>
+                  <w:color w:val="000000"/>
+                  <w:outline w:val="0"/>
+                  <w:shadow w:val="0"/>
+                  <w:emboss w:val="0"/>
+                  <w:imprint w:val="0"/>
                 </w:rPr>
                 <m:t>eq</m:t>
               </m:r>
@@ -6872,8 +8679,13 @@
           <m:r>
             <m:rPr/>
             <w:rPr>
-              <w:rFonts w:ascii="Cambria Math" w:hAnsi="Cambria Math"/>
+              <w:rFonts w:ascii="Cambria Math" w:hAnsi="Cambria Math" w:cs="Cambria Math" w:eastAsia="宋体" w:hint="default"/>
               <w:sz w:val="24"/>
+              <w:color w:val="000000"/>
+              <w:outline w:val="0"/>
+              <w:shadow w:val="0"/>
+              <w:emboss w:val="0"/>
+              <w:imprint w:val="0"/>
             </w:rPr>
             <m:t>= 100(1 + 3.9083×</m:t>
           </m:r>
@@ -6883,8 +8695,13 @@
               <m:r>
                 <m:rPr/>
                 <w:rPr>
-                  <w:rFonts w:ascii="Cambria Math" w:hAnsi="Cambria Math"/>
+                  <w:rFonts w:ascii="Cambria Math" w:hAnsi="Cambria Math" w:cs="Cambria Math" w:eastAsia="宋体" w:hint="default"/>
                   <w:sz w:val="24"/>
+                  <w:color w:val="000000"/>
+                  <w:outline w:val="0"/>
+                  <w:shadow w:val="0"/>
+                  <w:emboss w:val="0"/>
+                  <w:imprint w:val="0"/>
                 </w:rPr>
                 <m:t>10</m:t>
               </m:r>
@@ -6893,8 +8710,13 @@
               <m:r>
                 <m:rPr/>
                 <w:rPr>
-                  <w:rFonts w:ascii="Cambria Math" w:hAnsi="Cambria Math"/>
+                  <w:rFonts w:ascii="Cambria Math" w:hAnsi="Cambria Math" w:cs="Cambria Math" w:eastAsia="宋体" w:hint="default"/>
                   <w:sz w:val="24"/>
+                  <w:color w:val="000000"/>
+                  <w:outline w:val="0"/>
+                  <w:shadow w:val="0"/>
+                  <w:emboss w:val="0"/>
+                  <w:imprint w:val="0"/>
                 </w:rPr>
                 <m:t>−3</m:t>
               </m:r>
@@ -6906,8 +8728,13 @@
               <m:r>
                 <m:rPr/>
                 <w:rPr>
-                  <w:rFonts w:ascii="Cambria Math" w:hAnsi="Cambria Math"/>
+                  <w:rFonts w:ascii="Cambria Math" w:hAnsi="Cambria Math" w:cs="Cambria Math" w:eastAsia="宋体" w:hint="default"/>
                   <w:sz w:val="24"/>
+                  <w:color w:val="000000"/>
+                  <w:outline w:val="0"/>
+                  <w:shadow w:val="0"/>
+                  <w:emboss w:val="0"/>
+                  <w:imprint w:val="0"/>
                 </w:rPr>
                 <m:t>T</m:t>
               </m:r>
@@ -6916,8 +8743,13 @@
               <m:r>
                 <m:rPr/>
                 <w:rPr>
-                  <w:rFonts w:ascii="Cambria Math" w:hAnsi="Cambria Math"/>
+                  <w:rFonts w:ascii="Cambria Math" w:hAnsi="Cambria Math" w:cs="Cambria Math" w:eastAsia="宋体" w:hint="default"/>
                   <w:sz w:val="24"/>
+                  <w:color w:val="000000"/>
+                  <w:outline w:val="0"/>
+                  <w:shadow w:val="0"/>
+                  <w:emboss w:val="0"/>
+                  <w:imprint w:val="0"/>
                 </w:rPr>
                 <m:t>校</m:t>
               </m:r>
@@ -6926,8 +8758,13 @@
           <m:r>
             <m:rPr/>
             <w:rPr>
-              <w:rFonts w:ascii="Cambria Math" w:hAnsi="Cambria Math"/>
+              <w:rFonts w:ascii="Cambria Math" w:hAnsi="Cambria Math" w:cs="Cambria Math" w:eastAsia="宋体" w:hint="default"/>
               <w:sz w:val="24"/>
+              <w:color w:val="000000"/>
+              <w:outline w:val="0"/>
+              <w:shadow w:val="0"/>
+              <w:emboss w:val="0"/>
+              <w:imprint w:val="0"/>
             </w:rPr>
             <m:t>− 5.775×</m:t>
           </m:r>
@@ -6937,8 +8774,13 @@
               <m:r>
                 <m:rPr/>
                 <w:rPr>
-                  <w:rFonts w:ascii="Cambria Math" w:hAnsi="Cambria Math"/>
+                  <w:rFonts w:ascii="Cambria Math" w:hAnsi="Cambria Math" w:cs="Cambria Math" w:eastAsia="宋体" w:hint="default"/>
                   <w:sz w:val="24"/>
+                  <w:color w:val="000000"/>
+                  <w:outline w:val="0"/>
+                  <w:shadow w:val="0"/>
+                  <w:emboss w:val="0"/>
+                  <w:imprint w:val="0"/>
                 </w:rPr>
                 <m:t>10</m:t>
               </m:r>
@@ -6947,8 +8789,13 @@
               <m:r>
                 <m:rPr/>
                 <w:rPr>
-                  <w:rFonts w:ascii="Cambria Math" w:hAnsi="Cambria Math"/>
+                  <w:rFonts w:ascii="Cambria Math" w:hAnsi="Cambria Math" w:cs="Cambria Math" w:eastAsia="宋体" w:hint="default"/>
                   <w:sz w:val="24"/>
+                  <w:color w:val="000000"/>
+                  <w:outline w:val="0"/>
+                  <w:shadow w:val="0"/>
+                  <w:emboss w:val="0"/>
+                  <w:imprint w:val="0"/>
                 </w:rPr>
                 <m:t>−7</m:t>
               </m:r>
@@ -6963,8 +8810,13 @@
                   <m:r>
                     <m:rPr/>
                     <w:rPr>
-                      <w:rFonts w:ascii="Cambria Math" w:hAnsi="Cambria Math"/>
+                      <w:rFonts w:ascii="Cambria Math" w:hAnsi="Cambria Math" w:cs="Cambria Math" w:eastAsia="宋体" w:hint="default"/>
                       <w:sz w:val="24"/>
+                      <w:color w:val="000000"/>
+                      <w:outline w:val="0"/>
+                      <w:shadow w:val="0"/>
+                      <w:emboss w:val="0"/>
+                      <w:imprint w:val="0"/>
                     </w:rPr>
                     <m:t>T</m:t>
                   </m:r>
@@ -6973,8 +8825,13 @@
                   <m:r>
                     <m:rPr/>
                     <w:rPr>
-                      <w:rFonts w:ascii="Cambria Math" w:hAnsi="Cambria Math"/>
+                      <w:rFonts w:ascii="Cambria Math" w:hAnsi="Cambria Math" w:cs="Cambria Math" w:eastAsia="宋体" w:hint="default"/>
                       <w:sz w:val="24"/>
+                      <w:color w:val="000000"/>
+                      <w:outline w:val="0"/>
+                      <w:shadow w:val="0"/>
+                      <w:emboss w:val="0"/>
+                      <w:imprint w:val="0"/>
                     </w:rPr>
                     <m:t>校</m:t>
                   </m:r>
@@ -6985,8 +8842,13 @@
               <m:r>
                 <m:rPr/>
                 <w:rPr>
-                  <w:rFonts w:ascii="Cambria Math" w:hAnsi="Cambria Math"/>
+                  <w:rFonts w:ascii="Cambria Math" w:hAnsi="Cambria Math" w:cs="Cambria Math" w:eastAsia="宋体" w:hint="default"/>
                   <w:sz w:val="24"/>
+                  <w:color w:val="000000"/>
+                  <w:outline w:val="0"/>
+                  <w:shadow w:val="0"/>
+                  <w:emboss w:val="0"/>
+                  <w:imprint w:val="0"/>
                 </w:rPr>
                 <m:t>2</m:t>
               </m:r>
@@ -6995,8 +8857,13 @@
           <m:r>
             <m:rPr/>
             <w:rPr>
-              <w:rFonts w:ascii="Cambria Math" w:hAnsi="Cambria Math"/>
+              <w:rFonts w:ascii="Cambria Math" w:hAnsi="Cambria Math" w:cs="Cambria Math" w:eastAsia="宋体" w:hint="default"/>
               <w:sz w:val="24"/>
+              <w:color w:val="000000"/>
+              <w:outline w:val="0"/>
+              <w:shadow w:val="0"/>
+              <w:emboss w:val="0"/>
+              <w:imprint w:val="0"/>
             </w:rPr>
             <m:t>)</m:t>
           </m:r>
@@ -7015,9 +8882,14 @@
       </w:pPr>
       <w:r>
         <w:rPr>
-          <w:rFonts w:ascii="Noto Serif CJK SC" w:hAnsi="Noto Serif CJK SC" w:eastAsia="Noto Serif CJK SC" w:hint="eastAsia"/>
+          <w:rFonts w:ascii="Times New Roman" w:hAnsi="Times New Roman" w:cs="Times New Roman" w:eastAsia="宋体" w:hint="default"/>
           <w:b w:val="0"/>
           <w:sz w:val="24"/>
+          <w:color w:val="000000"/>
+          <w:outline w:val="0"/>
+          <w:shadow w:val="0"/>
+          <w:emboss w:val="0"/>
+          <w:imprint w:val="0"/>
         </w:rPr>
         <w:t>等效电阻以Ω计，T校以℃计。分别以各自最小二乘直线为基准，校正前最大残差0.065347 Ω、跨度19.179133 Ω，δLF=0.341%FS；校正后等效值最大残差0.062967 Ω、跨度19.223796 Ω，δLF=0.328%FS。两者最大偏差均位于30℃点。一次校正主要减小温度正偏，非线性指标只略有变化；温度回代与留一预测统计见表2及其后说明。</w:t>
       </w:r>
@@ -7079,9 +8951,14 @@
       </w:pPr>
       <w:r>
         <w:rPr>
-          <w:rFonts w:ascii="Noto Serif CJK SC" w:hAnsi="Noto Serif CJK SC" w:eastAsia="Noto Serif CJK SC" w:hint="eastAsia"/>
+          <w:rFonts w:ascii="Times New Roman" w:hAnsi="Times New Roman" w:cs="Times New Roman" w:eastAsia="宋体" w:hint="default"/>
           <w:b w:val="0"/>
           <w:sz w:val="22"/>
+          <w:color w:val="000000"/>
+          <w:outline w:val="0"/>
+          <w:shadow w:val="0"/>
+          <w:emboss w:val="0"/>
+          <w:imprint w:val="0"/>
         </w:rPr>
         <w:t>图4　铂电阻校正前后等效Ω-T曲线与各自直线残差</w:t>
       </w:r>
@@ -7098,9 +8975,14 @@
       </w:pPr>
       <w:r>
         <w:rPr>
-          <w:rFonts w:ascii="Noto Serif CJK SC" w:hAnsi="Noto Serif CJK SC" w:eastAsia="Noto Serif CJK SC" w:hint="eastAsia"/>
+          <w:rFonts w:ascii="Times New Roman" w:hAnsi="Times New Roman" w:cs="Times New Roman" w:eastAsia="宋体" w:hint="default"/>
           <w:b w:val="0"/>
           <w:sz w:val="24"/>
+          <w:color w:val="000000"/>
+          <w:outline w:val="0"/>
+          <w:shadow w:val="0"/>
+          <w:emboss w:val="0"/>
+          <w:imprint w:val="0"/>
         </w:rPr>
         <w:t>除标定外，可匹配三根引线或改用四线制，采用精密低温漂桥臂和放大电阻，校准零点、激励与增益，使用比率式采集，减小或间歇施加激励以控制自热，并改善探头热接触。查分度表或标准函数可处理固有曲率；滤波主要改善噪声。</w:t>
       </w:r>
@@ -7117,9 +8999,14 @@
       </w:pPr>
       <w:r>
         <w:rPr>
-          <w:rFonts w:ascii="Noto Sans CJK SC" w:hAnsi="Noto Sans CJK SC" w:eastAsia="Noto Sans CJK SC" w:hint="eastAsia"/>
+          <w:rFonts w:ascii="Times New Roman" w:hAnsi="Times New Roman" w:cs="Times New Roman" w:eastAsia="黑体" w:hint="default"/>
           <w:b/>
           <w:sz w:val="24"/>
+          <w:color w:val="000000"/>
+          <w:outline w:val="0"/>
+          <w:shadow w:val="0"/>
+          <w:emboss w:val="0"/>
+          <w:imprint w:val="0"/>
         </w:rPr>
         <w:t>三.5题　PT100与PT1000的区别</w:t>
       </w:r>
@@ -7136,9 +9023,14 @@
       </w:pPr>
       <w:r>
         <w:rPr>
-          <w:rFonts w:ascii="Noto Serif CJK SC" w:hAnsi="Noto Serif CJK SC" w:eastAsia="Noto Serif CJK SC" w:hint="eastAsia"/>
+          <w:rFonts w:ascii="Times New Roman" w:hAnsi="Times New Roman" w:cs="Times New Roman" w:eastAsia="宋体" w:hint="default"/>
           <w:b w:val="0"/>
           <w:sz w:val="24"/>
+          <w:color w:val="000000"/>
+          <w:outline w:val="0"/>
+          <w:shadow w:val="0"/>
+          <w:emboss w:val="0"/>
+          <w:imprint w:val="0"/>
         </w:rPr>
         <w:t>二者0℃标称电阻分别为100 Ω、1000 Ω，同一分度标准下归一化温度系数相同；常用温区电阻变化率约为0.385 Ω/℃、3.85 Ω/℃。相同绝对引线电阻造成的PT1000温差约为PT100的1/10。相同电流下，PT1000信号电压变化约大10倍，自热功率也约大10倍，通常需降低激励电流。准确度由等级、封装和测量电路共同决定；更换为PT1000时须调整桥臂、激励及换算参数。</w:t>
       </w:r>
@@ -7155,9 +9047,14 @@
       </w:pPr>
       <w:r>
         <w:rPr>
-          <w:rFonts w:ascii="Noto Sans CJK SC" w:hAnsi="Noto Sans CJK SC" w:eastAsia="Noto Sans CJK SC" w:hint="eastAsia"/>
+          <w:rFonts w:ascii="Times New Roman" w:hAnsi="Times New Roman" w:cs="Times New Roman" w:eastAsia="黑体" w:hint="default"/>
           <w:b/>
           <w:sz w:val="24"/>
+          <w:color w:val="000000"/>
+          <w:outline w:val="0"/>
+          <w:shadow w:val="0"/>
+          <w:emboss w:val="0"/>
+          <w:imprint w:val="0"/>
         </w:rPr>
         <w:t>（五）资料来源</w:t>
       </w:r>
@@ -7174,9 +9071,14 @@
       </w:pPr>
       <w:r>
         <w:rPr>
-          <w:rFonts w:ascii="Noto Serif CJK SC" w:hAnsi="Noto Serif CJK SC" w:eastAsia="Noto Serif CJK SC" w:hint="eastAsia"/>
+          <w:rFonts w:ascii="Times New Roman" w:hAnsi="Times New Roman" w:cs="Times New Roman" w:eastAsia="宋体" w:hint="default"/>
           <w:b w:val="0"/>
           <w:sz w:val="21"/>
+          <w:color w:val="000000"/>
+          <w:outline w:val="0"/>
+          <w:shadow w:val="0"/>
+          <w:emboss w:val="0"/>
+          <w:imprint w:val="0"/>
         </w:rPr>
         <w:t>[1]《传感器实验指导书(V8) -中南-261011 -铂电阻-热电偶-压力-学生.docx》对应实验章节及附件。</w:t>
       </w:r>
@@ -7193,9 +9095,14 @@
       </w:pPr>
       <w:r>
         <w:rPr>
-          <w:rFonts w:ascii="Noto Serif CJK SC" w:hAnsi="Noto Serif CJK SC" w:eastAsia="Noto Serif CJK SC" w:hint="eastAsia"/>
+          <w:rFonts w:ascii="Times New Roman" w:hAnsi="Times New Roman" w:cs="Times New Roman" w:eastAsia="宋体" w:hint="default"/>
           <w:b w:val="0"/>
           <w:sz w:val="21"/>
+          <w:color w:val="000000"/>
+          <w:outline w:val="0"/>
+          <w:shadow w:val="0"/>
+          <w:emboss w:val="0"/>
+          <w:imprint w:val="0"/>
         </w:rPr>
         <w:t>[2]《实验数据.xlsx》，Sheet1；《实验报告格式.docx》；《第一次实验报告_排版优化版.docx》。</w:t>
       </w:r>
@@ -7205,7 +9112,13 @@
         <w:keepLines w:val="0"/>
         <w:spacing w:after="0" w:before="0" w:line="20" w:lineRule="exact"/>
         <w:rPr>
+          <w:rFonts w:ascii="Times New Roman" w:hAnsi="Times New Roman" w:cs="Times New Roman" w:eastAsia="宋体" w:hint="default"/>
           <w:i/>
+          <w:color w:val="000000"/>
+          <w:outline w:val="0"/>
+          <w:shadow w:val="0"/>
+          <w:emboss w:val="0"/>
+          <w:imprint w:val="0"/>
         </w:rPr>
       </w:pPr>
     </w:p>
@@ -7244,36 +9157,72 @@
       <w:pStyle w:val="4"/>
       <w:framePr w:wrap="around" w:vAnchor="text" w:hAnchor="margin" w:xAlign="center" w:y="1"/>
       <w:rPr>
+        <w:rFonts w:ascii="Times New Roman" w:hAnsi="Times New Roman" w:cs="Times New Roman" w:eastAsia="宋体" w:hint="default"/>
         <w:rStyle w:val="7"/>
+        <w:color w:val="000000"/>
+        <w:outline w:val="0"/>
+        <w:shadow w:val="0"/>
+        <w:emboss w:val="0"/>
+        <w:imprint w:val="0"/>
       </w:rPr>
     </w:pPr>
     <w:r>
       <w:rPr>
+        <w:rFonts w:ascii="Times New Roman" w:hAnsi="Times New Roman" w:cs="Times New Roman" w:eastAsia="宋体" w:hint="default"/>
         <w:rStyle w:val="7"/>
+        <w:color w:val="000000"/>
+        <w:outline w:val="0"/>
+        <w:shadow w:val="0"/>
+        <w:emboss w:val="0"/>
+        <w:imprint w:val="0"/>
       </w:rPr>
       <w:fldChar w:fldCharType="begin"/>
     </w:r>
     <w:r>
       <w:rPr>
+        <w:rFonts w:ascii="Times New Roman" w:hAnsi="Times New Roman" w:cs="Times New Roman" w:eastAsia="宋体" w:hint="default"/>
         <w:rStyle w:val="7"/>
+        <w:color w:val="000000"/>
+        <w:outline w:val="0"/>
+        <w:shadow w:val="0"/>
+        <w:emboss w:val="0"/>
+        <w:imprint w:val="0"/>
       </w:rPr>
       <w:instrText xml:space="preserve">PAGE  </w:instrText>
     </w:r>
     <w:r>
       <w:rPr>
+        <w:rFonts w:ascii="Times New Roman" w:hAnsi="Times New Roman" w:cs="Times New Roman" w:eastAsia="宋体" w:hint="default"/>
         <w:rStyle w:val="7"/>
+        <w:color w:val="000000"/>
+        <w:outline w:val="0"/>
+        <w:shadow w:val="0"/>
+        <w:emboss w:val="0"/>
+        <w:imprint w:val="0"/>
       </w:rPr>
       <w:fldChar w:fldCharType="separate"/>
     </w:r>
     <w:r>
       <w:rPr>
+        <w:rFonts w:ascii="Times New Roman" w:hAnsi="Times New Roman" w:cs="Times New Roman" w:eastAsia="宋体" w:hint="default"/>
         <w:rStyle w:val="7"/>
+        <w:color w:val="000000"/>
+        <w:outline w:val="0"/>
+        <w:shadow w:val="0"/>
+        <w:emboss w:val="0"/>
+        <w:imprint w:val="0"/>
       </w:rPr>
       <w:t>1</w:t>
     </w:r>
     <w:r>
       <w:rPr>
+        <w:rFonts w:ascii="Times New Roman" w:hAnsi="Times New Roman" w:cs="Times New Roman" w:eastAsia="宋体" w:hint="default"/>
         <w:rStyle w:val="7"/>
+        <w:color w:val="000000"/>
+        <w:outline w:val="0"/>
+        <w:shadow w:val="0"/>
+        <w:emboss w:val="0"/>
+        <w:imprint w:val="0"/>
       </w:rPr>
       <w:fldChar w:fldCharType="end"/>
     </w:r>
@@ -7293,36 +9242,72 @@
       <w:pStyle w:val="4"/>
       <w:framePr w:wrap="around" w:vAnchor="text" w:hAnchor="margin" w:xAlign="center" w:y="1"/>
       <w:rPr>
+        <w:rFonts w:ascii="Times New Roman" w:hAnsi="Times New Roman" w:cs="Times New Roman" w:eastAsia="宋体" w:hint="default"/>
         <w:rStyle w:val="7"/>
+        <w:color w:val="000000"/>
+        <w:outline w:val="0"/>
+        <w:shadow w:val="0"/>
+        <w:emboss w:val="0"/>
+        <w:imprint w:val="0"/>
       </w:rPr>
     </w:pPr>
     <w:r>
       <w:rPr>
+        <w:rFonts w:ascii="Times New Roman" w:hAnsi="Times New Roman" w:cs="Times New Roman" w:eastAsia="宋体" w:hint="default"/>
         <w:rStyle w:val="7"/>
+        <w:color w:val="000000"/>
+        <w:outline w:val="0"/>
+        <w:shadow w:val="0"/>
+        <w:emboss w:val="0"/>
+        <w:imprint w:val="0"/>
       </w:rPr>
       <w:fldChar w:fldCharType="begin"/>
     </w:r>
     <w:r>
       <w:rPr>
+        <w:rFonts w:ascii="Times New Roman" w:hAnsi="Times New Roman" w:cs="Times New Roman" w:eastAsia="宋体" w:hint="default"/>
         <w:rStyle w:val="7"/>
+        <w:color w:val="000000"/>
+        <w:outline w:val="0"/>
+        <w:shadow w:val="0"/>
+        <w:emboss w:val="0"/>
+        <w:imprint w:val="0"/>
       </w:rPr>
       <w:instrText xml:space="preserve">PAGE  </w:instrText>
     </w:r>
     <w:r>
       <w:rPr>
+        <w:rFonts w:ascii="Times New Roman" w:hAnsi="Times New Roman" w:cs="Times New Roman" w:eastAsia="宋体" w:hint="default"/>
         <w:rStyle w:val="7"/>
+        <w:color w:val="000000"/>
+        <w:outline w:val="0"/>
+        <w:shadow w:val="0"/>
+        <w:emboss w:val="0"/>
+        <w:imprint w:val="0"/>
       </w:rPr>
       <w:fldChar w:fldCharType="separate"/>
     </w:r>
     <w:r>
       <w:rPr>
+        <w:rFonts w:ascii="Times New Roman" w:hAnsi="Times New Roman" w:cs="Times New Roman" w:eastAsia="宋体" w:hint="default"/>
         <w:rStyle w:val="7"/>
+        <w:color w:val="000000"/>
+        <w:outline w:val="0"/>
+        <w:shadow w:val="0"/>
+        <w:emboss w:val="0"/>
+        <w:imprint w:val="0"/>
       </w:rPr>
       <w:t>2</w:t>
     </w:r>
     <w:r>
       <w:rPr>
+        <w:rFonts w:ascii="Times New Roman" w:hAnsi="Times New Roman" w:cs="Times New Roman" w:eastAsia="宋体" w:hint="default"/>
         <w:rStyle w:val="7"/>
+        <w:color w:val="000000"/>
+        <w:outline w:val="0"/>
+        <w:shadow w:val="0"/>
+        <w:emboss w:val="0"/>
+        <w:imprint w:val="0"/>
       </w:rPr>
       <w:fldChar w:fldCharType="end"/>
     </w:r>
@@ -7348,7 +9333,12 @@
     </w:pPr>
     <w:r>
       <w:rPr>
-        <w:rFonts w:hint="eastAsia"/>
+        <w:rFonts w:ascii="Times New Roman" w:hAnsi="Times New Roman" w:cs="Times New Roman" w:eastAsia="宋体" w:hint="default"/>
+        <w:color w:val="000000"/>
+        <w:outline w:val="0"/>
+        <w:shadow w:val="0"/>
+        <w:emboss w:val="0"/>
+        <w:imprint w:val="0"/>
       </w:rPr>
       <w:t>装          订          线</w:t>
     </w:r>
@@ -7370,7 +9360,12 @@
     </w:pPr>
     <w:r>
       <w:rPr>
-        <w:rFonts w:hint="eastAsia"/>
+        <w:rFonts w:ascii="Times New Roman" w:hAnsi="Times New Roman" w:cs="Times New Roman" w:eastAsia="宋体" w:hint="default"/>
+        <w:color w:val="000000"/>
+        <w:outline w:val="0"/>
+        <w:shadow w:val="0"/>
+        <w:emboss w:val="0"/>
+        <w:imprint w:val="0"/>
       </w:rPr>
       <w:t>装          订          线</w:t>
     </w:r>
@@ -7392,7 +9387,12 @@
     </w:pPr>
     <w:r>
       <w:rPr>
-        <w:rFonts w:hint="eastAsia"/>
+        <w:rFonts w:ascii="Times New Roman" w:hAnsi="Times New Roman" w:cs="Times New Roman" w:eastAsia="宋体" w:hint="default"/>
+        <w:color w:val="000000"/>
+        <w:outline w:val="0"/>
+        <w:shadow w:val="0"/>
+        <w:emboss w:val="0"/>
+        <w:imprint w:val="0"/>
       </w:rPr>
       <w:t>装          订          线</w:t>
     </w:r>
@@ -7406,7 +9406,12 @@
   <w:docDefaults>
     <w:rPrDefault>
       <w:rPr>
-        <w:rFonts w:asciiTheme="minorHAnsi" w:hAnsiTheme="minorHAnsi" w:eastAsiaTheme="minorEastAsia" w:cstheme="minorBidi"/>
+        <w:rFonts w:ascii="Times New Roman" w:hAnsi="Times New Roman" w:cs="Times New Roman" w:eastAsia="宋体" w:hint="default"/>
+        <w:color w:val="000000"/>
+        <w:outline w:val="0"/>
+        <w:shadow w:val="0"/>
+        <w:emboss w:val="0"/>
+        <w:imprint w:val="0"/>
       </w:rPr>
     </w:rPrDefault>
     <w:pPrDefault/>
@@ -7670,11 +9675,16 @@
       <w:jc w:val="both"/>
     </w:pPr>
     <w:rPr>
-      <w:rFonts w:ascii="Times New Roman" w:hAnsi="Times New Roman" w:eastAsia="宋体" w:cs="Times New Roman"/>
+      <w:rFonts w:ascii="Times New Roman" w:hAnsi="Times New Roman" w:cs="Times New Roman" w:eastAsia="宋体" w:hint="default"/>
       <w:kern w:val="2"/>
       <w:sz w:val="21"/>
       <w:szCs w:val="24"/>
       <w:lang w:val="en-US" w:eastAsia="zh-CN" w:bidi="ar-SA"/>
+      <w:color w:val="000000"/>
+      <w:outline w:val="0"/>
+      <w:shadow w:val="0"/>
+      <w:emboss w:val="0"/>
+      <w:imprint w:val="0"/>
     </w:rPr>
   </w:style>
   <w:style w:type="character" w:default="1" w:styleId="6">
@@ -7706,10 +9716,15 @@
       <w:jc w:val="center"/>
     </w:pPr>
     <w:rPr>
-      <w:rFonts w:ascii="黑体" w:eastAsia="黑体"/>
+      <w:rFonts w:ascii="Times New Roman" w:hAnsi="Times New Roman" w:cs="Times New Roman" w:eastAsia="黑体" w:hint="default"/>
       <w:b/>
       <w:sz w:val="44"/>
       <w:szCs w:val="36"/>
+      <w:color w:val="000000"/>
+      <w:outline w:val="0"/>
+      <w:shadow w:val="0"/>
+      <w:emboss w:val="0"/>
+      <w:imprint w:val="0"/>
     </w:rPr>
   </w:style>
   <w:style w:type="paragraph" w:styleId="3">
@@ -7720,8 +9735,14 @@
     <w:unhideWhenUsed/>
     <w:uiPriority w:val="99"/>
     <w:rPr>
+      <w:rFonts w:ascii="Times New Roman" w:hAnsi="Times New Roman" w:cs="Times New Roman" w:eastAsia="宋体" w:hint="default"/>
       <w:sz w:val="18"/>
       <w:szCs w:val="18"/>
+      <w:color w:val="000000"/>
+      <w:outline w:val="0"/>
+      <w:shadow w:val="0"/>
+      <w:emboss w:val="0"/>
+      <w:imprint w:val="0"/>
     </w:rPr>
   </w:style>
   <w:style w:type="paragraph" w:styleId="4">
@@ -7738,8 +9759,14 @@
       <w:jc w:val="left"/>
     </w:pPr>
     <w:rPr>
+      <w:rFonts w:ascii="Times New Roman" w:hAnsi="Times New Roman" w:cs="Times New Roman" w:eastAsia="宋体" w:hint="default"/>
       <w:sz w:val="18"/>
       <w:szCs w:val="18"/>
+      <w:color w:val="000000"/>
+      <w:outline w:val="0"/>
+      <w:shadow w:val="0"/>
+      <w:emboss w:val="0"/>
+      <w:imprint w:val="0"/>
     </w:rPr>
   </w:style>
   <w:style w:type="character" w:styleId="7">
@@ -7754,10 +9781,15 @@
     <w:link w:val="2"/>
     <w:uiPriority w:val="0"/>
     <w:rPr>
-      <w:rFonts w:ascii="黑体" w:hAnsi="Times New Roman" w:eastAsia="黑体" w:cs="Times New Roman"/>
+      <w:rFonts w:ascii="Times New Roman" w:hAnsi="Times New Roman" w:cs="Times New Roman" w:eastAsia="黑体" w:hint="default"/>
       <w:b/>
       <w:sz w:val="44"/>
       <w:szCs w:val="36"/>
+      <w:color w:val="000000"/>
+      <w:outline w:val="0"/>
+      <w:shadow w:val="0"/>
+      <w:emboss w:val="0"/>
+      <w:imprint w:val="0"/>
     </w:rPr>
   </w:style>
   <w:style w:type="character" w:customStyle="1" w:styleId="9">
@@ -7766,9 +9798,14 @@
     <w:link w:val="4"/>
     <w:uiPriority w:val="0"/>
     <w:rPr>
-      <w:rFonts w:ascii="Times New Roman" w:hAnsi="Times New Roman" w:eastAsia="宋体" w:cs="Times New Roman"/>
+      <w:rFonts w:ascii="Times New Roman" w:hAnsi="Times New Roman" w:cs="Times New Roman" w:eastAsia="宋体" w:hint="default"/>
       <w:sz w:val="18"/>
       <w:szCs w:val="18"/>
+      <w:color w:val="000000"/>
+      <w:outline w:val="0"/>
+      <w:shadow w:val="0"/>
+      <w:emboss w:val="0"/>
+      <w:imprint w:val="0"/>
     </w:rPr>
   </w:style>
   <w:style w:type="character" w:customStyle="1" w:styleId="10">
@@ -7778,9 +9815,14 @@
     <w:semiHidden/>
     <w:uiPriority w:val="99"/>
     <w:rPr>
-      <w:rFonts w:ascii="Times New Roman" w:hAnsi="Times New Roman" w:eastAsia="宋体" w:cs="Times New Roman"/>
+      <w:rFonts w:ascii="Times New Roman" w:hAnsi="Times New Roman" w:cs="Times New Roman" w:eastAsia="宋体" w:hint="default"/>
       <w:sz w:val="18"/>
       <w:szCs w:val="18"/>
+      <w:color w:val="000000"/>
+      <w:outline w:val="0"/>
+      <w:shadow w:val="0"/>
+      <w:emboss w:val="0"/>
+      <w:imprint w:val="0"/>
     </w:rPr>
   </w:style>
 </w:styles>
@@ -7827,74 +9869,74 @@
         <a:srgbClr val="800080"/>
       </a:folHlink>
     </a:clrScheme>
-    <a:fontScheme name="Office">
+    <a:fontScheme name="Standard Office Fonts">
       <a:majorFont>
-        <a:latin typeface="Cambria"/>
-        <a:ea typeface=""/>
-        <a:cs typeface=""/>
-        <a:font script="Jpan" typeface="ＭＳ ゴシック"/>
-        <a:font script="Hang" typeface="맑은 고딕"/>
+        <a:latin typeface="Times New Roman"/>
+        <a:ea typeface="宋体"/>
+        <a:cs typeface="Times New Roman"/>
+        <a:font script="Jpan" typeface="宋体"/>
+        <a:font script="Hang" typeface="宋体"/>
         <a:font script="Hans" typeface="宋体"/>
-        <a:font script="Hant" typeface="新細明體"/>
+        <a:font script="Hant" typeface="宋体"/>
         <a:font script="Arab" typeface="Times New Roman"/>
         <a:font script="Hebr" typeface="Times New Roman"/>
-        <a:font script="Thai" typeface="Angsana New"/>
-        <a:font script="Ethi" typeface="Nyala"/>
-        <a:font script="Beng" typeface="Vrinda"/>
-        <a:font script="Gujr" typeface="Shruti"/>
-        <a:font script="Khmr" typeface="MoolBoran"/>
-        <a:font script="Knda" typeface="Tunga"/>
-        <a:font script="Guru" typeface="Raavi"/>
-        <a:font script="Cans" typeface="Euphemia"/>
-        <a:font script="Cher" typeface="Plantagenet Cherokee"/>
-        <a:font script="Yiii" typeface="Microsoft Yi Baiti"/>
-        <a:font script="Tibt" typeface="Microsoft Himalaya"/>
-        <a:font script="Thaa" typeface="MV Boli"/>
-        <a:font script="Deva" typeface="Mangal"/>
-        <a:font script="Telu" typeface="Gautami"/>
-        <a:font script="Taml" typeface="Latha"/>
-        <a:font script="Syrc" typeface="Estrangelo Edessa"/>
-        <a:font script="Orya" typeface="Kalinga"/>
-        <a:font script="Mlym" typeface="Kartika"/>
-        <a:font script="Laoo" typeface="DokChampa"/>
-        <a:font script="Sinh" typeface="Iskoola Pota"/>
-        <a:font script="Mong" typeface="Mongolian Baiti"/>
+        <a:font script="Thai" typeface="Times New Roman"/>
+        <a:font script="Ethi" typeface="Times New Roman"/>
+        <a:font script="Beng" typeface="Times New Roman"/>
+        <a:font script="Gujr" typeface="Times New Roman"/>
+        <a:font script="Khmr" typeface="Times New Roman"/>
+        <a:font script="Knda" typeface="Times New Roman"/>
+        <a:font script="Guru" typeface="Times New Roman"/>
+        <a:font script="Cans" typeface="Times New Roman"/>
+        <a:font script="Cher" typeface="Times New Roman"/>
+        <a:font script="Yiii" typeface="Times New Roman"/>
+        <a:font script="Tibt" typeface="Times New Roman"/>
+        <a:font script="Thaa" typeface="Times New Roman"/>
+        <a:font script="Deva" typeface="Times New Roman"/>
+        <a:font script="Telu" typeface="Times New Roman"/>
+        <a:font script="Taml" typeface="Times New Roman"/>
+        <a:font script="Syrc" typeface="Times New Roman"/>
+        <a:font script="Orya" typeface="Times New Roman"/>
+        <a:font script="Mlym" typeface="Times New Roman"/>
+        <a:font script="Laoo" typeface="Times New Roman"/>
+        <a:font script="Sinh" typeface="Times New Roman"/>
+        <a:font script="Mong" typeface="Times New Roman"/>
         <a:font script="Viet" typeface="Times New Roman"/>
-        <a:font script="Uigh" typeface="Microsoft Uighur"/>
+        <a:font script="Uigh" typeface="Times New Roman"/>
       </a:majorFont>
       <a:minorFont>
-        <a:latin typeface="Calibri"/>
-        <a:ea typeface=""/>
-        <a:cs typeface=""/>
-        <a:font script="Jpan" typeface="ＭＳ 明朝"/>
-        <a:font script="Hang" typeface="맑은 고딕"/>
+        <a:latin typeface="Times New Roman"/>
+        <a:ea typeface="宋体"/>
+        <a:cs typeface="Times New Roman"/>
+        <a:font script="Jpan" typeface="宋体"/>
+        <a:font script="Hang" typeface="宋体"/>
         <a:font script="Hans" typeface="宋体"/>
-        <a:font script="Hant" typeface="新細明體"/>
-        <a:font script="Arab" typeface="Arial"/>
-        <a:font script="Hebr" typeface="Arial"/>
-        <a:font script="Thai" typeface="Cordia New"/>
-        <a:font script="Ethi" typeface="Nyala"/>
-        <a:font script="Beng" typeface="Vrinda"/>
-        <a:font script="Gujr" typeface="Shruti"/>
-        <a:font script="Khmr" typeface="DaunPenh"/>
-        <a:font script="Knda" typeface="Tunga"/>
-        <a:font script="Guru" typeface="Raavi"/>
-        <a:font script="Cans" typeface="Euphemia"/>
-        <a:font script="Cher" typeface="Plantagenet Cherokee"/>
-        <a:font script="Yiii" typeface="Microsoft Yi Baiti"/>
-        <a:font script="Tibt" typeface="Microsoft Himalaya"/>
-        <a:font script="Thaa" typeface="MV Boli"/>
-        <a:font script="Deva" typeface="Mangal"/>
-        <a:font script="Telu" typeface="Gautami"/>
-        <a:font script="Taml" typeface="Latha"/>
-        <a:font script="Syrc" typeface="Estrangelo Edessa"/>
-        <a:font script="Orya" typeface="Kalinga"/>
-        <a:font script="Mlym" typeface="Kartika"/>
-        <a:font script="Laoo" typeface="DokChampa"/>
-        <a:font script="Sinh" typeface="Iskoola Pota"/>
-        <a:font script="Mong" typeface="Mongolian Baiti"/>
-        <a:font script="Viet" typeface="Arial"/>
-        <a:font script="Uigh" typeface="Microsoft Uighur"/>
+        <a:font script="Hant" typeface="宋体"/>
+        <a:font script="Arab" typeface="Times New Roman"/>
+        <a:font script="Hebr" typeface="Times New Roman"/>
+        <a:font script="Thai" typeface="Times New Roman"/>
+        <a:font script="Ethi" typeface="Times New Roman"/>
+        <a:font script="Beng" typeface="Times New Roman"/>
+        <a:font script="Gujr" typeface="Times New Roman"/>
+        <a:font script="Khmr" typeface="Times New Roman"/>
+        <a:font script="Knda" typeface="Times New Roman"/>
+        <a:font script="Guru" typeface="Times New Roman"/>
+        <a:font script="Cans" typeface="Times New Roman"/>
+        <a:font script="Cher" typeface="Times New Roman"/>
+        <a:font script="Yiii" typeface="Times New Roman"/>
+        <a:font script="Tibt" typeface="Times New Roman"/>
+        <a:font script="Thaa" typeface="Times New Roman"/>
+        <a:font script="Deva" typeface="Times New Roman"/>
+        <a:font script="Telu" typeface="Times New Roman"/>
+        <a:font script="Taml" typeface="Times New Roman"/>
+        <a:font script="Syrc" typeface="Times New Roman"/>
+        <a:font script="Orya" typeface="Times New Roman"/>
+        <a:font script="Mlym" typeface="Times New Roman"/>
+        <a:font script="Laoo" typeface="Times New Roman"/>
+        <a:font script="Sinh" typeface="Times New Roman"/>
+        <a:font script="Mong" typeface="Times New Roman"/>
+        <a:font script="Viet" typeface="Times New Roman"/>
+        <a:font script="Uigh" typeface="Times New Roman"/>
       </a:minorFont>
     </a:fontScheme>
     <a:fmtScheme name="Office">
